--- a/fra/docx/51.content.docx
+++ b/fra/docx/51.content.docx
@@ -11,6 +11,15 @@
         <w:pStyle w:val="Heading2"/>
       </w:pPr>
       <w:r>
+        <w:t>Resource: Notes d'étude (Tyndale)</w:t>
+      </w:r>
+      <w:r/>
+    </w:p>
+    <w:p>
+      <w:pPr>
+        <w:pStyle w:val="Heading2"/>
+      </w:pPr>
+      <w:r>
         <w:t>License Information</w:t>
       </w:r>
       <w:r/>
@@ -21,7 +30,7 @@
         <w:rPr>
           <w:b/>
         </w:rPr>
-        <w:t>Study Notes (Tyndale)</w:t>
+        <w:t>Notes d'étude (Tyndale)</w:t>
       </w:r>
       <w:r>
         <w:t xml:space="preserve"> (French) is based on</w:t>
@@ -74,7 +83,7 @@
         <w:pStyle w:val="Heading1"/>
       </w:pPr>
       <w:r>
-        <w:t>Study Notes (Tyndale)</w:t>
+        <w:t>Notes d'étude (Tyndale)</w:t>
       </w:r>
     </w:p>
     <w:p>
@@ -83,6 +92,51 @@
           <w:headerReference w:type="even" r:id="rId8"/>
           <w:headerReference w:type="default" r:id="rId9"/>
           <w:footerReference w:type="default" r:id="rId10"/>
+          <w:footnotePr>
+            <w:numRestart w:val="eachSect"/>
+          </w:footnotePr>
+          <w:type w:val="continuous"/>
+          <w:pgSz w:w="12240" w:h="15840" w:code="1"/>
+          <w:pgMar w:top="1440" w:right="1440" w:bottom="1440" w:left="1440" w:header="504" w:footer="504" w:gutter="0"/>
+          <w:cols w:space="708"/>
+          <w:titlePg/>
+          <w:docGrid w:linePitch="360"/>
+        </w:sectPr>
+      </w:pPr>
+    </w:p>
+    <w:p>
+      <w:r/>
+    </w:p>
+    <w:p>
+      <w:pPr>
+        <w:pStyle w:val="Heading2"/>
+      </w:pPr>
+      <w:r>
+        <w:t>COL</w:t>
+      </w:r>
+      <w:r/>
+    </w:p>
+    <w:p>
+      <w:r/>
+      <w:r>
+        <w:rPr>
+          <w:i/>
+        </w:rPr>
+        <w:t>Colossiens 1.1, Colossiens 1.2, Colossiens 1.3–14, Colossiens 1.4, Colossiens 1.5, Colossiens 1.6, Colossiens 1.7, Colossiens 1.9–10, Colossiens 1.12–13, Colossiens 1.15, Colossiens 1.15–20, Colossiens 1.16, Colossiens 1.18, Colossiens 1.19, Colossiens 1.20, Colossiens 1.21, Colossiens 1.21–23, Colossiens 1.22, Colossiens 1.23, Colossiens 1.24, Colossiens 1.24–2.5, Colossiens 1.26, Colossiens 2.1–5, Colossiens 2.2, Colossiens 2.3, Colossiens 2.6–15, Colossiens 2.8, Colossiens 2.11, Colossiens 2.12, Colossiens 2.14, Colossiens 2.15, Colossiens 2.16, Colossiens 2.16–23, Colossiens 2.17, Colossiens 2.18, Colossiens 2.20, Colossiens 2.23, Colossiens 3.1, Colossiens 3.1–11, Colossiens 3.3–4, Colossiens 3.5, Colossiens 3.6, Colossiens 3.8, Colossiens 3.9–10, Colossiens 3.11, Colossiens 3.12–17, Colossiens 3.15, Colossiens 3.16, Colossiens 3.17, Colossiens 3.18, Colossiens 3.18–4.1, Colossiens 3.19, Colossiens 3.22–24, Colossiens 4.1, Colossiens 4.2, Colossiens 4.2–6, Colossiens 4.3, Colossiens 4.5, Colossiens 4.6, Colossiens 4.7, Colossiens 4.7–18, Colossiens 4.9, Colossiens 4.10, Colossiens 4.10–14, Colossiens 4.11, Colossiens 4.13, Colossiens 4.14, Colossiens 4.15, Colossiens 4.16, Colossiens 4.17, Colossiens 4.18</w:t>
+      </w:r>
+      <w:r/>
+    </w:p>
+    <w:p>
+      <w:r/>
+      <w:r>
+        <w:t xml:space="preserve"> </w:t>
+      </w:r>
+      <w:r/>
+      <w:r/>
+    </w:p>
+    <w:p>
+      <w:pPr>
+        <w:sectPr>
           <w:footnotePr>
             <w:numRestart w:val="eachSect"/>
           </w:footnotePr>

--- a/fra/docx/51.content.docx
+++ b/fra/docx/51.content.docx
@@ -4,49 +4,89 @@
   <w:body>
     <w:p/>
     <w:p>
-      <w:r/>
+      <w:pPr/>
+      <w:r>
+        <w:rPr>
+          <w:lang w:val="fr_FR" w:bidi="fr_FR"/>
+        </w:rPr>
+      </w:r>
     </w:p>
     <w:p>
       <w:pPr>
         <w:pStyle w:val="Heading2"/>
       </w:pPr>
       <w:r>
+        <w:rPr>
+          <w:lang w:val="fr_FR" w:bidi="fr_FR"/>
+        </w:rPr>
         <w:t>Resource: Notes d'étude (Tyndale)</w:t>
       </w:r>
-      <w:r/>
+      <w:r>
+        <w:rPr>
+          <w:lang w:val="fr_FR" w:bidi="fr_FR"/>
+        </w:rPr>
+      </w:r>
     </w:p>
     <w:p>
       <w:pPr>
         <w:pStyle w:val="Heading2"/>
       </w:pPr>
       <w:r>
+        <w:rPr>
+          <w:lang w:val="fr_FR" w:bidi="fr_FR"/>
+        </w:rPr>
         <w:t>License Information</w:t>
       </w:r>
-      <w:r/>
-    </w:p>
-    <w:p>
-      <w:r/>
+      <w:r>
+        <w:rPr>
+          <w:lang w:val="fr_FR" w:bidi="fr_FR"/>
+        </w:rPr>
+      </w:r>
+    </w:p>
+    <w:p>
+      <w:pPr/>
+      <w:r>
+        <w:rPr>
+          <w:lang w:val="fr_FR" w:bidi="fr_FR"/>
+        </w:rPr>
+      </w:r>
       <w:r>
         <w:rPr>
           <w:b/>
+          <w:lang w:val="fr_FR" w:bidi="fr_FR"/>
         </w:rPr>
         <w:t>Notes d'étude (Tyndale)</w:t>
       </w:r>
       <w:r>
+        <w:rPr>
+          <w:lang w:val="fr_FR" w:bidi="fr_FR"/>
+        </w:rPr>
         <w:t xml:space="preserve"> (French) is based on</w:t>
       </w:r>
       <w:r>
+        <w:rPr>
+          <w:lang w:val="fr_FR" w:bidi="fr_FR"/>
+        </w:rPr>
         <w:t xml:space="preserve">: </w:t>
       </w:r>
       <w:r>
+        <w:rPr>
+          <w:lang w:val="fr_FR" w:bidi="fr_FR"/>
+        </w:rPr>
         <w:t>Tyndale Open Study Notes</w:t>
       </w:r>
       <w:r>
+        <w:rPr>
+          <w:lang w:val="fr_FR" w:bidi="fr_FR"/>
+        </w:rPr>
         <w:t xml:space="preserve">, </w:t>
       </w:r>
       <w:hyperlink r:id="rId13">
         <w:r>
           <w:rPr>
+            <w:lang w:val="fr_FR" w:bidi="fr_FR"/>
+          </w:rPr>
+          <w:rPr>
             <w:color w:val="0000EE"/>
             <w:u w:val="single"/>
           </w:rPr>
@@ -54,11 +94,17 @@
         </w:r>
       </w:hyperlink>
       <w:r>
+        <w:rPr>
+          <w:lang w:val="fr_FR" w:bidi="fr_FR"/>
+        </w:rPr>
         <w:t xml:space="preserve">, 2019, which is licensed under a </w:t>
       </w:r>
       <w:hyperlink r:id="rId14">
         <w:r>
           <w:rPr>
+            <w:lang w:val="fr_FR" w:bidi="fr_FR"/>
+          </w:rPr>
+          <w:rPr>
             <w:color w:val="0000EE"/>
             <w:u w:val="single"/>
           </w:rPr>
@@ -66,23 +112,49 @@
         </w:r>
       </w:hyperlink>
       <w:r>
+        <w:rPr>
+          <w:lang w:val="fr_FR" w:bidi="fr_FR"/>
+        </w:rPr>
         <w:t>.</w:t>
       </w:r>
-      <w:r/>
-    </w:p>
-    <w:p>
-      <w:r/>
-      <w:r>
+      <w:r>
+        <w:rPr>
+          <w:lang w:val="fr_FR" w:bidi="fr_FR"/>
+        </w:rPr>
+      </w:r>
+    </w:p>
+    <w:p>
+      <w:pPr/>
+      <w:r>
+        <w:rPr>
+          <w:lang w:val="fr_FR" w:bidi="fr_FR"/>
+        </w:rPr>
+      </w:r>
+      <w:r>
+        <w:rPr>
+          <w:lang w:val="fr_FR" w:bidi="fr_FR"/>
+        </w:rPr>
         <w:t>This PDF version is provided under the same license.</w:t>
       </w:r>
-      <w:r/>
-      <w:r/>
+      <w:r>
+        <w:rPr>
+          <w:lang w:val="fr_FR" w:bidi="fr_FR"/>
+        </w:rPr>
+      </w:r>
+      <w:r>
+        <w:rPr>
+          <w:lang w:val="fr_FR" w:bidi="fr_FR"/>
+        </w:rPr>
+      </w:r>
     </w:p>
     <w:p>
       <w:pPr>
         <w:pStyle w:val="Heading1"/>
       </w:pPr>
       <w:r>
+        <w:rPr>
+          <w:lang w:val="fr_FR" w:bidi="fr_FR"/>
+        </w:rPr>
         <w:t>Notes d'étude (Tyndale)</w:t>
       </w:r>
     </w:p>
@@ -105,34 +177,72 @@
       </w:pPr>
     </w:p>
     <w:p>
-      <w:r/>
+      <w:pPr/>
+      <w:r>
+        <w:rPr>
+          <w:lang w:val="fr_FR" w:bidi="fr_FR"/>
+        </w:rPr>
+      </w:r>
     </w:p>
     <w:p>
       <w:pPr>
         <w:pStyle w:val="Heading2"/>
       </w:pPr>
       <w:r>
+        <w:rPr>
+          <w:lang w:val="fr_FR" w:bidi="fr_FR"/>
+        </w:rPr>
         <w:t>COL</w:t>
       </w:r>
-      <w:r/>
-    </w:p>
-    <w:p>
-      <w:r/>
+      <w:r>
+        <w:rPr>
+          <w:lang w:val="fr_FR" w:bidi="fr_FR"/>
+        </w:rPr>
+      </w:r>
+    </w:p>
+    <w:p>
+      <w:pPr/>
+      <w:r>
+        <w:rPr>
+          <w:lang w:val="fr_FR" w:bidi="fr_FR"/>
+        </w:rPr>
+      </w:r>
       <w:r>
         <w:rPr>
           <w:i/>
+          <w:lang w:val="fr_FR" w:bidi="fr_FR"/>
         </w:rPr>
         <w:t>Colossiens 1.1, Colossiens 1.2, Colossiens 1.3–14, Colossiens 1.4, Colossiens 1.5, Colossiens 1.6, Colossiens 1.7, Colossiens 1.9–10, Colossiens 1.12–13, Colossiens 1.15, Colossiens 1.15–20, Colossiens 1.16, Colossiens 1.18, Colossiens 1.19, Colossiens 1.20, Colossiens 1.21, Colossiens 1.21–23, Colossiens 1.22, Colossiens 1.23, Colossiens 1.24, Colossiens 1.24–2.5, Colossiens 1.26, Colossiens 2.1–5, Colossiens 2.2, Colossiens 2.3, Colossiens 2.6–15, Colossiens 2.8, Colossiens 2.11, Colossiens 2.12, Colossiens 2.14, Colossiens 2.15, Colossiens 2.16, Colossiens 2.16–23, Colossiens 2.17, Colossiens 2.18, Colossiens 2.20, Colossiens 2.23, Colossiens 3.1, Colossiens 3.1–11, Colossiens 3.3–4, Colossiens 3.5, Colossiens 3.6, Colossiens 3.8, Colossiens 3.9–10, Colossiens 3.11, Colossiens 3.12–17, Colossiens 3.15, Colossiens 3.16, Colossiens 3.17, Colossiens 3.18, Colossiens 3.18–4.1, Colossiens 3.19, Colossiens 3.22–24, Colossiens 4.1, Colossiens 4.2, Colossiens 4.2–6, Colossiens 4.3, Colossiens 4.5, Colossiens 4.6, Colossiens 4.7, Colossiens 4.7–18, Colossiens 4.9, Colossiens 4.10, Colossiens 4.10–14, Colossiens 4.11, Colossiens 4.13, Colossiens 4.14, Colossiens 4.15, Colossiens 4.16, Colossiens 4.17, Colossiens 4.18</w:t>
       </w:r>
-      <w:r/>
-    </w:p>
-    <w:p>
-      <w:r/>
-      <w:r>
+      <w:r>
+        <w:rPr>
+          <w:lang w:val="fr_FR" w:bidi="fr_FR"/>
+        </w:rPr>
+      </w:r>
+    </w:p>
+    <w:p>
+      <w:pPr/>
+      <w:r>
+        <w:rPr>
+          <w:lang w:val="fr_FR" w:bidi="fr_FR"/>
+        </w:rPr>
+      </w:r>
+      <w:r>
+        <w:rPr>
+          <w:lang w:val="fr_FR" w:bidi="fr_FR"/>
+        </w:rPr>
         <w:t xml:space="preserve"> </w:t>
       </w:r>
-      <w:r/>
-      <w:r/>
+      <w:r>
+        <w:rPr>
+          <w:lang w:val="fr_FR" w:bidi="fr_FR"/>
+        </w:rPr>
+      </w:r>
+      <w:r>
+        <w:rPr>
+          <w:lang w:val="fr_FR" w:bidi="fr_FR"/>
+        </w:rPr>
+      </w:r>
     </w:p>
     <w:p>
       <w:pPr>
@@ -150,36 +260,76 @@
       </w:pPr>
     </w:p>
     <w:p>
-      <w:r/>
+      <w:pPr/>
+      <w:r>
+        <w:rPr>
+          <w:lang w:val="fr_FR" w:bidi="fr_FR"/>
+        </w:rPr>
+      </w:r>
     </w:p>
     <w:p>
       <w:pPr>
         <w:pStyle w:val="Heading2"/>
       </w:pPr>
       <w:r>
+        <w:rPr>
+          <w:lang w:val="fr_FR" w:bidi="fr_FR"/>
+        </w:rPr>
         <w:t>Colossiens 1.1</w:t>
       </w:r>
-      <w:r/>
-    </w:p>
-    <w:p>
-      <w:r/>
-      <w:r>
+      <w:r>
+        <w:rPr>
+          <w:lang w:val="fr_FR" w:bidi="fr_FR"/>
+        </w:rPr>
+      </w:r>
+    </w:p>
+    <w:p>
+      <w:pPr/>
+      <w:r>
+        <w:rPr>
+          <w:lang w:val="fr_FR" w:bidi="fr_FR"/>
+        </w:rPr>
+      </w:r>
+      <w:r>
+        <w:rPr>
+          <w:lang w:val="fr_FR" w:bidi="fr_FR"/>
+        </w:rPr>
         <w:t>Timothée était l’un des plus proches collaborateurs de Paul. Ils entretenaient une relation très étroite. Le travail de Timothée était si important que Paul l’a mentionné comme expéditeur de cette lettre. Il l’a également inclus dans la deuxième lettre aux Corinthiens, la lettre aux Philippiens, les deux lettres aux Thessaloniciens et la lettre à Philémon.</w:t>
       </w:r>
-      <w:r/>
-      <w:r/>
-    </w:p>
-    <w:p>
-      <w:r/>
+      <w:r>
+        <w:rPr>
+          <w:lang w:val="fr_FR" w:bidi="fr_FR"/>
+        </w:rPr>
+      </w:r>
+      <w:r>
+        <w:rPr>
+          <w:lang w:val="fr_FR" w:bidi="fr_FR"/>
+        </w:rPr>
+      </w:r>
+    </w:p>
+    <w:p>
+      <w:pPr/>
+      <w:r>
+        <w:rPr>
+          <w:lang w:val="fr_FR" w:bidi="fr_FR"/>
+        </w:rPr>
+      </w:r>
     </w:p>
     <w:p>
       <w:pPr>
         <w:pStyle w:val="Heading2"/>
       </w:pPr>
       <w:r>
+        <w:rPr>
+          <w:lang w:val="fr_FR" w:bidi="fr_FR"/>
+        </w:rPr>
         <w:t>Colossiens 1.2</w:t>
       </w:r>
-      <w:r/>
+      <w:r>
+        <w:rPr>
+          <w:lang w:val="fr_FR" w:bidi="fr_FR"/>
+        </w:rPr>
+      </w:r>
     </w:p>
     <w:p>
       <w:pPr>
@@ -187,8 +337,15 @@
         <w:spacing w:line="240" w:lineRule="auto"/>
         <w:ind w:left="720"/>
       </w:pPr>
-      <w:r/>
-      <w:r>
+      <w:r>
+        <w:rPr>
+          <w:lang w:val="fr_FR" w:bidi="fr_FR"/>
+        </w:rPr>
+      </w:r>
+      <w:r>
+        <w:rPr>
+          <w:lang w:val="fr_FR" w:bidi="fr_FR"/>
+        </w:rPr>
         <w:t>La ville de Colosses était située dans la vallée du fleuve Lycus, dans l’ouest de l’Asie mineure. Elle était située à environ 193 kilomètres à l’est d’Éphèse et à 16 kilomètres au sud-est de Laodicée. Sa localisation sur une route romaine importante l’exposait aux tendances sociales et religieuses de l’époque.</w:t>
       </w:r>
     </w:p>
@@ -198,74 +355,146 @@
         <w:spacing w:line="240" w:lineRule="auto"/>
         <w:ind w:left="720"/>
       </w:pPr>
-      <w:r/>
+      <w:r>
+        <w:rPr>
+          <w:lang w:val="fr_FR" w:bidi="fr_FR"/>
+        </w:rPr>
+      </w:r>
       <w:r>
         <w:rPr>
           <w:i/>
+          <w:lang w:val="fr_FR" w:bidi="fr_FR"/>
         </w:rPr>
         <w:t xml:space="preserve">Frères </w:t>
       </w:r>
       <w:r>
+        <w:rPr>
+          <w:lang w:val="fr_FR" w:bidi="fr_FR"/>
+        </w:rPr>
         <w:t xml:space="preserve">: le terme grec </w:t>
       </w:r>
       <w:r>
         <w:rPr>
           <w:i/>
+          <w:lang w:val="fr_FR" w:bidi="fr_FR"/>
         </w:rPr>
         <w:t>adelphoi</w:t>
       </w:r>
       <w:r>
+        <w:rPr>
+          <w:lang w:val="fr_FR" w:bidi="fr_FR"/>
+        </w:rPr>
         <w:t>, désigne les membres d’une même famille, à la fois masculins et féminins.</w:t>
       </w:r>
-      <w:r/>
-      <w:r/>
-    </w:p>
-    <w:p>
-      <w:r/>
+      <w:r>
+        <w:rPr>
+          <w:lang w:val="fr_FR" w:bidi="fr_FR"/>
+        </w:rPr>
+      </w:r>
+      <w:r>
+        <w:rPr>
+          <w:lang w:val="fr_FR" w:bidi="fr_FR"/>
+        </w:rPr>
+      </w:r>
+    </w:p>
+    <w:p>
+      <w:pPr/>
+      <w:r>
+        <w:rPr>
+          <w:lang w:val="fr_FR" w:bidi="fr_FR"/>
+        </w:rPr>
+      </w:r>
     </w:p>
     <w:p>
       <w:pPr>
         <w:pStyle w:val="Heading2"/>
       </w:pPr>
       <w:r>
+        <w:rPr>
+          <w:lang w:val="fr_FR" w:bidi="fr_FR"/>
+        </w:rPr>
         <w:t>Colossiens 1.3–14</w:t>
       </w:r>
-      <w:r/>
-    </w:p>
-    <w:p>
-      <w:r/>
-      <w:r>
+      <w:r>
+        <w:rPr>
+          <w:lang w:val="fr_FR" w:bidi="fr_FR"/>
+        </w:rPr>
+      </w:r>
+    </w:p>
+    <w:p>
+      <w:pPr/>
+      <w:r>
+        <w:rPr>
+          <w:lang w:val="fr_FR" w:bidi="fr_FR"/>
+        </w:rPr>
+      </w:r>
+      <w:r>
+        <w:rPr>
+          <w:lang w:val="fr_FR" w:bidi="fr_FR"/>
+        </w:rPr>
         <w:t>Cette section s’ouvre sur une action de grâce, caractéristique des lettres du Nouveau Testament. Paul exprime sa gratitude à Dieu pour la foi grandissante des Colossiens. Il prie pour qu’ils comprennent encore mieux le message. À travers cette prière, Paul montre qu’il est préoccupé par l’influence des faux enseignants.</w:t>
       </w:r>
-      <w:r/>
-      <w:r/>
-    </w:p>
-    <w:p>
-      <w:r/>
+      <w:r>
+        <w:rPr>
+          <w:lang w:val="fr_FR" w:bidi="fr_FR"/>
+        </w:rPr>
+      </w:r>
+      <w:r>
+        <w:rPr>
+          <w:lang w:val="fr_FR" w:bidi="fr_FR"/>
+        </w:rPr>
+      </w:r>
+    </w:p>
+    <w:p>
+      <w:pPr/>
+      <w:r>
+        <w:rPr>
+          <w:lang w:val="fr_FR" w:bidi="fr_FR"/>
+        </w:rPr>
+      </w:r>
     </w:p>
     <w:p>
       <w:pPr>
         <w:pStyle w:val="Heading2"/>
       </w:pPr>
       <w:r>
+        <w:rPr>
+          <w:lang w:val="fr_FR" w:bidi="fr_FR"/>
+        </w:rPr>
         <w:t>Colossiens 1.4</w:t>
       </w:r>
-      <w:r/>
-    </w:p>
-    <w:p>
-      <w:r/>
+      <w:r>
+        <w:rPr>
+          <w:lang w:val="fr_FR" w:bidi="fr_FR"/>
+        </w:rPr>
+      </w:r>
+    </w:p>
+    <w:p>
+      <w:pPr/>
+      <w:r>
+        <w:rPr>
+          <w:lang w:val="fr_FR" w:bidi="fr_FR"/>
+        </w:rPr>
+      </w:r>
       <w:r>
         <w:rPr>
           <w:i/>
+          <w:lang w:val="fr_FR" w:bidi="fr_FR"/>
         </w:rPr>
         <w:t>Tous les saints</w:t>
       </w:r>
       <w:r>
+        <w:rPr>
+          <w:lang w:val="fr_FR" w:bidi="fr_FR"/>
+        </w:rPr>
         <w:t xml:space="preserve"> : le Nouveau Testament désigne tous les chrétiens comme des saints. Ils sont consacrés par Dieu comme son peuple saint (</w:t>
       </w:r>
       <w:hyperlink r:id="rId15">
         <w:r>
           <w:rPr>
+            <w:lang w:val="fr_FR" w:bidi="fr_FR"/>
+          </w:rPr>
+          <w:rPr>
             <w:color w:val="0000EE"/>
             <w:u w:val="single"/>
           </w:rPr>
@@ -273,31 +502,65 @@
         </w:r>
       </w:hyperlink>
       <w:r>
+        <w:rPr>
+          <w:lang w:val="fr_FR" w:bidi="fr_FR"/>
+        </w:rPr>
         <w:t>).</w:t>
       </w:r>
-      <w:r/>
-      <w:r/>
-    </w:p>
-    <w:p>
-      <w:r/>
+      <w:r>
+        <w:rPr>
+          <w:lang w:val="fr_FR" w:bidi="fr_FR"/>
+        </w:rPr>
+      </w:r>
+      <w:r>
+        <w:rPr>
+          <w:lang w:val="fr_FR" w:bidi="fr_FR"/>
+        </w:rPr>
+      </w:r>
+    </w:p>
+    <w:p>
+      <w:pPr/>
+      <w:r>
+        <w:rPr>
+          <w:lang w:val="fr_FR" w:bidi="fr_FR"/>
+        </w:rPr>
+      </w:r>
     </w:p>
     <w:p>
       <w:pPr>
         <w:pStyle w:val="Heading2"/>
       </w:pPr>
       <w:r>
+        <w:rPr>
+          <w:lang w:val="fr_FR" w:bidi="fr_FR"/>
+        </w:rPr>
         <w:t>Colossiens 1.5</w:t>
       </w:r>
-      <w:r/>
-    </w:p>
-    <w:p>
-      <w:r/>
-      <w:r>
+      <w:r>
+        <w:rPr>
+          <w:lang w:val="fr_FR" w:bidi="fr_FR"/>
+        </w:rPr>
+      </w:r>
+    </w:p>
+    <w:p>
+      <w:pPr/>
+      <w:r>
+        <w:rPr>
+          <w:lang w:val="fr_FR" w:bidi="fr_FR"/>
+        </w:rPr>
+      </w:r>
+      <w:r>
+        <w:rPr>
+          <w:lang w:val="fr_FR" w:bidi="fr_FR"/>
+        </w:rPr>
         <w:t>L’espérance ferme des chrétiens de Colosses leur apporte un ancrage solide pour leur foi et leur amour (</w:t>
       </w:r>
       <w:hyperlink r:id="rId16">
         <w:r>
           <w:rPr>
+            <w:lang w:val="fr_FR" w:bidi="fr_FR"/>
+          </w:rPr>
+          <w:rPr>
             <w:color w:val="0000EE"/>
             <w:u w:val="single"/>
           </w:rPr>
@@ -305,31 +568,65 @@
         </w:r>
       </w:hyperlink>
       <w:r>
+        <w:rPr>
+          <w:lang w:val="fr_FR" w:bidi="fr_FR"/>
+        </w:rPr>
         <w:t>). • Ce que Dieu a réservé aux croyants n’a pas encore été entièrement révélé, mais subsiste déjà dans les cieux.</w:t>
       </w:r>
-      <w:r/>
-      <w:r/>
-    </w:p>
-    <w:p>
-      <w:r/>
+      <w:r>
+        <w:rPr>
+          <w:lang w:val="fr_FR" w:bidi="fr_FR"/>
+        </w:rPr>
+      </w:r>
+      <w:r>
+        <w:rPr>
+          <w:lang w:val="fr_FR" w:bidi="fr_FR"/>
+        </w:rPr>
+      </w:r>
+    </w:p>
+    <w:p>
+      <w:pPr/>
+      <w:r>
+        <w:rPr>
+          <w:lang w:val="fr_FR" w:bidi="fr_FR"/>
+        </w:rPr>
+      </w:r>
     </w:p>
     <w:p>
       <w:pPr>
         <w:pStyle w:val="Heading2"/>
       </w:pPr>
       <w:r>
+        <w:rPr>
+          <w:lang w:val="fr_FR" w:bidi="fr_FR"/>
+        </w:rPr>
         <w:t>Colossiens 1.6</w:t>
       </w:r>
-      <w:r/>
-    </w:p>
-    <w:p>
-      <w:r/>
-      <w:r>
+      <w:r>
+        <w:rPr>
+          <w:lang w:val="fr_FR" w:bidi="fr_FR"/>
+        </w:rPr>
+      </w:r>
+    </w:p>
+    <w:p>
+      <w:pPr/>
+      <w:r>
+        <w:rPr>
+          <w:lang w:val="fr_FR" w:bidi="fr_FR"/>
+        </w:rPr>
+      </w:r>
+      <w:r>
+        <w:rPr>
+          <w:lang w:val="fr_FR" w:bidi="fr_FR"/>
+        </w:rPr>
         <w:t xml:space="preserve">Porter des fruits dans le monde entier en changeant des vies : la Bonne Nouvelle a le pouvoir de changer des vies et d’apporter la croissance spirituelle (cf. </w:t>
       </w:r>
       <w:hyperlink r:id="rId17">
         <w:r>
           <w:rPr>
+            <w:lang w:val="fr_FR" w:bidi="fr_FR"/>
+          </w:rPr>
+          <w:rPr>
             <w:color w:val="0000EE"/>
             <w:u w:val="single"/>
           </w:rPr>
@@ -337,31 +634,65 @@
         </w:r>
       </w:hyperlink>
       <w:r>
+        <w:rPr>
+          <w:lang w:val="fr_FR" w:bidi="fr_FR"/>
+        </w:rPr>
         <w:t>).</w:t>
       </w:r>
-      <w:r/>
-      <w:r/>
-    </w:p>
-    <w:p>
-      <w:r/>
+      <w:r>
+        <w:rPr>
+          <w:lang w:val="fr_FR" w:bidi="fr_FR"/>
+        </w:rPr>
+      </w:r>
+      <w:r>
+        <w:rPr>
+          <w:lang w:val="fr_FR" w:bidi="fr_FR"/>
+        </w:rPr>
+      </w:r>
+    </w:p>
+    <w:p>
+      <w:pPr/>
+      <w:r>
+        <w:rPr>
+          <w:lang w:val="fr_FR" w:bidi="fr_FR"/>
+        </w:rPr>
+      </w:r>
     </w:p>
     <w:p>
       <w:pPr>
         <w:pStyle w:val="Heading2"/>
       </w:pPr>
       <w:r>
+        <w:rPr>
+          <w:lang w:val="fr_FR" w:bidi="fr_FR"/>
+        </w:rPr>
         <w:t>Colossiens 1.7</w:t>
       </w:r>
-      <w:r/>
-    </w:p>
-    <w:p>
-      <w:r/>
-      <w:r>
+      <w:r>
+        <w:rPr>
+          <w:lang w:val="fr_FR" w:bidi="fr_FR"/>
+        </w:rPr>
+      </w:r>
+    </w:p>
+    <w:p>
+      <w:pPr/>
+      <w:r>
+        <w:rPr>
+          <w:lang w:val="fr_FR" w:bidi="fr_FR"/>
+        </w:rPr>
+      </w:r>
+      <w:r>
+        <w:rPr>
+          <w:lang w:val="fr_FR" w:bidi="fr_FR"/>
+        </w:rPr>
         <w:t xml:space="preserve">Épaphras (voir aussi </w:t>
       </w:r>
       <w:hyperlink r:id="rId18">
         <w:r>
           <w:rPr>
+            <w:lang w:val="fr_FR" w:bidi="fr_FR"/>
+          </w:rPr>
+          <w:rPr>
             <w:color w:val="0000EE"/>
             <w:u w:val="single"/>
           </w:rPr>
@@ -369,11 +700,17 @@
         </w:r>
       </w:hyperlink>
       <w:r>
+        <w:rPr>
+          <w:lang w:val="fr_FR" w:bidi="fr_FR"/>
+        </w:rPr>
         <w:t xml:space="preserve">; </w:t>
       </w:r>
       <w:hyperlink r:id="rId19">
         <w:r>
           <w:rPr>
+            <w:lang w:val="fr_FR" w:bidi="fr_FR"/>
+          </w:rPr>
+          <w:rPr>
             <w:color w:val="0000EE"/>
             <w:u w:val="single"/>
           </w:rPr>
@@ -381,11 +718,17 @@
         </w:r>
       </w:hyperlink>
       <w:r>
+        <w:rPr>
+          <w:lang w:val="fr_FR" w:bidi="fr_FR"/>
+        </w:rPr>
         <w:t xml:space="preserve">) s’est probablement converti lorsque Paul a prêché à Éphèse (voir </w:t>
       </w:r>
       <w:hyperlink r:id="rId20">
         <w:r>
           <w:rPr>
+            <w:lang w:val="fr_FR" w:bidi="fr_FR"/>
+          </w:rPr>
+          <w:rPr>
             <w:color w:val="0000EE"/>
             <w:u w:val="single"/>
           </w:rPr>
@@ -393,31 +736,65 @@
         </w:r>
       </w:hyperlink>
       <w:r>
+        <w:rPr>
+          <w:lang w:val="fr_FR" w:bidi="fr_FR"/>
+        </w:rPr>
         <w:t>) et il est ensuite rentré à Colosses pour répandre la Bonne Nouvelle dans sa propre ville.</w:t>
       </w:r>
-      <w:r/>
-      <w:r/>
-    </w:p>
-    <w:p>
-      <w:r/>
+      <w:r>
+        <w:rPr>
+          <w:lang w:val="fr_FR" w:bidi="fr_FR"/>
+        </w:rPr>
+      </w:r>
+      <w:r>
+        <w:rPr>
+          <w:lang w:val="fr_FR" w:bidi="fr_FR"/>
+        </w:rPr>
+      </w:r>
+    </w:p>
+    <w:p>
+      <w:pPr/>
+      <w:r>
+        <w:rPr>
+          <w:lang w:val="fr_FR" w:bidi="fr_FR"/>
+        </w:rPr>
+      </w:r>
     </w:p>
     <w:p>
       <w:pPr>
         <w:pStyle w:val="Heading2"/>
       </w:pPr>
       <w:r>
+        <w:rPr>
+          <w:lang w:val="fr_FR" w:bidi="fr_FR"/>
+        </w:rPr>
         <w:t>Colossiens 1.9–10</w:t>
       </w:r>
-      <w:r/>
-    </w:p>
-    <w:p>
-      <w:r/>
-      <w:r>
+      <w:r>
+        <w:rPr>
+          <w:lang w:val="fr_FR" w:bidi="fr_FR"/>
+        </w:rPr>
+      </w:r>
+    </w:p>
+    <w:p>
+      <w:pPr/>
+      <w:r>
+        <w:rPr>
+          <w:lang w:val="fr_FR" w:bidi="fr_FR"/>
+        </w:rPr>
+      </w:r>
+      <w:r>
+        <w:rPr>
+          <w:lang w:val="fr_FR" w:bidi="fr_FR"/>
+        </w:rPr>
         <w:t>Paul prie pour que Dieu accorde à ses lecteurs une compréhension plus profonde de la Bonne Nouvelle et sa pleine manifestation dans leur vie. La croissance spirituelle permet une compréhension plus profonde et plus précise de la vérité chrétienne et de la conduite qui est agréable au Seigneur, grâce à laquelle le croyant obtiendra l’endurance et la patience nécessaires pour résister au mal (</w:t>
       </w:r>
       <w:hyperlink r:id="rId21">
         <w:r>
           <w:rPr>
+            <w:lang w:val="fr_FR" w:bidi="fr_FR"/>
+          </w:rPr>
+          <w:rPr>
             <w:color w:val="0000EE"/>
             <w:u w:val="single"/>
           </w:rPr>
@@ -425,34 +802,71 @@
         </w:r>
       </w:hyperlink>
       <w:r>
+        <w:rPr>
+          <w:lang w:val="fr_FR" w:bidi="fr_FR"/>
+        </w:rPr>
         <w:t>).</w:t>
       </w:r>
-      <w:r/>
-      <w:r/>
-    </w:p>
-    <w:p>
-      <w:r/>
+      <w:r>
+        <w:rPr>
+          <w:lang w:val="fr_FR" w:bidi="fr_FR"/>
+        </w:rPr>
+      </w:r>
+      <w:r>
+        <w:rPr>
+          <w:lang w:val="fr_FR" w:bidi="fr_FR"/>
+        </w:rPr>
+      </w:r>
+    </w:p>
+    <w:p>
+      <w:pPr/>
+      <w:r>
+        <w:rPr>
+          <w:lang w:val="fr_FR" w:bidi="fr_FR"/>
+        </w:rPr>
+      </w:r>
     </w:p>
     <w:p>
       <w:pPr>
         <w:pStyle w:val="Heading2"/>
       </w:pPr>
       <w:r>
+        <w:rPr>
+          <w:lang w:val="fr_FR" w:bidi="fr_FR"/>
+        </w:rPr>
         <w:t>Colossiens 1.12–13</w:t>
       </w:r>
-      <w:r/>
-    </w:p>
-    <w:p>
-      <w:r/>
-      <w:r>
+      <w:r>
+        <w:rPr>
+          <w:lang w:val="fr_FR" w:bidi="fr_FR"/>
+        </w:rPr>
+      </w:r>
+    </w:p>
+    <w:p>
+      <w:pPr/>
+      <w:r>
+        <w:rPr>
+          <w:lang w:val="fr_FR" w:bidi="fr_FR"/>
+        </w:rPr>
+      </w:r>
+      <w:r>
+        <w:rPr>
+          <w:lang w:val="fr_FR" w:bidi="fr_FR"/>
+        </w:rPr>
         <w:t>Rendez grâces au Père</w:t>
       </w:r>
       <w:r>
+        <w:rPr>
+          <w:lang w:val="fr_FR" w:bidi="fr_FR"/>
+        </w:rPr>
         <w:t xml:space="preserve"> : l’humble gratitude envers Dieu pour le salut est un puissant antidote contre l’attrait des faux enseignements (voir aussi </w:t>
       </w:r>
       <w:hyperlink r:id="rId22">
         <w:r>
           <w:rPr>
+            <w:lang w:val="fr_FR" w:bidi="fr_FR"/>
+          </w:rPr>
+          <w:rPr>
             <w:color w:val="0000EE"/>
             <w:u w:val="single"/>
           </w:rPr>
@@ -460,11 +874,17 @@
         </w:r>
       </w:hyperlink>
       <w:r>
+        <w:rPr>
+          <w:lang w:val="fr_FR" w:bidi="fr_FR"/>
+        </w:rPr>
         <w:t xml:space="preserve">; </w:t>
       </w:r>
       <w:hyperlink r:id="rId23">
         <w:r>
           <w:rPr>
+            <w:lang w:val="fr_FR" w:bidi="fr_FR"/>
+          </w:rPr>
+          <w:rPr>
             <w:color w:val="0000EE"/>
             <w:u w:val="single"/>
           </w:rPr>
@@ -472,11 +892,17 @@
         </w:r>
       </w:hyperlink>
       <w:r>
+        <w:rPr>
+          <w:lang w:val="fr_FR" w:bidi="fr_FR"/>
+        </w:rPr>
         <w:t xml:space="preserve">; </w:t>
       </w:r>
       <w:hyperlink r:id="rId24">
         <w:r>
           <w:rPr>
+            <w:lang w:val="fr_FR" w:bidi="fr_FR"/>
+          </w:rPr>
+          <w:rPr>
             <w:color w:val="0000EE"/>
             <w:u w:val="single"/>
           </w:rPr>
@@ -484,11 +910,17 @@
         </w:r>
       </w:hyperlink>
       <w:r>
+        <w:rPr>
+          <w:lang w:val="fr_FR" w:bidi="fr_FR"/>
+        </w:rPr>
         <w:t xml:space="preserve">). • L’héritage est ce que Dieu a promis à son peuple (voir par exemple </w:t>
       </w:r>
       <w:hyperlink r:id="rId25">
         <w:r>
           <w:rPr>
+            <w:lang w:val="fr_FR" w:bidi="fr_FR"/>
+          </w:rPr>
+          <w:rPr>
             <w:color w:val="0000EE"/>
             <w:u w:val="single"/>
           </w:rPr>
@@ -496,11 +928,17 @@
         </w:r>
       </w:hyperlink>
       <w:r>
+        <w:rPr>
+          <w:lang w:val="fr_FR" w:bidi="fr_FR"/>
+        </w:rPr>
         <w:t xml:space="preserve">; </w:t>
       </w:r>
       <w:hyperlink r:id="rId26">
         <w:r>
           <w:rPr>
+            <w:lang w:val="fr_FR" w:bidi="fr_FR"/>
+          </w:rPr>
+          <w:rPr>
             <w:color w:val="0000EE"/>
             <w:u w:val="single"/>
           </w:rPr>
@@ -508,11 +946,17 @@
         </w:r>
       </w:hyperlink>
       <w:r>
+        <w:rPr>
+          <w:lang w:val="fr_FR" w:bidi="fr_FR"/>
+        </w:rPr>
         <w:t xml:space="preserve">; </w:t>
       </w:r>
       <w:hyperlink r:id="rId27">
         <w:r>
           <w:rPr>
+            <w:lang w:val="fr_FR" w:bidi="fr_FR"/>
+          </w:rPr>
+          <w:rPr>
             <w:color w:val="0000EE"/>
             <w:u w:val="single"/>
           </w:rPr>
@@ -520,20 +964,30 @@
         </w:r>
       </w:hyperlink>
       <w:r>
+        <w:rPr>
+          <w:lang w:val="fr_FR" w:bidi="fr_FR"/>
+        </w:rPr>
         <w:t xml:space="preserve">). Dans le Nouveau Testament, </w:t>
       </w:r>
       <w:r>
         <w:rPr>
           <w:i/>
+          <w:lang w:val="fr_FR" w:bidi="fr_FR"/>
         </w:rPr>
         <w:t>l’héritage</w:t>
       </w:r>
       <w:r>
+        <w:rPr>
+          <w:lang w:val="fr_FR" w:bidi="fr_FR"/>
+        </w:rPr>
         <w:t xml:space="preserve"> représente le salut et la délivrance finale (voir aussi </w:t>
       </w:r>
       <w:hyperlink r:id="rId28">
         <w:r>
           <w:rPr>
+            <w:lang w:val="fr_FR" w:bidi="fr_FR"/>
+          </w:rPr>
+          <w:rPr>
             <w:color w:val="0000EE"/>
             <w:u w:val="single"/>
           </w:rPr>
@@ -541,11 +995,17 @@
         </w:r>
       </w:hyperlink>
       <w:r>
+        <w:rPr>
+          <w:lang w:val="fr_FR" w:bidi="fr_FR"/>
+        </w:rPr>
         <w:t xml:space="preserve">; </w:t>
       </w:r>
       <w:hyperlink r:id="rId29">
         <w:r>
           <w:rPr>
+            <w:lang w:val="fr_FR" w:bidi="fr_FR"/>
+          </w:rPr>
+          <w:rPr>
             <w:color w:val="0000EE"/>
             <w:u w:val="single"/>
           </w:rPr>
@@ -553,11 +1013,17 @@
         </w:r>
       </w:hyperlink>
       <w:r>
+        <w:rPr>
+          <w:lang w:val="fr_FR" w:bidi="fr_FR"/>
+        </w:rPr>
         <w:t xml:space="preserve">; </w:t>
       </w:r>
       <w:hyperlink r:id="rId30">
         <w:r>
           <w:rPr>
+            <w:lang w:val="fr_FR" w:bidi="fr_FR"/>
+          </w:rPr>
+          <w:rPr>
             <w:color w:val="0000EE"/>
             <w:u w:val="single"/>
           </w:rPr>
@@ -565,22 +1031,45 @@
         </w:r>
       </w:hyperlink>
       <w:r>
+        <w:rPr>
+          <w:lang w:val="fr_FR" w:bidi="fr_FR"/>
+        </w:rPr>
         <w:t>).</w:t>
       </w:r>
-      <w:r/>
-      <w:r/>
-    </w:p>
-    <w:p>
-      <w:r/>
+      <w:r>
+        <w:rPr>
+          <w:lang w:val="fr_FR" w:bidi="fr_FR"/>
+        </w:rPr>
+      </w:r>
+      <w:r>
+        <w:rPr>
+          <w:lang w:val="fr_FR" w:bidi="fr_FR"/>
+        </w:rPr>
+      </w:r>
+    </w:p>
+    <w:p>
+      <w:pPr/>
+      <w:r>
+        <w:rPr>
+          <w:lang w:val="fr_FR" w:bidi="fr_FR"/>
+        </w:rPr>
+      </w:r>
     </w:p>
     <w:p>
       <w:pPr>
         <w:pStyle w:val="Heading2"/>
       </w:pPr>
       <w:r>
+        <w:rPr>
+          <w:lang w:val="fr_FR" w:bidi="fr_FR"/>
+        </w:rPr>
         <w:t>Colossiens 1.15</w:t>
       </w:r>
-      <w:r/>
+      <w:r>
+        <w:rPr>
+          <w:lang w:val="fr_FR" w:bidi="fr_FR"/>
+        </w:rPr>
+      </w:r>
     </w:p>
     <w:p>
       <w:pPr>
@@ -588,28 +1077,43 @@
         <w:spacing w:line="240" w:lineRule="auto"/>
         <w:ind w:left="720"/>
       </w:pPr>
-      <w:r/>
+      <w:r>
+        <w:rPr>
+          <w:lang w:val="fr_FR" w:bidi="fr_FR"/>
+        </w:rPr>
+      </w:r>
       <w:r>
         <w:rPr>
           <w:i/>
+          <w:lang w:val="fr_FR" w:bidi="fr_FR"/>
         </w:rPr>
         <w:t xml:space="preserve">l’image </w:t>
       </w:r>
       <w:r>
+        <w:rPr>
+          <w:lang w:val="fr_FR" w:bidi="fr_FR"/>
+        </w:rPr>
         <w:t xml:space="preserve">: dans la traduction grecque de l’Ancien Testament, </w:t>
       </w:r>
       <w:r>
         <w:rPr>
           <w:i/>
+          <w:lang w:val="fr_FR" w:bidi="fr_FR"/>
         </w:rPr>
         <w:t>eikōn</w:t>
       </w:r>
       <w:r>
+        <w:rPr>
+          <w:lang w:val="fr_FR" w:bidi="fr_FR"/>
+        </w:rPr>
         <w:t xml:space="preserve"> signifie « image » ou « représentation ». Cette expression désigne les êtres humains comme étant faits à l’image de Dieu (</w:t>
       </w:r>
       <w:hyperlink r:id="rId31">
         <w:r>
           <w:rPr>
+            <w:lang w:val="fr_FR" w:bidi="fr_FR"/>
+          </w:rPr>
+          <w:rPr>
             <w:color w:val="0000EE"/>
             <w:u w:val="single"/>
           </w:rPr>
@@ -617,11 +1121,17 @@
         </w:r>
       </w:hyperlink>
       <w:r>
+        <w:rPr>
+          <w:lang w:val="fr_FR" w:bidi="fr_FR"/>
+        </w:rPr>
         <w:t xml:space="preserve">). Cette expression désigne également la figure de la sagesse dans les textes juifs (voir Sg 7.25–26). Les auteurs du Nouveau Testament décrivent le Christ comme « la sagesse de Dieu » pour expliquer son importance (comparer avec les versets </w:t>
       </w:r>
       <w:hyperlink r:id="rId32">
         <w:r>
           <w:rPr>
+            <w:lang w:val="fr_FR" w:bidi="fr_FR"/>
+          </w:rPr>
+          <w:rPr>
             <w:color w:val="0000EE"/>
             <w:u w:val="single"/>
           </w:rPr>
@@ -629,11 +1139,17 @@
         </w:r>
       </w:hyperlink>
       <w:r>
+        <w:rPr>
+          <w:lang w:val="fr_FR" w:bidi="fr_FR"/>
+        </w:rPr>
         <w:t xml:space="preserve">, </w:t>
       </w:r>
       <w:hyperlink r:id="rId33">
         <w:r>
           <w:rPr>
+            <w:lang w:val="fr_FR" w:bidi="fr_FR"/>
+          </w:rPr>
+          <w:rPr>
             <w:color w:val="0000EE"/>
             <w:u w:val="single"/>
           </w:rPr>
@@ -641,6 +1157,9 @@
         </w:r>
       </w:hyperlink>
       <w:r>
+        <w:rPr>
+          <w:lang w:val="fr_FR" w:bidi="fr_FR"/>
+        </w:rPr>
         <w:t>).</w:t>
       </w:r>
     </w:p>
@@ -650,28 +1169,43 @@
         <w:spacing w:line="240" w:lineRule="auto"/>
         <w:ind w:left="720"/>
       </w:pPr>
-      <w:r/>
+      <w:r>
+        <w:rPr>
+          <w:lang w:val="fr_FR" w:bidi="fr_FR"/>
+        </w:rPr>
+      </w:r>
       <w:r>
         <w:rPr>
           <w:i/>
+          <w:lang w:val="fr_FR" w:bidi="fr_FR"/>
         </w:rPr>
         <w:t xml:space="preserve">le premier-né de toute la création </w:t>
       </w:r>
       <w:r>
+        <w:rPr>
+          <w:lang w:val="fr_FR" w:bidi="fr_FR"/>
+        </w:rPr>
         <w:t xml:space="preserve">: cette expression a joué un rôle important dans les premiers débats chrétiens sur la nature du Christ. </w:t>
       </w:r>
       <w:r>
         <w:rPr>
           <w:i/>
+          <w:lang w:val="fr_FR" w:bidi="fr_FR"/>
         </w:rPr>
         <w:t>Premier-né</w:t>
       </w:r>
       <w:r>
+        <w:rPr>
+          <w:lang w:val="fr_FR" w:bidi="fr_FR"/>
+        </w:rPr>
         <w:t xml:space="preserve"> ne signifie pas que Dieu l’a créé. Il s’agit d’un titre tiré de l’Ancien Testament, qui illustre une suprématie dans le rang et une priorité dans le temps (voir par exemple </w:t>
       </w:r>
       <w:hyperlink r:id="rId34">
         <w:r>
           <w:rPr>
+            <w:lang w:val="fr_FR" w:bidi="fr_FR"/>
+          </w:rPr>
+          <w:rPr>
             <w:color w:val="0000EE"/>
             <w:u w:val="single"/>
           </w:rPr>
@@ -679,31 +1213,65 @@
         </w:r>
       </w:hyperlink>
       <w:r>
+        <w:rPr>
+          <w:lang w:val="fr_FR" w:bidi="fr_FR"/>
+        </w:rPr>
         <w:t>).</w:t>
       </w:r>
-      <w:r/>
-      <w:r/>
-    </w:p>
-    <w:p>
-      <w:r/>
+      <w:r>
+        <w:rPr>
+          <w:lang w:val="fr_FR" w:bidi="fr_FR"/>
+        </w:rPr>
+      </w:r>
+      <w:r>
+        <w:rPr>
+          <w:lang w:val="fr_FR" w:bidi="fr_FR"/>
+        </w:rPr>
+      </w:r>
+    </w:p>
+    <w:p>
+      <w:pPr/>
+      <w:r>
+        <w:rPr>
+          <w:lang w:val="fr_FR" w:bidi="fr_FR"/>
+        </w:rPr>
+      </w:r>
     </w:p>
     <w:p>
       <w:pPr>
         <w:pStyle w:val="Heading2"/>
       </w:pPr>
       <w:r>
+        <w:rPr>
+          <w:lang w:val="fr_FR" w:bidi="fr_FR"/>
+        </w:rPr>
         <w:t>Colossiens 1.15–20</w:t>
       </w:r>
-      <w:r/>
-    </w:p>
-    <w:p>
-      <w:r/>
-      <w:r>
+      <w:r>
+        <w:rPr>
+          <w:lang w:val="fr_FR" w:bidi="fr_FR"/>
+        </w:rPr>
+      </w:r>
+    </w:p>
+    <w:p>
+      <w:pPr/>
+      <w:r>
+        <w:rPr>
+          <w:lang w:val="fr_FR" w:bidi="fr_FR"/>
+        </w:rPr>
+      </w:r>
+      <w:r>
+        <w:rPr>
+          <w:lang w:val="fr_FR" w:bidi="fr_FR"/>
+        </w:rPr>
         <w:t>Paul décrit Jésus comme le créateur suprême (</w:t>
       </w:r>
       <w:hyperlink r:id="rId35">
         <w:r>
           <w:rPr>
+            <w:lang w:val="fr_FR" w:bidi="fr_FR"/>
+          </w:rPr>
+          <w:rPr>
             <w:color w:val="0000EE"/>
             <w:u w:val="single"/>
           </w:rPr>
@@ -711,11 +1279,17 @@
         </w:r>
       </w:hyperlink>
       <w:r>
+        <w:rPr>
+          <w:lang w:val="fr_FR" w:bidi="fr_FR"/>
+        </w:rPr>
         <w:t>) et le rédempteur (</w:t>
       </w:r>
       <w:hyperlink r:id="rId36">
         <w:r>
           <w:rPr>
+            <w:lang w:val="fr_FR" w:bidi="fr_FR"/>
+          </w:rPr>
+          <w:rPr>
             <w:color w:val="0000EE"/>
             <w:u w:val="single"/>
           </w:rPr>
@@ -723,31 +1297,65 @@
         </w:r>
       </w:hyperlink>
       <w:r>
+        <w:rPr>
+          <w:lang w:val="fr_FR" w:bidi="fr_FR"/>
+        </w:rPr>
         <w:t>). La série de courtes déclarations, les conceptions exaltées du Christ et le parallélisme de langage et de pensée indiquent clairement que ces versets reprennent un hymne chrétien ancien consacré à Jésus que Paul a adapté à la situation des chrétiens de Colosses.</w:t>
       </w:r>
-      <w:r/>
-      <w:r/>
-    </w:p>
-    <w:p>
-      <w:r/>
+      <w:r>
+        <w:rPr>
+          <w:lang w:val="fr_FR" w:bidi="fr_FR"/>
+        </w:rPr>
+      </w:r>
+      <w:r>
+        <w:rPr>
+          <w:lang w:val="fr_FR" w:bidi="fr_FR"/>
+        </w:rPr>
+      </w:r>
+    </w:p>
+    <w:p>
+      <w:pPr/>
+      <w:r>
+        <w:rPr>
+          <w:lang w:val="fr_FR" w:bidi="fr_FR"/>
+        </w:rPr>
+      </w:r>
     </w:p>
     <w:p>
       <w:pPr>
         <w:pStyle w:val="Heading2"/>
       </w:pPr>
       <w:r>
+        <w:rPr>
+          <w:lang w:val="fr_FR" w:bidi="fr_FR"/>
+        </w:rPr>
         <w:t>Colossiens 1.16</w:t>
       </w:r>
-      <w:r/>
-    </w:p>
-    <w:p>
-      <w:r/>
-      <w:r>
+      <w:r>
+        <w:rPr>
+          <w:lang w:val="fr_FR" w:bidi="fr_FR"/>
+        </w:rPr>
+      </w:r>
+    </w:p>
+    <w:p>
+      <w:pPr/>
+      <w:r>
+        <w:rPr>
+          <w:lang w:val="fr_FR" w:bidi="fr_FR"/>
+        </w:rPr>
+      </w:r>
+      <w:r>
+        <w:rPr>
+          <w:lang w:val="fr_FR" w:bidi="fr_FR"/>
+        </w:rPr>
         <w:t xml:space="preserve">Les trônes, les dignités, les dominations et les autorités du monde invisible renvoient à diverses puissances spirituelles. Ce passage souligne la suprématie du Christ sur ces êtres qui faisaient l’objet de tant d’attention de la part des maîtres trompeurs (voir </w:t>
       </w:r>
       <w:hyperlink r:id="rId37">
         <w:r>
           <w:rPr>
+            <w:lang w:val="fr_FR" w:bidi="fr_FR"/>
+          </w:rPr>
+          <w:rPr>
             <w:color w:val="0000EE"/>
             <w:u w:val="single"/>
           </w:rPr>
@@ -755,67 +1363,122 @@
         </w:r>
       </w:hyperlink>
       <w:r>
+        <w:rPr>
+          <w:lang w:val="fr_FR" w:bidi="fr_FR"/>
+        </w:rPr>
         <w:t xml:space="preserve">). • </w:t>
       </w:r>
       <w:r>
+        <w:rPr>
+          <w:lang w:val="fr_FR" w:bidi="fr_FR"/>
+        </w:rPr>
         <w:t>Tout a été créé par lui et pour lu</w:t>
       </w:r>
       <w:r>
+        <w:rPr>
+          <w:lang w:val="fr_FR" w:bidi="fr_FR"/>
+        </w:rPr>
         <w:t>i : le Christ est à la fois celui par qui toutes choses ont été créées et la finalité de toute la création.</w:t>
       </w:r>
-      <w:r/>
-      <w:r/>
-    </w:p>
-    <w:p>
-      <w:r/>
+      <w:r>
+        <w:rPr>
+          <w:lang w:val="fr_FR" w:bidi="fr_FR"/>
+        </w:rPr>
+      </w:r>
+      <w:r>
+        <w:rPr>
+          <w:lang w:val="fr_FR" w:bidi="fr_FR"/>
+        </w:rPr>
+      </w:r>
+    </w:p>
+    <w:p>
+      <w:pPr/>
+      <w:r>
+        <w:rPr>
+          <w:lang w:val="fr_FR" w:bidi="fr_FR"/>
+        </w:rPr>
+      </w:r>
     </w:p>
     <w:p>
       <w:pPr>
         <w:pStyle w:val="Heading2"/>
       </w:pPr>
       <w:r>
+        <w:rPr>
+          <w:lang w:val="fr_FR" w:bidi="fr_FR"/>
+        </w:rPr>
         <w:t>Colossiens 1.18</w:t>
       </w:r>
-      <w:r/>
-    </w:p>
-    <w:p>
-      <w:r/>
-      <w:r>
+      <w:r>
+        <w:rPr>
+          <w:lang w:val="fr_FR" w:bidi="fr_FR"/>
+        </w:rPr>
+      </w:r>
+    </w:p>
+    <w:p>
+      <w:pPr/>
+      <w:r>
+        <w:rPr>
+          <w:lang w:val="fr_FR" w:bidi="fr_FR"/>
+        </w:rPr>
+      </w:r>
+      <w:r>
+        <w:rPr>
+          <w:lang w:val="fr_FR" w:bidi="fr_FR"/>
+        </w:rPr>
         <w:t xml:space="preserve">à la tête du corps de l’Église </w:t>
       </w:r>
       <w:r>
+        <w:rPr>
+          <w:lang w:val="fr_FR" w:bidi="fr_FR"/>
+        </w:rPr>
         <w:t xml:space="preserve">: le mot grec </w:t>
       </w:r>
       <w:r>
         <w:rPr>
           <w:i/>
+          <w:lang w:val="fr_FR" w:bidi="fr_FR"/>
         </w:rPr>
         <w:t xml:space="preserve">kephalē </w:t>
       </w:r>
       <w:r>
+        <w:rPr>
+          <w:lang w:val="fr_FR" w:bidi="fr_FR"/>
+        </w:rPr>
         <w:t>(tête) a généralement le sens d’</w:t>
       </w:r>
       <w:r>
         <w:rPr>
           <w:i/>
+          <w:lang w:val="fr_FR" w:bidi="fr_FR"/>
         </w:rPr>
         <w:t xml:space="preserve">autorité sur </w:t>
       </w:r>
       <w:r>
+        <w:rPr>
+          <w:lang w:val="fr_FR" w:bidi="fr_FR"/>
+        </w:rPr>
         <w:t xml:space="preserve">ou de </w:t>
       </w:r>
       <w:r>
         <w:rPr>
           <w:i/>
+          <w:lang w:val="fr_FR" w:bidi="fr_FR"/>
         </w:rPr>
         <w:t>chef</w:t>
       </w:r>
       <w:r>
+        <w:rPr>
+          <w:lang w:val="fr_FR" w:bidi="fr_FR"/>
+        </w:rPr>
         <w:t xml:space="preserve"> lorsque Paul l’utilise comme métaphore (voir aussi </w:t>
       </w:r>
       <w:hyperlink r:id="rId38">
         <w:r>
           <w:rPr>
+            <w:lang w:val="fr_FR" w:bidi="fr_FR"/>
+          </w:rPr>
+          <w:rPr>
             <w:color w:val="0000EE"/>
             <w:u w:val="single"/>
           </w:rPr>
@@ -823,11 +1486,17 @@
         </w:r>
       </w:hyperlink>
       <w:r>
+        <w:rPr>
+          <w:lang w:val="fr_FR" w:bidi="fr_FR"/>
+        </w:rPr>
         <w:t xml:space="preserve">, </w:t>
       </w:r>
       <w:hyperlink r:id="rId39">
         <w:r>
           <w:rPr>
+            <w:lang w:val="fr_FR" w:bidi="fr_FR"/>
+          </w:rPr>
+          <w:rPr>
             <w:color w:val="0000EE"/>
             <w:u w:val="single"/>
           </w:rPr>
@@ -835,11 +1504,17 @@
         </w:r>
       </w:hyperlink>
       <w:r>
+        <w:rPr>
+          <w:lang w:val="fr_FR" w:bidi="fr_FR"/>
+        </w:rPr>
         <w:t xml:space="preserve">; </w:t>
       </w:r>
       <w:hyperlink r:id="rId40">
         <w:r>
           <w:rPr>
+            <w:lang w:val="fr_FR" w:bidi="fr_FR"/>
+          </w:rPr>
+          <w:rPr>
             <w:color w:val="0000EE"/>
             <w:u w:val="single"/>
           </w:rPr>
@@ -847,11 +1522,17 @@
         </w:r>
       </w:hyperlink>
       <w:r>
+        <w:rPr>
+          <w:lang w:val="fr_FR" w:bidi="fr_FR"/>
+        </w:rPr>
         <w:t xml:space="preserve">; </w:t>
       </w:r>
       <w:hyperlink r:id="rId41">
         <w:r>
           <w:rPr>
+            <w:lang w:val="fr_FR" w:bidi="fr_FR"/>
+          </w:rPr>
+          <w:rPr>
             <w:color w:val="0000EE"/>
             <w:u w:val="single"/>
           </w:rPr>
@@ -859,11 +1540,17 @@
         </w:r>
       </w:hyperlink>
       <w:r>
+        <w:rPr>
+          <w:lang w:val="fr_FR" w:bidi="fr_FR"/>
+        </w:rPr>
         <w:t xml:space="preserve">; </w:t>
       </w:r>
       <w:hyperlink r:id="rId42">
         <w:r>
           <w:rPr>
+            <w:lang w:val="fr_FR" w:bidi="fr_FR"/>
+          </w:rPr>
+          <w:rPr>
             <w:color w:val="0000EE"/>
             <w:u w:val="single"/>
           </w:rPr>
@@ -871,11 +1558,17 @@
         </w:r>
       </w:hyperlink>
       <w:r>
+        <w:rPr>
+          <w:lang w:val="fr_FR" w:bidi="fr_FR"/>
+        </w:rPr>
         <w:t xml:space="preserve">). • corps : la métaphore de l’église comme corps du Christ illustre l’unité essentielle du Christ et de l’église (voir aussi </w:t>
       </w:r>
       <w:hyperlink r:id="rId43">
         <w:r>
           <w:rPr>
+            <w:lang w:val="fr_FR" w:bidi="fr_FR"/>
+          </w:rPr>
+          <w:rPr>
             <w:color w:val="0000EE"/>
             <w:u w:val="single"/>
           </w:rPr>
@@ -883,11 +1576,17 @@
         </w:r>
       </w:hyperlink>
       <w:r>
+        <w:rPr>
+          <w:lang w:val="fr_FR" w:bidi="fr_FR"/>
+        </w:rPr>
         <w:t xml:space="preserve">; </w:t>
       </w:r>
       <w:hyperlink r:id="rId39">
         <w:r>
           <w:rPr>
+            <w:lang w:val="fr_FR" w:bidi="fr_FR"/>
+          </w:rPr>
+          <w:rPr>
             <w:color w:val="0000EE"/>
             <w:u w:val="single"/>
           </w:rPr>
@@ -895,11 +1594,17 @@
         </w:r>
       </w:hyperlink>
       <w:r>
+        <w:rPr>
+          <w:lang w:val="fr_FR" w:bidi="fr_FR"/>
+        </w:rPr>
         <w:t xml:space="preserve">; </w:t>
       </w:r>
       <w:hyperlink r:id="rId44">
         <w:r>
           <w:rPr>
+            <w:lang w:val="fr_FR" w:bidi="fr_FR"/>
+          </w:rPr>
+          <w:rPr>
             <w:color w:val="0000EE"/>
             <w:u w:val="single"/>
           </w:rPr>
@@ -907,11 +1612,17 @@
         </w:r>
       </w:hyperlink>
       <w:r>
+        <w:rPr>
+          <w:lang w:val="fr_FR" w:bidi="fr_FR"/>
+        </w:rPr>
         <w:t xml:space="preserve">; </w:t>
       </w:r>
       <w:hyperlink r:id="rId45">
         <w:r>
           <w:rPr>
+            <w:lang w:val="fr_FR" w:bidi="fr_FR"/>
+          </w:rPr>
+          <w:rPr>
             <w:color w:val="0000EE"/>
             <w:u w:val="single"/>
           </w:rPr>
@@ -919,11 +1630,17 @@
         </w:r>
       </w:hyperlink>
       <w:r>
+        <w:rPr>
+          <w:lang w:val="fr_FR" w:bidi="fr_FR"/>
+        </w:rPr>
         <w:t xml:space="preserve">; </w:t>
       </w:r>
       <w:hyperlink r:id="rId46">
         <w:r>
           <w:rPr>
+            <w:lang w:val="fr_FR" w:bidi="fr_FR"/>
+          </w:rPr>
+          <w:rPr>
             <w:color w:val="0000EE"/>
             <w:u w:val="single"/>
           </w:rPr>
@@ -931,11 +1648,17 @@
         </w:r>
       </w:hyperlink>
       <w:r>
+        <w:rPr>
+          <w:lang w:val="fr_FR" w:bidi="fr_FR"/>
+        </w:rPr>
         <w:t xml:space="preserve">; </w:t>
       </w:r>
       <w:hyperlink r:id="rId47">
         <w:r>
           <w:rPr>
+            <w:lang w:val="fr_FR" w:bidi="fr_FR"/>
+          </w:rPr>
+          <w:rPr>
             <w:color w:val="0000EE"/>
             <w:u w:val="single"/>
           </w:rPr>
@@ -943,11 +1666,17 @@
         </w:r>
       </w:hyperlink>
       <w:r>
+        <w:rPr>
+          <w:lang w:val="fr_FR" w:bidi="fr_FR"/>
+        </w:rPr>
         <w:t xml:space="preserve">, </w:t>
       </w:r>
       <w:hyperlink r:id="rId48">
         <w:r>
           <w:rPr>
+            <w:lang w:val="fr_FR" w:bidi="fr_FR"/>
+          </w:rPr>
+          <w:rPr>
             <w:color w:val="0000EE"/>
             <w:u w:val="single"/>
           </w:rPr>
@@ -955,11 +1684,17 @@
         </w:r>
       </w:hyperlink>
       <w:r>
+        <w:rPr>
+          <w:lang w:val="fr_FR" w:bidi="fr_FR"/>
+        </w:rPr>
         <w:t xml:space="preserve">; </w:t>
       </w:r>
       <w:hyperlink r:id="rId42">
         <w:r>
           <w:rPr>
+            <w:lang w:val="fr_FR" w:bidi="fr_FR"/>
+          </w:rPr>
+          <w:rPr>
             <w:color w:val="0000EE"/>
             <w:u w:val="single"/>
           </w:rPr>
@@ -967,11 +1702,17 @@
         </w:r>
       </w:hyperlink>
       <w:r>
+        <w:rPr>
+          <w:lang w:val="fr_FR" w:bidi="fr_FR"/>
+        </w:rPr>
         <w:t xml:space="preserve">, </w:t>
       </w:r>
       <w:hyperlink r:id="rId49">
         <w:r>
           <w:rPr>
+            <w:lang w:val="fr_FR" w:bidi="fr_FR"/>
+          </w:rPr>
+          <w:rPr>
             <w:color w:val="0000EE"/>
             <w:u w:val="single"/>
           </w:rPr>
@@ -979,37 +1720,77 @@
         </w:r>
       </w:hyperlink>
       <w:r>
+        <w:rPr>
+          <w:lang w:val="fr_FR" w:bidi="fr_FR"/>
+        </w:rPr>
         <w:t xml:space="preserve">). • le premier-né d’entre les morts : voir la </w:t>
       </w:r>
       <w:r>
+        <w:rPr>
+          <w:lang w:val="fr_FR" w:bidi="fr_FR"/>
+        </w:rPr>
         <w:t>note d’étude du verset Col 1.15</w:t>
       </w:r>
       <w:r>
+        <w:rPr>
+          <w:lang w:val="fr_FR" w:bidi="fr_FR"/>
+        </w:rPr>
         <w:t>.</w:t>
       </w:r>
-      <w:r/>
-      <w:r/>
-    </w:p>
-    <w:p>
-      <w:r/>
+      <w:r>
+        <w:rPr>
+          <w:lang w:val="fr_FR" w:bidi="fr_FR"/>
+        </w:rPr>
+      </w:r>
+      <w:r>
+        <w:rPr>
+          <w:lang w:val="fr_FR" w:bidi="fr_FR"/>
+        </w:rPr>
+      </w:r>
+    </w:p>
+    <w:p>
+      <w:pPr/>
+      <w:r>
+        <w:rPr>
+          <w:lang w:val="fr_FR" w:bidi="fr_FR"/>
+        </w:rPr>
+      </w:r>
     </w:p>
     <w:p>
       <w:pPr>
         <w:pStyle w:val="Heading2"/>
       </w:pPr>
       <w:r>
+        <w:rPr>
+          <w:lang w:val="fr_FR" w:bidi="fr_FR"/>
+        </w:rPr>
         <w:t>Colossiens 1.19</w:t>
       </w:r>
-      <w:r/>
-    </w:p>
-    <w:p>
-      <w:r/>
-      <w:r>
+      <w:r>
+        <w:rPr>
+          <w:lang w:val="fr_FR" w:bidi="fr_FR"/>
+        </w:rPr>
+      </w:r>
+    </w:p>
+    <w:p>
+      <w:pPr/>
+      <w:r>
+        <w:rPr>
+          <w:lang w:val="fr_FR" w:bidi="fr_FR"/>
+        </w:rPr>
+      </w:r>
+      <w:r>
+        <w:rPr>
+          <w:lang w:val="fr_FR" w:bidi="fr_FR"/>
+        </w:rPr>
         <w:t xml:space="preserve">Dieu dans toute sa plénitude souligne que Dieu a choisi de se révéler pleinement en Jésus-Christ. Voir Jésus et le comprendre, c’est donc voir et comprendre Dieu (voir </w:t>
       </w:r>
       <w:hyperlink r:id="rId50">
         <w:r>
           <w:rPr>
+            <w:lang w:val="fr_FR" w:bidi="fr_FR"/>
+          </w:rPr>
+          <w:rPr>
             <w:color w:val="0000EE"/>
             <w:u w:val="single"/>
           </w:rPr>
@@ -1017,11 +1798,17 @@
         </w:r>
       </w:hyperlink>
       <w:r>
+        <w:rPr>
+          <w:lang w:val="fr_FR" w:bidi="fr_FR"/>
+        </w:rPr>
         <w:t xml:space="preserve">). Les faux prophètes semblaient dire que les chrétiens devaient se tourner vers d’autres êtres spirituels pour en savoir plus sur Dieu (voir </w:t>
       </w:r>
       <w:hyperlink r:id="rId51">
         <w:r>
           <w:rPr>
+            <w:lang w:val="fr_FR" w:bidi="fr_FR"/>
+          </w:rPr>
+          <w:rPr>
             <w:color w:val="0000EE"/>
             <w:u w:val="single"/>
           </w:rPr>
@@ -1029,11 +1816,17 @@
         </w:r>
       </w:hyperlink>
       <w:r>
+        <w:rPr>
+          <w:lang w:val="fr_FR" w:bidi="fr_FR"/>
+        </w:rPr>
         <w:t xml:space="preserve">, </w:t>
       </w:r>
       <w:hyperlink r:id="rId52">
         <w:r>
           <w:rPr>
+            <w:lang w:val="fr_FR" w:bidi="fr_FR"/>
+          </w:rPr>
+          <w:rPr>
             <w:color w:val="0000EE"/>
             <w:u w:val="single"/>
           </w:rPr>
@@ -1041,11 +1834,17 @@
         </w:r>
       </w:hyperlink>
       <w:r>
+        <w:rPr>
+          <w:lang w:val="fr_FR" w:bidi="fr_FR"/>
+        </w:rPr>
         <w:t xml:space="preserve">), mais le Christ est suffisant pour toute notre connaissance de Dieu (cf. </w:t>
       </w:r>
       <w:hyperlink r:id="rId53">
         <w:r>
           <w:rPr>
+            <w:lang w:val="fr_FR" w:bidi="fr_FR"/>
+          </w:rPr>
+          <w:rPr>
             <w:color w:val="0000EE"/>
             <w:u w:val="single"/>
           </w:rPr>
@@ -1053,51 +1852,113 @@
         </w:r>
       </w:hyperlink>
       <w:r>
+        <w:rPr>
+          <w:lang w:val="fr_FR" w:bidi="fr_FR"/>
+        </w:rPr>
         <w:t>).</w:t>
       </w:r>
-      <w:r/>
-      <w:r/>
-    </w:p>
-    <w:p>
-      <w:r/>
+      <w:r>
+        <w:rPr>
+          <w:lang w:val="fr_FR" w:bidi="fr_FR"/>
+        </w:rPr>
+      </w:r>
+      <w:r>
+        <w:rPr>
+          <w:lang w:val="fr_FR" w:bidi="fr_FR"/>
+        </w:rPr>
+      </w:r>
+    </w:p>
+    <w:p>
+      <w:pPr/>
+      <w:r>
+        <w:rPr>
+          <w:lang w:val="fr_FR" w:bidi="fr_FR"/>
+        </w:rPr>
+      </w:r>
     </w:p>
     <w:p>
       <w:pPr>
         <w:pStyle w:val="Heading2"/>
       </w:pPr>
       <w:r>
+        <w:rPr>
+          <w:lang w:val="fr_FR" w:bidi="fr_FR"/>
+        </w:rPr>
         <w:t>Colossiens 1.20</w:t>
       </w:r>
-      <w:r/>
-    </w:p>
-    <w:p>
-      <w:r/>
-      <w:r>
+      <w:r>
+        <w:rPr>
+          <w:lang w:val="fr_FR" w:bidi="fr_FR"/>
+        </w:rPr>
+      </w:r>
+    </w:p>
+    <w:p>
+      <w:pPr/>
+      <w:r>
+        <w:rPr>
+          <w:lang w:val="fr_FR" w:bidi="fr_FR"/>
+        </w:rPr>
+      </w:r>
+      <w:r>
+        <w:rPr>
+          <w:lang w:val="fr_FR" w:bidi="fr_FR"/>
+        </w:rPr>
         <w:t>À travers le Christ, Dieu a tout réconcilié avec lui-même, rétablissant sa domination sur toute la création, y compris le monde spirituel et le monde terrestre.</w:t>
       </w:r>
-      <w:r/>
-      <w:r/>
-    </w:p>
-    <w:p>
-      <w:r/>
+      <w:r>
+        <w:rPr>
+          <w:lang w:val="fr_FR" w:bidi="fr_FR"/>
+        </w:rPr>
+      </w:r>
+      <w:r>
+        <w:rPr>
+          <w:lang w:val="fr_FR" w:bidi="fr_FR"/>
+        </w:rPr>
+      </w:r>
+    </w:p>
+    <w:p>
+      <w:pPr/>
+      <w:r>
+        <w:rPr>
+          <w:lang w:val="fr_FR" w:bidi="fr_FR"/>
+        </w:rPr>
+      </w:r>
     </w:p>
     <w:p>
       <w:pPr>
         <w:pStyle w:val="Heading2"/>
       </w:pPr>
       <w:r>
+        <w:rPr>
+          <w:lang w:val="fr_FR" w:bidi="fr_FR"/>
+        </w:rPr>
         <w:t>Colossiens 1.21</w:t>
       </w:r>
-      <w:r/>
-    </w:p>
-    <w:p>
-      <w:r/>
-      <w:r>
+      <w:r>
+        <w:rPr>
+          <w:lang w:val="fr_FR" w:bidi="fr_FR"/>
+        </w:rPr>
+      </w:r>
+    </w:p>
+    <w:p>
+      <w:pPr/>
+      <w:r>
+        <w:rPr>
+          <w:lang w:val="fr_FR" w:bidi="fr_FR"/>
+        </w:rPr>
+      </w:r>
+      <w:r>
+        <w:rPr>
+          <w:lang w:val="fr_FR" w:bidi="fr_FR"/>
+        </w:rPr>
         <w:t xml:space="preserve">Le syntagme autrefois étrangers et ennemis de Dieu renvoie probablement à leur condition de païens (voir </w:t>
       </w:r>
       <w:hyperlink r:id="rId54">
         <w:r>
           <w:rPr>
+            <w:lang w:val="fr_FR" w:bidi="fr_FR"/>
+          </w:rPr>
+          <w:rPr>
             <w:color w:val="0000EE"/>
             <w:u w:val="single"/>
           </w:rPr>
@@ -1105,31 +1966,65 @@
         </w:r>
       </w:hyperlink>
       <w:r>
+        <w:rPr>
+          <w:lang w:val="fr_FR" w:bidi="fr_FR"/>
+        </w:rPr>
         <w:t>).</w:t>
       </w:r>
-      <w:r/>
-      <w:r/>
-    </w:p>
-    <w:p>
-      <w:r/>
+      <w:r>
+        <w:rPr>
+          <w:lang w:val="fr_FR" w:bidi="fr_FR"/>
+        </w:rPr>
+      </w:r>
+      <w:r>
+        <w:rPr>
+          <w:lang w:val="fr_FR" w:bidi="fr_FR"/>
+        </w:rPr>
+      </w:r>
+    </w:p>
+    <w:p>
+      <w:pPr/>
+      <w:r>
+        <w:rPr>
+          <w:lang w:val="fr_FR" w:bidi="fr_FR"/>
+        </w:rPr>
+      </w:r>
     </w:p>
     <w:p>
       <w:pPr>
         <w:pStyle w:val="Heading2"/>
       </w:pPr>
       <w:r>
+        <w:rPr>
+          <w:lang w:val="fr_FR" w:bidi="fr_FR"/>
+        </w:rPr>
         <w:t>Colossiens 1.21–23</w:t>
       </w:r>
-      <w:r/>
-    </w:p>
-    <w:p>
-      <w:r/>
-      <w:r>
+      <w:r>
+        <w:rPr>
+          <w:lang w:val="fr_FR" w:bidi="fr_FR"/>
+        </w:rPr>
+      </w:r>
+    </w:p>
+    <w:p>
+      <w:pPr/>
+      <w:r>
+        <w:rPr>
+          <w:lang w:val="fr_FR" w:bidi="fr_FR"/>
+        </w:rPr>
+      </w:r>
+      <w:r>
+        <w:rPr>
+          <w:lang w:val="fr_FR" w:bidi="fr_FR"/>
+        </w:rPr>
         <w:t xml:space="preserve">Paul illustre la vérité du verset </w:t>
       </w:r>
       <w:hyperlink r:id="rId55">
         <w:r>
           <w:rPr>
+            <w:lang w:val="fr_FR" w:bidi="fr_FR"/>
+          </w:rPr>
+          <w:rPr>
             <w:color w:val="0000EE"/>
             <w:u w:val="single"/>
           </w:rPr>
@@ -1137,60 +2032,126 @@
         </w:r>
       </w:hyperlink>
       <w:r>
+        <w:rPr>
+          <w:lang w:val="fr_FR" w:bidi="fr_FR"/>
+        </w:rPr>
         <w:t xml:space="preserve"> aux chrétiens de Colosses. En tant que personnes réconciliées avec Dieu, ils bénéficient d'un nouveau statut spirituel et doivent rester fermes dans la vérité qui leur a été enseignée.</w:t>
       </w:r>
-      <w:r/>
-      <w:r/>
-    </w:p>
-    <w:p>
-      <w:r/>
+      <w:r>
+        <w:rPr>
+          <w:lang w:val="fr_FR" w:bidi="fr_FR"/>
+        </w:rPr>
+      </w:r>
+      <w:r>
+        <w:rPr>
+          <w:lang w:val="fr_FR" w:bidi="fr_FR"/>
+        </w:rPr>
+      </w:r>
+    </w:p>
+    <w:p>
+      <w:pPr/>
+      <w:r>
+        <w:rPr>
+          <w:lang w:val="fr_FR" w:bidi="fr_FR"/>
+        </w:rPr>
+      </w:r>
     </w:p>
     <w:p>
       <w:pPr>
         <w:pStyle w:val="Heading2"/>
       </w:pPr>
       <w:r>
+        <w:rPr>
+          <w:lang w:val="fr_FR" w:bidi="fr_FR"/>
+        </w:rPr>
         <w:t>Colossiens 1.22</w:t>
       </w:r>
-      <w:r/>
-    </w:p>
-    <w:p>
-      <w:r/>
-      <w:r>
+      <w:r>
+        <w:rPr>
+          <w:lang w:val="fr_FR" w:bidi="fr_FR"/>
+        </w:rPr>
+      </w:r>
+    </w:p>
+    <w:p>
+      <w:pPr/>
+      <w:r>
+        <w:rPr>
+          <w:lang w:val="fr_FR" w:bidi="fr_FR"/>
+        </w:rPr>
+      </w:r>
+      <w:r>
+        <w:rPr>
+          <w:lang w:val="fr_FR" w:bidi="fr_FR"/>
+        </w:rPr>
         <w:t>Les Colossiens, comme tous les croyants, étaient saints et irréprochables aux yeux de Dieu, non pas en raison de leur propre perfection, mais parce qu'ils avaient été réconciliés avec Dieu grâce à la mort du Christ.</w:t>
       </w:r>
-      <w:r/>
-      <w:r/>
-    </w:p>
-    <w:p>
-      <w:r/>
+      <w:r>
+        <w:rPr>
+          <w:lang w:val="fr_FR" w:bidi="fr_FR"/>
+        </w:rPr>
+      </w:r>
+      <w:r>
+        <w:rPr>
+          <w:lang w:val="fr_FR" w:bidi="fr_FR"/>
+        </w:rPr>
+      </w:r>
+    </w:p>
+    <w:p>
+      <w:pPr/>
+      <w:r>
+        <w:rPr>
+          <w:lang w:val="fr_FR" w:bidi="fr_FR"/>
+        </w:rPr>
+      </w:r>
     </w:p>
     <w:p>
       <w:pPr>
         <w:pStyle w:val="Heading2"/>
       </w:pPr>
       <w:r>
+        <w:rPr>
+          <w:lang w:val="fr_FR" w:bidi="fr_FR"/>
+        </w:rPr>
         <w:t>Colossiens 1.23</w:t>
       </w:r>
-      <w:r/>
-    </w:p>
-    <w:p>
-      <w:r/>
-      <w:r>
+      <w:r>
+        <w:rPr>
+          <w:lang w:val="fr_FR" w:bidi="fr_FR"/>
+        </w:rPr>
+      </w:r>
+    </w:p>
+    <w:p>
+      <w:pPr/>
+      <w:r>
+        <w:rPr>
+          <w:lang w:val="fr_FR" w:bidi="fr_FR"/>
+        </w:rPr>
+      </w:r>
+      <w:r>
+        <w:rPr>
+          <w:lang w:val="fr_FR" w:bidi="fr_FR"/>
+        </w:rPr>
         <w:t xml:space="preserve">Prêché dans le monde entier (littéralement </w:t>
       </w:r>
       <w:r>
         <w:rPr>
           <w:i/>
+          <w:lang w:val="fr_FR" w:bidi="fr_FR"/>
         </w:rPr>
         <w:t>prêché à toute créature sous le ciel</w:t>
       </w:r>
       <w:r>
+        <w:rPr>
+          <w:lang w:val="fr_FR" w:bidi="fr_FR"/>
+        </w:rPr>
         <w:t xml:space="preserve">) : l'hyperbole (exagération pour créer de l'emphase) de Paul signifie que des lieux de prédication de la Bonne Nouvelle ont été créés dans des villes stratégiques à travers le monde romain (voir aussi </w:t>
       </w:r>
       <w:hyperlink r:id="rId56">
         <w:r>
           <w:rPr>
+            <w:lang w:val="fr_FR" w:bidi="fr_FR"/>
+          </w:rPr>
+          <w:rPr>
             <w:color w:val="0000EE"/>
             <w:u w:val="single"/>
           </w:rPr>
@@ -1198,40 +2159,78 @@
         </w:r>
       </w:hyperlink>
       <w:r>
+        <w:rPr>
+          <w:lang w:val="fr_FR" w:bidi="fr_FR"/>
+        </w:rPr>
         <w:t>).</w:t>
       </w:r>
-      <w:r/>
-      <w:r/>
-    </w:p>
-    <w:p>
-      <w:r/>
+      <w:r>
+        <w:rPr>
+          <w:lang w:val="fr_FR" w:bidi="fr_FR"/>
+        </w:rPr>
+      </w:r>
+      <w:r>
+        <w:rPr>
+          <w:lang w:val="fr_FR" w:bidi="fr_FR"/>
+        </w:rPr>
+      </w:r>
+    </w:p>
+    <w:p>
+      <w:pPr/>
+      <w:r>
+        <w:rPr>
+          <w:lang w:val="fr_FR" w:bidi="fr_FR"/>
+        </w:rPr>
+      </w:r>
     </w:p>
     <w:p>
       <w:pPr>
         <w:pStyle w:val="Heading2"/>
       </w:pPr>
       <w:r>
+        <w:rPr>
+          <w:lang w:val="fr_FR" w:bidi="fr_FR"/>
+        </w:rPr>
         <w:t>Colossiens 1.24</w:t>
       </w:r>
-      <w:r/>
-    </w:p>
-    <w:p>
-      <w:r/>
-      <w:r>
+      <w:r>
+        <w:rPr>
+          <w:lang w:val="fr_FR" w:bidi="fr_FR"/>
+        </w:rPr>
+      </w:r>
+    </w:p>
+    <w:p>
+      <w:pPr/>
+      <w:r>
+        <w:rPr>
+          <w:lang w:val="fr_FR" w:bidi="fr_FR"/>
+        </w:rPr>
+      </w:r>
+      <w:r>
+        <w:rPr>
+          <w:lang w:val="fr_FR" w:bidi="fr_FR"/>
+        </w:rPr>
         <w:t xml:space="preserve">Je participe aux souffrances du Christ (au sens littéral </w:t>
       </w:r>
       <w:r>
         <w:rPr>
           <w:i/>
+          <w:lang w:val="fr_FR" w:bidi="fr_FR"/>
         </w:rPr>
         <w:t>ce qui manque aux souffrances de Christ, je l’achève en ma chair</w:t>
       </w:r>
       <w:r>
+        <w:rPr>
+          <w:lang w:val="fr_FR" w:bidi="fr_FR"/>
+        </w:rPr>
         <w:t xml:space="preserve">) : bien que la souffrance rédemptrice du Christ soit unique et entièrement achevée, le Christ continue de souffrir à travers son peuple dans un monde hostile au message de la rédemption. Le Christ et son Église continueront à souffrir jusqu'à ce que les desseins de Dieu dans ce monde soient accomplis (voir aussi </w:t>
       </w:r>
       <w:hyperlink r:id="rId57">
         <w:r>
           <w:rPr>
+            <w:lang w:val="fr_FR" w:bidi="fr_FR"/>
+          </w:rPr>
+          <w:rPr>
             <w:color w:val="0000EE"/>
             <w:u w:val="single"/>
           </w:rPr>
@@ -1239,11 +2238,17 @@
         </w:r>
       </w:hyperlink>
       <w:r>
+        <w:rPr>
+          <w:lang w:val="fr_FR" w:bidi="fr_FR"/>
+        </w:rPr>
         <w:t xml:space="preserve">; </w:t>
       </w:r>
       <w:hyperlink r:id="rId58">
         <w:r>
           <w:rPr>
+            <w:lang w:val="fr_FR" w:bidi="fr_FR"/>
+          </w:rPr>
+          <w:rPr>
             <w:color w:val="0000EE"/>
             <w:u w:val="single"/>
           </w:rPr>
@@ -1251,11 +2256,17 @@
         </w:r>
       </w:hyperlink>
       <w:r>
+        <w:rPr>
+          <w:lang w:val="fr_FR" w:bidi="fr_FR"/>
+        </w:rPr>
         <w:t xml:space="preserve">; </w:t>
       </w:r>
       <w:hyperlink r:id="rId59">
         <w:r>
           <w:rPr>
+            <w:lang w:val="fr_FR" w:bidi="fr_FR"/>
+          </w:rPr>
+          <w:rPr>
             <w:color w:val="0000EE"/>
             <w:u w:val="single"/>
           </w:rPr>
@@ -1263,31 +2274,65 @@
         </w:r>
       </w:hyperlink>
       <w:r>
+        <w:rPr>
+          <w:lang w:val="fr_FR" w:bidi="fr_FR"/>
+        </w:rPr>
         <w:t>).</w:t>
       </w:r>
-      <w:r/>
-      <w:r/>
-    </w:p>
-    <w:p>
-      <w:r/>
+      <w:r>
+        <w:rPr>
+          <w:lang w:val="fr_FR" w:bidi="fr_FR"/>
+        </w:rPr>
+      </w:r>
+      <w:r>
+        <w:rPr>
+          <w:lang w:val="fr_FR" w:bidi="fr_FR"/>
+        </w:rPr>
+      </w:r>
+    </w:p>
+    <w:p>
+      <w:pPr/>
+      <w:r>
+        <w:rPr>
+          <w:lang w:val="fr_FR" w:bidi="fr_FR"/>
+        </w:rPr>
+      </w:r>
     </w:p>
     <w:p>
       <w:pPr>
         <w:pStyle w:val="Heading2"/>
       </w:pPr>
       <w:r>
+        <w:rPr>
+          <w:lang w:val="fr_FR" w:bidi="fr_FR"/>
+        </w:rPr>
         <w:t>Colossiens 1.24–2.5</w:t>
       </w:r>
-      <w:r/>
-    </w:p>
-    <w:p>
-      <w:r/>
-      <w:r>
+      <w:r>
+        <w:rPr>
+          <w:lang w:val="fr_FR" w:bidi="fr_FR"/>
+        </w:rPr>
+      </w:r>
+    </w:p>
+    <w:p>
+      <w:pPr/>
+      <w:r>
+        <w:rPr>
+          <w:lang w:val="fr_FR" w:bidi="fr_FR"/>
+        </w:rPr>
+      </w:r>
+      <w:r>
+        <w:rPr>
+          <w:lang w:val="fr_FR" w:bidi="fr_FR"/>
+        </w:rPr>
         <w:t>Paul réfléchit à son propre rôle dans la propagation de la Bonne Nouvelle (</w:t>
       </w:r>
       <w:hyperlink r:id="rId60">
         <w:r>
           <w:rPr>
+            <w:lang w:val="fr_FR" w:bidi="fr_FR"/>
+          </w:rPr>
+          <w:rPr>
             <w:color w:val="0000EE"/>
             <w:u w:val="single"/>
           </w:rPr>
@@ -1295,71 +2340,161 @@
         </w:r>
       </w:hyperlink>
       <w:r>
+        <w:rPr>
+          <w:lang w:val="fr_FR" w:bidi="fr_FR"/>
+        </w:rPr>
         <w:t>).</w:t>
       </w:r>
-      <w:r/>
-      <w:r/>
-    </w:p>
-    <w:p>
-      <w:r/>
+      <w:r>
+        <w:rPr>
+          <w:lang w:val="fr_FR" w:bidi="fr_FR"/>
+        </w:rPr>
+      </w:r>
+      <w:r>
+        <w:rPr>
+          <w:lang w:val="fr_FR" w:bidi="fr_FR"/>
+        </w:rPr>
+      </w:r>
+    </w:p>
+    <w:p>
+      <w:pPr/>
+      <w:r>
+        <w:rPr>
+          <w:lang w:val="fr_FR" w:bidi="fr_FR"/>
+        </w:rPr>
+      </w:r>
     </w:p>
     <w:p>
       <w:pPr>
         <w:pStyle w:val="Heading2"/>
       </w:pPr>
       <w:r>
+        <w:rPr>
+          <w:lang w:val="fr_FR" w:bidi="fr_FR"/>
+        </w:rPr>
         <w:t>Colossiens 1.26</w:t>
       </w:r>
-      <w:r/>
-    </w:p>
-    <w:p>
-      <w:r/>
-      <w:r>
+      <w:r>
+        <w:rPr>
+          <w:lang w:val="fr_FR" w:bidi="fr_FR"/>
+        </w:rPr>
+      </w:r>
+    </w:p>
+    <w:p>
+      <w:pPr/>
+      <w:r>
+        <w:rPr>
+          <w:lang w:val="fr_FR" w:bidi="fr_FR"/>
+        </w:rPr>
+      </w:r>
+      <w:r>
+        <w:rPr>
+          <w:lang w:val="fr_FR" w:bidi="fr_FR"/>
+        </w:rPr>
         <w:t>Le concept de mystère caché de tout temps, mais révélé maintenant, est inspiré des idées apocalyptiques juives. Les penseurs juifs considéraient que tout le plan de Dieu existait déjà dans les cieux, caché jusqu'à ce que Dieu lève le rideau et le révèle. La Bonne Nouvelle, en particulier pour les païens, avait été gardée secrète jusqu'à ce qu'elle soit révélée en Christ.</w:t>
       </w:r>
-      <w:r/>
-      <w:r/>
-    </w:p>
-    <w:p>
-      <w:r/>
+      <w:r>
+        <w:rPr>
+          <w:lang w:val="fr_FR" w:bidi="fr_FR"/>
+        </w:rPr>
+      </w:r>
+      <w:r>
+        <w:rPr>
+          <w:lang w:val="fr_FR" w:bidi="fr_FR"/>
+        </w:rPr>
+      </w:r>
+    </w:p>
+    <w:p>
+      <w:pPr/>
+      <w:r>
+        <w:rPr>
+          <w:lang w:val="fr_FR" w:bidi="fr_FR"/>
+        </w:rPr>
+      </w:r>
     </w:p>
     <w:p>
       <w:pPr>
         <w:pStyle w:val="Heading2"/>
       </w:pPr>
       <w:r>
+        <w:rPr>
+          <w:lang w:val="fr_FR" w:bidi="fr_FR"/>
+        </w:rPr>
         <w:t>Colossiens 2.1–5</w:t>
       </w:r>
-      <w:r/>
-    </w:p>
-    <w:p>
-      <w:r/>
-      <w:r>
+      <w:r>
+        <w:rPr>
+          <w:lang w:val="fr_FR" w:bidi="fr_FR"/>
+        </w:rPr>
+      </w:r>
+    </w:p>
+    <w:p>
+      <w:pPr/>
+      <w:r>
+        <w:rPr>
+          <w:lang w:val="fr_FR" w:bidi="fr_FR"/>
+        </w:rPr>
+      </w:r>
+      <w:r>
+        <w:rPr>
+          <w:lang w:val="fr_FR" w:bidi="fr_FR"/>
+        </w:rPr>
         <w:t>Paul exprime sa volonté de renforcer ses relations avec les Colossiens, qu'il n'a jamais rencontrés, et de s'opposer aux idées hérétiques qui menacent leur communauté chrétienne. • Laodicée était situé à environ 15 km au nord-ouest de Colosses.</w:t>
       </w:r>
-      <w:r/>
-      <w:r/>
-    </w:p>
-    <w:p>
-      <w:r/>
+      <w:r>
+        <w:rPr>
+          <w:lang w:val="fr_FR" w:bidi="fr_FR"/>
+        </w:rPr>
+      </w:r>
+      <w:r>
+        <w:rPr>
+          <w:lang w:val="fr_FR" w:bidi="fr_FR"/>
+        </w:rPr>
+      </w:r>
+    </w:p>
+    <w:p>
+      <w:pPr/>
+      <w:r>
+        <w:rPr>
+          <w:lang w:val="fr_FR" w:bidi="fr_FR"/>
+        </w:rPr>
+      </w:r>
     </w:p>
     <w:p>
       <w:pPr>
         <w:pStyle w:val="Heading2"/>
       </w:pPr>
       <w:r>
+        <w:rPr>
+          <w:lang w:val="fr_FR" w:bidi="fr_FR"/>
+        </w:rPr>
         <w:t>Colossiens 2.2</w:t>
       </w:r>
-      <w:r/>
-    </w:p>
-    <w:p>
-      <w:r/>
-      <w:r>
+      <w:r>
+        <w:rPr>
+          <w:lang w:val="fr_FR" w:bidi="fr_FR"/>
+        </w:rPr>
+      </w:r>
+    </w:p>
+    <w:p>
+      <w:pPr/>
+      <w:r>
+        <w:rPr>
+          <w:lang w:val="fr_FR" w:bidi="fr_FR"/>
+        </w:rPr>
+      </w:r>
+      <w:r>
+        <w:rPr>
+          <w:lang w:val="fr_FR" w:bidi="fr_FR"/>
+        </w:rPr>
         <w:t xml:space="preserve">Le plan mystérieux de Dieu : consulter le verset </w:t>
       </w:r>
       <w:hyperlink r:id="rId61">
         <w:r>
           <w:rPr>
+            <w:lang w:val="fr_FR" w:bidi="fr_FR"/>
+          </w:rPr>
+          <w:rPr>
             <w:color w:val="0000EE"/>
             <w:u w:val="single"/>
           </w:rPr>
@@ -1367,31 +2502,65 @@
         </w:r>
       </w:hyperlink>
       <w:r>
+        <w:rPr>
+          <w:lang w:val="fr_FR" w:bidi="fr_FR"/>
+        </w:rPr>
         <w:t>; Christ lui-même incarne ce plan.</w:t>
       </w:r>
-      <w:r/>
-      <w:r/>
-    </w:p>
-    <w:p>
-      <w:r/>
+      <w:r>
+        <w:rPr>
+          <w:lang w:val="fr_FR" w:bidi="fr_FR"/>
+        </w:rPr>
+      </w:r>
+      <w:r>
+        <w:rPr>
+          <w:lang w:val="fr_FR" w:bidi="fr_FR"/>
+        </w:rPr>
+      </w:r>
+    </w:p>
+    <w:p>
+      <w:pPr/>
+      <w:r>
+        <w:rPr>
+          <w:lang w:val="fr_FR" w:bidi="fr_FR"/>
+        </w:rPr>
+      </w:r>
     </w:p>
     <w:p>
       <w:pPr>
         <w:pStyle w:val="Heading2"/>
       </w:pPr>
       <w:r>
+        <w:rPr>
+          <w:lang w:val="fr_FR" w:bidi="fr_FR"/>
+        </w:rPr>
         <w:t>Colossiens 2.3</w:t>
       </w:r>
-      <w:r/>
-    </w:p>
-    <w:p>
-      <w:r/>
-      <w:r>
+      <w:r>
+        <w:rPr>
+          <w:lang w:val="fr_FR" w:bidi="fr_FR"/>
+        </w:rPr>
+      </w:r>
+    </w:p>
+    <w:p>
+      <w:pPr/>
+      <w:r>
+        <w:rPr>
+          <w:lang w:val="fr_FR" w:bidi="fr_FR"/>
+        </w:rPr>
+      </w:r>
+      <w:r>
+        <w:rPr>
+          <w:lang w:val="fr_FR" w:bidi="fr_FR"/>
+        </w:rPr>
         <w:t xml:space="preserve">Paul s'appuie sur </w:t>
       </w:r>
       <w:hyperlink r:id="rId55">
         <w:r>
           <w:rPr>
+            <w:lang w:val="fr_FR" w:bidi="fr_FR"/>
+          </w:rPr>
+          <w:rPr>
             <w:color w:val="0000EE"/>
             <w:u w:val="single"/>
           </w:rPr>
@@ -1399,60 +2568,126 @@
         </w:r>
       </w:hyperlink>
       <w:r>
+        <w:rPr>
+          <w:lang w:val="fr_FR" w:bidi="fr_FR"/>
+        </w:rPr>
         <w:t>: le Christ seul suffit pour à notre compréhension spirituelle.</w:t>
       </w:r>
-      <w:r/>
-      <w:r/>
-    </w:p>
-    <w:p>
-      <w:r/>
+      <w:r>
+        <w:rPr>
+          <w:lang w:val="fr_FR" w:bidi="fr_FR"/>
+        </w:rPr>
+      </w:r>
+      <w:r>
+        <w:rPr>
+          <w:lang w:val="fr_FR" w:bidi="fr_FR"/>
+        </w:rPr>
+      </w:r>
+    </w:p>
+    <w:p>
+      <w:pPr/>
+      <w:r>
+        <w:rPr>
+          <w:lang w:val="fr_FR" w:bidi="fr_FR"/>
+        </w:rPr>
+      </w:r>
     </w:p>
     <w:p>
       <w:pPr>
         <w:pStyle w:val="Heading2"/>
       </w:pPr>
       <w:r>
+        <w:rPr>
+          <w:lang w:val="fr_FR" w:bidi="fr_FR"/>
+        </w:rPr>
         <w:t>Colossiens 2.6–15</w:t>
       </w:r>
-      <w:r/>
-    </w:p>
-    <w:p>
-      <w:r/>
-      <w:r>
+      <w:r>
+        <w:rPr>
+          <w:lang w:val="fr_FR" w:bidi="fr_FR"/>
+        </w:rPr>
+      </w:r>
+    </w:p>
+    <w:p>
+      <w:pPr/>
+      <w:r>
+        <w:rPr>
+          <w:lang w:val="fr_FR" w:bidi="fr_FR"/>
+        </w:rPr>
+      </w:r>
+      <w:r>
+        <w:rPr>
+          <w:lang w:val="fr_FR" w:bidi="fr_FR"/>
+        </w:rPr>
         <w:t>Face aux arguments séduisants des faux maîtres, Paul exhorte les Colossiens à rester fermes dans leur foi en Christ, car en Christ réside toute la plénitude de Dieu, et leur expérience spirituelle est complète en lui.</w:t>
       </w:r>
-      <w:r/>
-      <w:r/>
-    </w:p>
-    <w:p>
-      <w:r/>
+      <w:r>
+        <w:rPr>
+          <w:lang w:val="fr_FR" w:bidi="fr_FR"/>
+        </w:rPr>
+      </w:r>
+      <w:r>
+        <w:rPr>
+          <w:lang w:val="fr_FR" w:bidi="fr_FR"/>
+        </w:rPr>
+      </w:r>
+    </w:p>
+    <w:p>
+      <w:pPr/>
+      <w:r>
+        <w:rPr>
+          <w:lang w:val="fr_FR" w:bidi="fr_FR"/>
+        </w:rPr>
+      </w:r>
     </w:p>
     <w:p>
       <w:pPr>
         <w:pStyle w:val="Heading2"/>
       </w:pPr>
       <w:r>
+        <w:rPr>
+          <w:lang w:val="fr_FR" w:bidi="fr_FR"/>
+        </w:rPr>
         <w:t>Colossiens 2.8</w:t>
       </w:r>
-      <w:r/>
-    </w:p>
-    <w:p>
-      <w:r/>
-      <w:r>
+      <w:r>
+        <w:rPr>
+          <w:lang w:val="fr_FR" w:bidi="fr_FR"/>
+        </w:rPr>
+      </w:r>
+    </w:p>
+    <w:p>
+      <w:pPr/>
+      <w:r>
+        <w:rPr>
+          <w:lang w:val="fr_FR" w:bidi="fr_FR"/>
+        </w:rPr>
+      </w:r>
+      <w:r>
+        <w:rPr>
+          <w:lang w:val="fr_FR" w:bidi="fr_FR"/>
+        </w:rPr>
         <w:t xml:space="preserve">Le mot grec philosophia désigne tout, de la métaphysique de Platon à l'enseignement religieux des sectes. Paul ne condamne pas la philosophie en soi, mais simplement les spéculations philosophiques vides qui s'opposent à la Bonne Nouvelle. • Les puissances spirituelles de ce monde : en d'autres termes </w:t>
       </w:r>
       <w:r>
         <w:rPr>
           <w:i/>
+          <w:lang w:val="fr_FR" w:bidi="fr_FR"/>
         </w:rPr>
         <w:t>les rudiments de monde ;</w:t>
       </w:r>
       <w:r>
+        <w:rPr>
+          <w:lang w:val="fr_FR" w:bidi="fr_FR"/>
+        </w:rPr>
         <w:t xml:space="preserve"> (voir aussi le verset </w:t>
       </w:r>
       <w:hyperlink r:id="rId62">
         <w:r>
           <w:rPr>
+            <w:lang w:val="fr_FR" w:bidi="fr_FR"/>
+          </w:rPr>
+          <w:rPr>
             <w:color w:val="0000EE"/>
             <w:u w:val="single"/>
           </w:rPr>
@@ -1460,11 +2695,17 @@
         </w:r>
       </w:hyperlink>
       <w:r>
+        <w:rPr>
+          <w:lang w:val="fr_FR" w:bidi="fr_FR"/>
+        </w:rPr>
         <w:t xml:space="preserve">) : cette expression peut désigner un enseignement élémentaire caractéristique de ce monde (voir </w:t>
       </w:r>
       <w:hyperlink r:id="rId63">
         <w:r>
           <w:rPr>
+            <w:lang w:val="fr_FR" w:bidi="fr_FR"/>
+          </w:rPr>
+          <w:rPr>
             <w:color w:val="0000EE"/>
             <w:u w:val="single"/>
           </w:rPr>
@@ -1472,11 +2713,17 @@
         </w:r>
       </w:hyperlink>
       <w:r>
+        <w:rPr>
+          <w:lang w:val="fr_FR" w:bidi="fr_FR"/>
+        </w:rPr>
         <w:t xml:space="preserve">), ou à des êtres spirituels dont on pensait qu'ils avaient une influence décisive sur le cours des événements (voir aussi </w:t>
       </w:r>
       <w:hyperlink r:id="rId64">
         <w:r>
           <w:rPr>
+            <w:lang w:val="fr_FR" w:bidi="fr_FR"/>
+          </w:rPr>
+          <w:rPr>
             <w:color w:val="0000EE"/>
             <w:u w:val="single"/>
           </w:rPr>
@@ -1484,11 +2731,17 @@
         </w:r>
       </w:hyperlink>
       <w:r>
+        <w:rPr>
+          <w:lang w:val="fr_FR" w:bidi="fr_FR"/>
+        </w:rPr>
         <w:t xml:space="preserve">, </w:t>
       </w:r>
       <w:hyperlink r:id="rId62">
         <w:r>
           <w:rPr>
+            <w:lang w:val="fr_FR" w:bidi="fr_FR"/>
+          </w:rPr>
+          <w:rPr>
             <w:color w:val="0000EE"/>
             <w:u w:val="single"/>
           </w:rPr>
@@ -1496,11 +2749,17 @@
         </w:r>
       </w:hyperlink>
       <w:r>
+        <w:rPr>
+          <w:lang w:val="fr_FR" w:bidi="fr_FR"/>
+        </w:rPr>
         <w:t xml:space="preserve">; </w:t>
       </w:r>
       <w:hyperlink r:id="rId65">
         <w:r>
           <w:rPr>
+            <w:lang w:val="fr_FR" w:bidi="fr_FR"/>
+          </w:rPr>
+          <w:rPr>
             <w:color w:val="0000EE"/>
             <w:u w:val="single"/>
           </w:rPr>
@@ -1508,75 +2767,146 @@
         </w:r>
       </w:hyperlink>
       <w:r>
+        <w:rPr>
+          <w:lang w:val="fr_FR" w:bidi="fr_FR"/>
+        </w:rPr>
         <w:t>).</w:t>
       </w:r>
-      <w:r/>
-      <w:r/>
-    </w:p>
-    <w:p>
-      <w:r/>
+      <w:r>
+        <w:rPr>
+          <w:lang w:val="fr_FR" w:bidi="fr_FR"/>
+        </w:rPr>
+      </w:r>
+      <w:r>
+        <w:rPr>
+          <w:lang w:val="fr_FR" w:bidi="fr_FR"/>
+        </w:rPr>
+      </w:r>
+    </w:p>
+    <w:p>
+      <w:pPr/>
+      <w:r>
+        <w:rPr>
+          <w:lang w:val="fr_FR" w:bidi="fr_FR"/>
+        </w:rPr>
+      </w:r>
     </w:p>
     <w:p>
       <w:pPr>
         <w:pStyle w:val="Heading2"/>
       </w:pPr>
       <w:r>
+        <w:rPr>
+          <w:lang w:val="fr_FR" w:bidi="fr_FR"/>
+        </w:rPr>
         <w:t>Colossiens 2.11</w:t>
       </w:r>
-      <w:r/>
-    </w:p>
-    <w:p>
-      <w:r/>
-      <w:r>
+      <w:r>
+        <w:rPr>
+          <w:lang w:val="fr_FR" w:bidi="fr_FR"/>
+        </w:rPr>
+      </w:r>
+    </w:p>
+    <w:p>
+      <w:pPr/>
+      <w:r>
+        <w:rPr>
+          <w:lang w:val="fr_FR" w:bidi="fr_FR"/>
+        </w:rPr>
+      </w:r>
+      <w:r>
+        <w:rPr>
+          <w:lang w:val="fr_FR" w:bidi="fr_FR"/>
+        </w:rPr>
         <w:t xml:space="preserve">Le Christ a procédé à une circoncision spirituelle : la conversion spirituelle à Christ est l'équivalent chrétien de la circoncision physique. • La circoncision de votre nature pécheresse (littéralement </w:t>
       </w:r>
       <w:r>
         <w:rPr>
           <w:i/>
+          <w:lang w:val="fr_FR" w:bidi="fr_FR"/>
         </w:rPr>
         <w:t xml:space="preserve">le </w:t>
       </w:r>
       <w:r>
         <w:rPr>
           <w:i/>
+          <w:lang w:val="fr_FR" w:bidi="fr_FR"/>
         </w:rPr>
         <w:t>dépouillement du corps de la chair</w:t>
       </w:r>
       <w:r>
+        <w:rPr>
+          <w:lang w:val="fr_FR" w:bidi="fr_FR"/>
+        </w:rPr>
         <w:t xml:space="preserve">) : tout comme les garçons juifs se font couper la chair du prépuce pour marquer leur initiation au peuple de Dieu, les croyants se font couper la chair métaphorique (traduit par </w:t>
       </w:r>
       <w:r>
         <w:rPr>
           <w:i/>
+          <w:lang w:val="fr_FR" w:bidi="fr_FR"/>
         </w:rPr>
         <w:t>nature pécheresse</w:t>
       </w:r>
       <w:r>
+        <w:rPr>
+          <w:lang w:val="fr_FR" w:bidi="fr_FR"/>
+        </w:rPr>
         <w:t>) lorsqu'ils viennent à Christ.</w:t>
       </w:r>
-      <w:r/>
-      <w:r/>
-    </w:p>
-    <w:p>
-      <w:r/>
+      <w:r>
+        <w:rPr>
+          <w:lang w:val="fr_FR" w:bidi="fr_FR"/>
+        </w:rPr>
+      </w:r>
+      <w:r>
+        <w:rPr>
+          <w:lang w:val="fr_FR" w:bidi="fr_FR"/>
+        </w:rPr>
+      </w:r>
+    </w:p>
+    <w:p>
+      <w:pPr/>
+      <w:r>
+        <w:rPr>
+          <w:lang w:val="fr_FR" w:bidi="fr_FR"/>
+        </w:rPr>
+      </w:r>
     </w:p>
     <w:p>
       <w:pPr>
         <w:pStyle w:val="Heading2"/>
       </w:pPr>
       <w:r>
+        <w:rPr>
+          <w:lang w:val="fr_FR" w:bidi="fr_FR"/>
+        </w:rPr>
         <w:t>Colossiens 2.12</w:t>
       </w:r>
-      <w:r/>
-    </w:p>
-    <w:p>
-      <w:r/>
-      <w:r>
+      <w:r>
+        <w:rPr>
+          <w:lang w:val="fr_FR" w:bidi="fr_FR"/>
+        </w:rPr>
+      </w:r>
+    </w:p>
+    <w:p>
+      <w:pPr/>
+      <w:r>
+        <w:rPr>
+          <w:lang w:val="fr_FR" w:bidi="fr_FR"/>
+        </w:rPr>
+      </w:r>
+      <w:r>
+        <w:rPr>
+          <w:lang w:val="fr_FR" w:bidi="fr_FR"/>
+        </w:rPr>
         <w:t>Vous avez été ensevelis avec le Christ lorsque vous avez été baptisés : comme dans un passage à peu près parallèle (</w:t>
       </w:r>
       <w:hyperlink r:id="rId66">
         <w:r>
           <w:rPr>
+            <w:lang w:val="fr_FR" w:bidi="fr_FR"/>
+          </w:rPr>
+          <w:rPr>
             <w:color w:val="0000EE"/>
             <w:u w:val="single"/>
           </w:rPr>
@@ -1584,43 +2914,84 @@
         </w:r>
       </w:hyperlink>
       <w:r>
+        <w:rPr>
+          <w:lang w:val="fr_FR" w:bidi="fr_FR"/>
+        </w:rPr>
         <w:t xml:space="preserve">), Paul souligne la forte ressemblance entre les croyants et le Christ. Aux yeux de Dieu, nous étions réellement </w:t>
       </w:r>
       <w:r>
         <w:rPr>
           <w:i/>
+          <w:lang w:val="fr_FR" w:bidi="fr_FR"/>
         </w:rPr>
         <w:t>avec le Christ</w:t>
       </w:r>
       <w:r>
+        <w:rPr>
+          <w:lang w:val="fr_FR" w:bidi="fr_FR"/>
+        </w:rPr>
         <w:t xml:space="preserve"> lorsqu'il a été enseveli et qu'il est ressuscité, et nous bénéficions donc des bienfaits de l'œuvre accomplie par le Christ pour nous. Paul peut établir un lien entre cette identité avec le Christ au baptême, car le baptême d'eau était étroitement lié à la conversion dans l'Église ancienne.</w:t>
       </w:r>
-      <w:r/>
-      <w:r/>
-    </w:p>
-    <w:p>
-      <w:r/>
+      <w:r>
+        <w:rPr>
+          <w:lang w:val="fr_FR" w:bidi="fr_FR"/>
+        </w:rPr>
+      </w:r>
+      <w:r>
+        <w:rPr>
+          <w:lang w:val="fr_FR" w:bidi="fr_FR"/>
+        </w:rPr>
+      </w:r>
+    </w:p>
+    <w:p>
+      <w:pPr/>
+      <w:r>
+        <w:rPr>
+          <w:lang w:val="fr_FR" w:bidi="fr_FR"/>
+        </w:rPr>
+      </w:r>
     </w:p>
     <w:p>
       <w:pPr>
         <w:pStyle w:val="Heading2"/>
       </w:pPr>
       <w:r>
+        <w:rPr>
+          <w:lang w:val="fr_FR" w:bidi="fr_FR"/>
+        </w:rPr>
         <w:t>Colossiens 2.14</w:t>
       </w:r>
-      <w:r/>
-    </w:p>
-    <w:p>
-      <w:r/>
-      <w:r>
+      <w:r>
+        <w:rPr>
+          <w:lang w:val="fr_FR" w:bidi="fr_FR"/>
+        </w:rPr>
+      </w:r>
+    </w:p>
+    <w:p>
+      <w:pPr/>
+      <w:r>
+        <w:rPr>
+          <w:lang w:val="fr_FR" w:bidi="fr_FR"/>
+        </w:rPr>
+      </w:r>
+      <w:r>
+        <w:rPr>
+          <w:lang w:val="fr_FR" w:bidi="fr_FR"/>
+        </w:rPr>
         <w:t xml:space="preserve">les ordonnances nous condamnaient et qui subsistait contre nous </w:t>
       </w:r>
       <w:r>
+        <w:rPr>
+          <w:lang w:val="fr_FR" w:bidi="fr_FR"/>
+        </w:rPr>
         <w:t>: l'expression grecque évoque une reconnaissance de dette que nous avons tous signée. Puisque nous ne sommes pas en mesure de payer ce que nous devons, cette dette nous est imposée. La loi de Dieu exigeait une obéissance dont les gens sont incapables, mais Dieu a remis notre dette par l'œuvre du Christ (</w:t>
       </w:r>
       <w:hyperlink r:id="rId67">
         <w:r>
           <w:rPr>
+            <w:lang w:val="fr_FR" w:bidi="fr_FR"/>
+          </w:rPr>
+          <w:rPr>
             <w:color w:val="0000EE"/>
             <w:u w:val="single"/>
           </w:rPr>
@@ -1628,40 +2999,78 @@
         </w:r>
       </w:hyperlink>
       <w:r>
+        <w:rPr>
+          <w:lang w:val="fr_FR" w:bidi="fr_FR"/>
+        </w:rPr>
         <w:t>).</w:t>
       </w:r>
-      <w:r/>
-      <w:r/>
-    </w:p>
-    <w:p>
-      <w:r/>
+      <w:r>
+        <w:rPr>
+          <w:lang w:val="fr_FR" w:bidi="fr_FR"/>
+        </w:rPr>
+      </w:r>
+      <w:r>
+        <w:rPr>
+          <w:lang w:val="fr_FR" w:bidi="fr_FR"/>
+        </w:rPr>
+      </w:r>
+    </w:p>
+    <w:p>
+      <w:pPr/>
+      <w:r>
+        <w:rPr>
+          <w:lang w:val="fr_FR" w:bidi="fr_FR"/>
+        </w:rPr>
+      </w:r>
     </w:p>
     <w:p>
       <w:pPr>
         <w:pStyle w:val="Heading2"/>
       </w:pPr>
       <w:r>
+        <w:rPr>
+          <w:lang w:val="fr_FR" w:bidi="fr_FR"/>
+        </w:rPr>
         <w:t>Colossiens 2.15</w:t>
       </w:r>
-      <w:r/>
-    </w:p>
-    <w:p>
-      <w:r/>
-      <w:r>
+      <w:r>
+        <w:rPr>
+          <w:lang w:val="fr_FR" w:bidi="fr_FR"/>
+        </w:rPr>
+      </w:r>
+    </w:p>
+    <w:p>
+      <w:pPr/>
+      <w:r>
+        <w:rPr>
+          <w:lang w:val="fr_FR" w:bidi="fr_FR"/>
+        </w:rPr>
+      </w:r>
+      <w:r>
+        <w:rPr>
+          <w:lang w:val="fr_FR" w:bidi="fr_FR"/>
+        </w:rPr>
         <w:t xml:space="preserve">Il les a humiliés publiquement par sa victoire (littéralement </w:t>
       </w:r>
       <w:r>
         <w:rPr>
           <w:i/>
+          <w:lang w:val="fr_FR" w:bidi="fr_FR"/>
         </w:rPr>
         <w:t>les a livrées publiquement en spectacle</w:t>
       </w:r>
       <w:r>
+        <w:rPr>
+          <w:lang w:val="fr_FR" w:bidi="fr_FR"/>
+        </w:rPr>
         <w:t xml:space="preserve">) : l'armée romaine célébrait une grande victoire par une procession triomphale. Le général romain victorieux conduisait les captifs humiliés de sa croisade dans la ville conquise. Cette image illustre parfaitement la glorieuse victoire que Dieu, par la croix du Christ, a remportée sur toutes les puissances spirituelles ennemies (voir aussi </w:t>
       </w:r>
       <w:hyperlink r:id="rId68">
         <w:r>
           <w:rPr>
+            <w:lang w:val="fr_FR" w:bidi="fr_FR"/>
+          </w:rPr>
+          <w:rPr>
             <w:color w:val="0000EE"/>
             <w:u w:val="single"/>
           </w:rPr>
@@ -1669,31 +3078,65 @@
         </w:r>
       </w:hyperlink>
       <w:r>
+        <w:rPr>
+          <w:lang w:val="fr_FR" w:bidi="fr_FR"/>
+        </w:rPr>
         <w:t>).</w:t>
       </w:r>
-      <w:r/>
-      <w:r/>
-    </w:p>
-    <w:p>
-      <w:r/>
+      <w:r>
+        <w:rPr>
+          <w:lang w:val="fr_FR" w:bidi="fr_FR"/>
+        </w:rPr>
+      </w:r>
+      <w:r>
+        <w:rPr>
+          <w:lang w:val="fr_FR" w:bidi="fr_FR"/>
+        </w:rPr>
+      </w:r>
+    </w:p>
+    <w:p>
+      <w:pPr/>
+      <w:r>
+        <w:rPr>
+          <w:lang w:val="fr_FR" w:bidi="fr_FR"/>
+        </w:rPr>
+      </w:r>
     </w:p>
     <w:p>
       <w:pPr>
         <w:pStyle w:val="Heading2"/>
       </w:pPr>
       <w:r>
+        <w:rPr>
+          <w:lang w:val="fr_FR" w:bidi="fr_FR"/>
+        </w:rPr>
         <w:t>Colossiens 2.16</w:t>
       </w:r>
-      <w:r/>
-    </w:p>
-    <w:p>
-      <w:r/>
-      <w:r>
+      <w:r>
+        <w:rPr>
+          <w:lang w:val="fr_FR" w:bidi="fr_FR"/>
+        </w:rPr>
+      </w:r>
+    </w:p>
+    <w:p>
+      <w:pPr/>
+      <w:r>
+        <w:rPr>
+          <w:lang w:val="fr_FR" w:bidi="fr_FR"/>
+        </w:rPr>
+      </w:r>
+      <w:r>
+        <w:rPr>
+          <w:lang w:val="fr_FR" w:bidi="fr_FR"/>
+        </w:rPr>
         <w:t xml:space="preserve">Ce que vous mangez ou buvez : les enseignements religieux qui interdisaient certains types de repas et de boissons étaient très répandus dans le monde antique. L'Ancien Testament n'interdit pas la consommation d'alcool, mais de nombreux juifs pieux qui vivaient dans des cultures païennes s'en abstenaient (cf. </w:t>
       </w:r>
       <w:hyperlink r:id="rId69">
         <w:r>
           <w:rPr>
+            <w:lang w:val="fr_FR" w:bidi="fr_FR"/>
+          </w:rPr>
+          <w:rPr>
             <w:color w:val="0000EE"/>
             <w:u w:val="single"/>
           </w:rPr>
@@ -1701,11 +3144,17 @@
         </w:r>
       </w:hyperlink>
       <w:r>
+        <w:rPr>
+          <w:lang w:val="fr_FR" w:bidi="fr_FR"/>
+        </w:rPr>
         <w:t xml:space="preserve">). • de nombreux groupes religieux anciens, y compris les juifs, célébraient la nouvelle lune par diverses cérémonies (voir </w:t>
       </w:r>
       <w:hyperlink r:id="rId70">
         <w:r>
           <w:rPr>
+            <w:lang w:val="fr_FR" w:bidi="fr_FR"/>
+          </w:rPr>
+          <w:rPr>
             <w:color w:val="0000EE"/>
             <w:u w:val="single"/>
           </w:rPr>
@@ -1713,11 +3162,17 @@
         </w:r>
       </w:hyperlink>
       <w:r>
+        <w:rPr>
+          <w:lang w:val="fr_FR" w:bidi="fr_FR"/>
+        </w:rPr>
         <w:t xml:space="preserve">; </w:t>
       </w:r>
       <w:hyperlink r:id="rId71">
         <w:r>
           <w:rPr>
+            <w:lang w:val="fr_FR" w:bidi="fr_FR"/>
+          </w:rPr>
+          <w:rPr>
             <w:color w:val="0000EE"/>
             <w:u w:val="single"/>
           </w:rPr>
@@ -1725,11 +3180,17 @@
         </w:r>
       </w:hyperlink>
       <w:r>
+        <w:rPr>
+          <w:lang w:val="fr_FR" w:bidi="fr_FR"/>
+        </w:rPr>
         <w:t xml:space="preserve">; </w:t>
       </w:r>
       <w:hyperlink r:id="rId72">
         <w:r>
           <w:rPr>
+            <w:lang w:val="fr_FR" w:bidi="fr_FR"/>
+          </w:rPr>
+          <w:rPr>
             <w:color w:val="0000EE"/>
             <w:u w:val="single"/>
           </w:rPr>
@@ -1737,11 +3198,17 @@
         </w:r>
       </w:hyperlink>
       <w:r>
+        <w:rPr>
+          <w:lang w:val="fr_FR" w:bidi="fr_FR"/>
+        </w:rPr>
         <w:t xml:space="preserve">). • les sabbats juifs étaient définis dans la loi de Moïse et célébrés par les juifs comme une composante essentielle de leur religion. Les chrétiens pourraient continuer à observer le sabbat s'ils le souhaitaient, mais Paul affirme que les chrétiens sont libres en la matière (voir </w:t>
       </w:r>
       <w:hyperlink r:id="rId73">
         <w:r>
           <w:rPr>
+            <w:lang w:val="fr_FR" w:bidi="fr_FR"/>
+          </w:rPr>
+          <w:rPr>
             <w:color w:val="0000EE"/>
             <w:u w:val="single"/>
           </w:rPr>
@@ -1749,31 +3216,65 @@
         </w:r>
       </w:hyperlink>
       <w:r>
+        <w:rPr>
+          <w:lang w:val="fr_FR" w:bidi="fr_FR"/>
+        </w:rPr>
         <w:t>) et qu'il est erroné d'insister sur l'observation du sabbat en tant qu'expression nécessaire de la piété chrétienne.</w:t>
       </w:r>
-      <w:r/>
-      <w:r/>
-    </w:p>
-    <w:p>
-      <w:r/>
+      <w:r>
+        <w:rPr>
+          <w:lang w:val="fr_FR" w:bidi="fr_FR"/>
+        </w:rPr>
+      </w:r>
+      <w:r>
+        <w:rPr>
+          <w:lang w:val="fr_FR" w:bidi="fr_FR"/>
+        </w:rPr>
+      </w:r>
+    </w:p>
+    <w:p>
+      <w:pPr/>
+      <w:r>
+        <w:rPr>
+          <w:lang w:val="fr_FR" w:bidi="fr_FR"/>
+        </w:rPr>
+      </w:r>
     </w:p>
     <w:p>
       <w:pPr>
         <w:pStyle w:val="Heading2"/>
       </w:pPr>
       <w:r>
+        <w:rPr>
+          <w:lang w:val="fr_FR" w:bidi="fr_FR"/>
+        </w:rPr>
         <w:t>Colossiens 2.16–23</w:t>
       </w:r>
-      <w:r/>
-    </w:p>
-    <w:p>
-      <w:r/>
-      <w:r>
+      <w:r>
+        <w:rPr>
+          <w:lang w:val="fr_FR" w:bidi="fr_FR"/>
+        </w:rPr>
+      </w:r>
+    </w:p>
+    <w:p>
+      <w:pPr/>
+      <w:r>
+        <w:rPr>
+          <w:lang w:val="fr_FR" w:bidi="fr_FR"/>
+        </w:rPr>
+      </w:r>
+      <w:r>
+        <w:rPr>
+          <w:lang w:val="fr_FR" w:bidi="fr_FR"/>
+        </w:rPr>
         <w:t xml:space="preserve">Paul réfute les faux maîtres et leurs exigences, en expliquant pourquoi leur démarche s'appuie sur des enseignements humains (voir le verset </w:t>
       </w:r>
       <w:hyperlink r:id="rId74">
         <w:r>
           <w:rPr>
+            <w:lang w:val="fr_FR" w:bidi="fr_FR"/>
+          </w:rPr>
+          <w:rPr>
             <w:color w:val="0000EE"/>
             <w:u w:val="single"/>
           </w:rPr>
@@ -1781,31 +3282,65 @@
         </w:r>
       </w:hyperlink>
       <w:r>
+        <w:rPr>
+          <w:lang w:val="fr_FR" w:bidi="fr_FR"/>
+        </w:rPr>
         <w:t>). Ils prônaient diverses règles de conduite qui n'avaient aucun fondement en Christ.</w:t>
       </w:r>
-      <w:r/>
-      <w:r/>
-    </w:p>
-    <w:p>
-      <w:r/>
+      <w:r>
+        <w:rPr>
+          <w:lang w:val="fr_FR" w:bidi="fr_FR"/>
+        </w:rPr>
+      </w:r>
+      <w:r>
+        <w:rPr>
+          <w:lang w:val="fr_FR" w:bidi="fr_FR"/>
+        </w:rPr>
+      </w:r>
+    </w:p>
+    <w:p>
+      <w:pPr/>
+      <w:r>
+        <w:rPr>
+          <w:lang w:val="fr_FR" w:bidi="fr_FR"/>
+        </w:rPr>
+      </w:r>
     </w:p>
     <w:p>
       <w:pPr>
         <w:pStyle w:val="Heading2"/>
       </w:pPr>
       <w:r>
+        <w:rPr>
+          <w:lang w:val="fr_FR" w:bidi="fr_FR"/>
+        </w:rPr>
         <w:t>Colossiens 2.17</w:t>
       </w:r>
-      <w:r/>
-    </w:p>
-    <w:p>
-      <w:r/>
-      <w:r>
+      <w:r>
+        <w:rPr>
+          <w:lang w:val="fr_FR" w:bidi="fr_FR"/>
+        </w:rPr>
+      </w:r>
+    </w:p>
+    <w:p>
+      <w:pPr/>
+      <w:r>
+        <w:rPr>
+          <w:lang w:val="fr_FR" w:bidi="fr_FR"/>
+        </w:rPr>
+      </w:r>
+      <w:r>
+        <w:rPr>
+          <w:lang w:val="fr_FR" w:bidi="fr_FR"/>
+        </w:rPr>
         <w:t xml:space="preserve">La réalité du Christ a été anticipée par les rituels de l'Ancien Testament, que Paul qualifie d'ombres (voir aussi </w:t>
       </w:r>
       <w:hyperlink r:id="rId75">
         <w:r>
           <w:rPr>
+            <w:lang w:val="fr_FR" w:bidi="fr_FR"/>
+          </w:rPr>
+          <w:rPr>
             <w:color w:val="0000EE"/>
             <w:u w:val="single"/>
           </w:rPr>
@@ -1813,51 +3348,113 @@
         </w:r>
       </w:hyperlink>
       <w:r>
+        <w:rPr>
+          <w:lang w:val="fr_FR" w:bidi="fr_FR"/>
+        </w:rPr>
         <w:t>).</w:t>
       </w:r>
-      <w:r/>
-      <w:r/>
-    </w:p>
-    <w:p>
-      <w:r/>
+      <w:r>
+        <w:rPr>
+          <w:lang w:val="fr_FR" w:bidi="fr_FR"/>
+        </w:rPr>
+      </w:r>
+      <w:r>
+        <w:rPr>
+          <w:lang w:val="fr_FR" w:bidi="fr_FR"/>
+        </w:rPr>
+      </w:r>
+    </w:p>
+    <w:p>
+      <w:pPr/>
+      <w:r>
+        <w:rPr>
+          <w:lang w:val="fr_FR" w:bidi="fr_FR"/>
+        </w:rPr>
+      </w:r>
     </w:p>
     <w:p>
       <w:pPr>
         <w:pStyle w:val="Heading2"/>
       </w:pPr>
       <w:r>
+        <w:rPr>
+          <w:lang w:val="fr_FR" w:bidi="fr_FR"/>
+        </w:rPr>
         <w:t>Colossiens 2.18</w:t>
       </w:r>
-      <w:r/>
-    </w:p>
-    <w:p>
-      <w:r/>
-      <w:r>
+      <w:r>
+        <w:rPr>
+          <w:lang w:val="fr_FR" w:bidi="fr_FR"/>
+        </w:rPr>
+      </w:r>
+    </w:p>
+    <w:p>
+      <w:pPr/>
+      <w:r>
+        <w:rPr>
+          <w:lang w:val="fr_FR" w:bidi="fr_FR"/>
+        </w:rPr>
+      </w:r>
+      <w:r>
+        <w:rPr>
+          <w:lang w:val="fr_FR" w:bidi="fr_FR"/>
+        </w:rPr>
         <w:t>Le culte des anges : au premier siècle, les gens étaient fascinés par les êtres spirituels. Certains juifs croyaient que des anges étaient présents lors de leurs cultes, et certains pouvaient même les adorer. • Les maîtres trompeurs prétendaient manifestement avoir eu des visions qui instauraient certains rituels comme des exigences pour la communauté.</w:t>
       </w:r>
-      <w:r/>
-      <w:r/>
-    </w:p>
-    <w:p>
-      <w:r/>
+      <w:r>
+        <w:rPr>
+          <w:lang w:val="fr_FR" w:bidi="fr_FR"/>
+        </w:rPr>
+      </w:r>
+      <w:r>
+        <w:rPr>
+          <w:lang w:val="fr_FR" w:bidi="fr_FR"/>
+        </w:rPr>
+      </w:r>
+    </w:p>
+    <w:p>
+      <w:pPr/>
+      <w:r>
+        <w:rPr>
+          <w:lang w:val="fr_FR" w:bidi="fr_FR"/>
+        </w:rPr>
+      </w:r>
     </w:p>
     <w:p>
       <w:pPr>
         <w:pStyle w:val="Heading2"/>
       </w:pPr>
       <w:r>
+        <w:rPr>
+          <w:lang w:val="fr_FR" w:bidi="fr_FR"/>
+        </w:rPr>
         <w:t>Colossiens 2.20</w:t>
       </w:r>
-      <w:r/>
-    </w:p>
-    <w:p>
-      <w:r/>
-      <w:r>
+      <w:r>
+        <w:rPr>
+          <w:lang w:val="fr_FR" w:bidi="fr_FR"/>
+        </w:rPr>
+      </w:r>
+    </w:p>
+    <w:p>
+      <w:pPr/>
+      <w:r>
+        <w:rPr>
+          <w:lang w:val="fr_FR" w:bidi="fr_FR"/>
+        </w:rPr>
+      </w:r>
+      <w:r>
+        <w:rPr>
+          <w:lang w:val="fr_FR" w:bidi="fr_FR"/>
+        </w:rPr>
         <w:t>Vous êtes morts avec Christ : la mort du Christ sur la croix a marqué sa victoire sur les forces spirituelles (</w:t>
       </w:r>
       <w:hyperlink r:id="rId64">
         <w:r>
           <w:rPr>
+            <w:lang w:val="fr_FR" w:bidi="fr_FR"/>
+          </w:rPr>
+          <w:rPr>
             <w:color w:val="0000EE"/>
             <w:u w:val="single"/>
           </w:rPr>
@@ -1865,11 +3462,17 @@
         </w:r>
       </w:hyperlink>
       <w:r>
+        <w:rPr>
+          <w:lang w:val="fr_FR" w:bidi="fr_FR"/>
+        </w:rPr>
         <w:t xml:space="preserve">), de sorte que nous, qui avons assisté à sa mort, avons également été libérés des puissances spirituelles maléfiques de ce monde (voir le verset </w:t>
       </w:r>
       <w:hyperlink r:id="rId74">
         <w:r>
           <w:rPr>
+            <w:lang w:val="fr_FR" w:bidi="fr_FR"/>
+          </w:rPr>
+          <w:rPr>
             <w:color w:val="0000EE"/>
             <w:u w:val="single"/>
           </w:rPr>
@@ -1877,34 +3480,71 @@
         </w:r>
       </w:hyperlink>
       <w:r>
+        <w:rPr>
+          <w:lang w:val="fr_FR" w:bidi="fr_FR"/>
+        </w:rPr>
         <w:t>).</w:t>
       </w:r>
-      <w:r/>
-      <w:r/>
-    </w:p>
-    <w:p>
-      <w:r/>
+      <w:r>
+        <w:rPr>
+          <w:lang w:val="fr_FR" w:bidi="fr_FR"/>
+        </w:rPr>
+      </w:r>
+      <w:r>
+        <w:rPr>
+          <w:lang w:val="fr_FR" w:bidi="fr_FR"/>
+        </w:rPr>
+      </w:r>
+    </w:p>
+    <w:p>
+      <w:pPr/>
+      <w:r>
+        <w:rPr>
+          <w:lang w:val="fr_FR" w:bidi="fr_FR"/>
+        </w:rPr>
+      </w:r>
     </w:p>
     <w:p>
       <w:pPr>
         <w:pStyle w:val="Heading2"/>
       </w:pPr>
       <w:r>
+        <w:rPr>
+          <w:lang w:val="fr_FR" w:bidi="fr_FR"/>
+        </w:rPr>
         <w:t>Colossiens 2.23</w:t>
       </w:r>
-      <w:r/>
-    </w:p>
-    <w:p>
-      <w:r/>
-      <w:r>
+      <w:r>
+        <w:rPr>
+          <w:lang w:val="fr_FR" w:bidi="fr_FR"/>
+        </w:rPr>
+      </w:r>
+    </w:p>
+    <w:p>
+      <w:pPr/>
+      <w:r>
+        <w:rPr>
+          <w:lang w:val="fr_FR" w:bidi="fr_FR"/>
+        </w:rPr>
+      </w:r>
+      <w:r>
+        <w:rPr>
+          <w:lang w:val="fr_FR" w:bidi="fr_FR"/>
+        </w:rPr>
         <w:t xml:space="preserve">ils sont sans aucun mérite </w:t>
       </w:r>
       <w:r>
+        <w:rPr>
+          <w:lang w:val="fr_FR" w:bidi="fr_FR"/>
+        </w:rPr>
         <w:t>: non seulement ces préceptes sont ancrés dans le monde plutôt que dans le Christ (</w:t>
       </w:r>
       <w:hyperlink r:id="rId39">
         <w:r>
           <w:rPr>
+            <w:lang w:val="fr_FR" w:bidi="fr_FR"/>
+          </w:rPr>
+          <w:rPr>
             <w:color w:val="0000EE"/>
             <w:u w:val="single"/>
           </w:rPr>
@@ -1912,34 +3552,71 @@
         </w:r>
       </w:hyperlink>
       <w:r>
+        <w:rPr>
+          <w:lang w:val="fr_FR" w:bidi="fr_FR"/>
+        </w:rPr>
         <w:t>), mais ils sont également inutiles pour vaincre les désirs pervers d'une personne.</w:t>
       </w:r>
-      <w:r/>
-      <w:r/>
-    </w:p>
-    <w:p>
-      <w:r/>
+      <w:r>
+        <w:rPr>
+          <w:lang w:val="fr_FR" w:bidi="fr_FR"/>
+        </w:rPr>
+      </w:r>
+      <w:r>
+        <w:rPr>
+          <w:lang w:val="fr_FR" w:bidi="fr_FR"/>
+        </w:rPr>
+      </w:r>
+    </w:p>
+    <w:p>
+      <w:pPr/>
+      <w:r>
+        <w:rPr>
+          <w:lang w:val="fr_FR" w:bidi="fr_FR"/>
+        </w:rPr>
+      </w:r>
     </w:p>
     <w:p>
       <w:pPr>
         <w:pStyle w:val="Heading2"/>
       </w:pPr>
       <w:r>
+        <w:rPr>
+          <w:lang w:val="fr_FR" w:bidi="fr_FR"/>
+        </w:rPr>
         <w:t>Colossiens 3.1</w:t>
       </w:r>
-      <w:r/>
-    </w:p>
-    <w:p>
-      <w:r/>
-      <w:r>
+      <w:r>
+        <w:rPr>
+          <w:lang w:val="fr_FR" w:bidi="fr_FR"/>
+        </w:rPr>
+      </w:r>
+    </w:p>
+    <w:p>
+      <w:pPr/>
+      <w:r>
+        <w:rPr>
+          <w:lang w:val="fr_FR" w:bidi="fr_FR"/>
+        </w:rPr>
+      </w:r>
+      <w:r>
+        <w:rPr>
+          <w:lang w:val="fr_FR" w:bidi="fr_FR"/>
+        </w:rPr>
         <w:t xml:space="preserve">cherchez les choses d'en haut </w:t>
       </w:r>
       <w:r>
+        <w:rPr>
+          <w:lang w:val="fr_FR" w:bidi="fr_FR"/>
+        </w:rPr>
         <w:t>: les chrétiens vivent sur terre, mais puisqu'ils sont ressuscités en Christ, leurs véritables vies sont orientées vers le monde spirituel sur lequel le Christ règne. En revanche, les règles et les préceptes des maîtres trompeurs étaient orientés vers le monde terrestre (</w:t>
       </w:r>
       <w:hyperlink r:id="rId76">
         <w:r>
           <w:rPr>
+            <w:lang w:val="fr_FR" w:bidi="fr_FR"/>
+          </w:rPr>
+          <w:rPr>
             <w:color w:val="0000EE"/>
             <w:u w:val="single"/>
           </w:rPr>
@@ -1947,54 +3624,119 @@
         </w:r>
       </w:hyperlink>
       <w:r>
+        <w:rPr>
+          <w:lang w:val="fr_FR" w:bidi="fr_FR"/>
+        </w:rPr>
         <w:t>).</w:t>
       </w:r>
-      <w:r/>
-      <w:r/>
-    </w:p>
-    <w:p>
-      <w:r/>
+      <w:r>
+        <w:rPr>
+          <w:lang w:val="fr_FR" w:bidi="fr_FR"/>
+        </w:rPr>
+      </w:r>
+      <w:r>
+        <w:rPr>
+          <w:lang w:val="fr_FR" w:bidi="fr_FR"/>
+        </w:rPr>
+      </w:r>
+    </w:p>
+    <w:p>
+      <w:pPr/>
+      <w:r>
+        <w:rPr>
+          <w:lang w:val="fr_FR" w:bidi="fr_FR"/>
+        </w:rPr>
+      </w:r>
     </w:p>
     <w:p>
       <w:pPr>
         <w:pStyle w:val="Heading2"/>
       </w:pPr>
       <w:r>
+        <w:rPr>
+          <w:lang w:val="fr_FR" w:bidi="fr_FR"/>
+        </w:rPr>
         <w:t>Colossiens 3.1–11</w:t>
       </w:r>
-      <w:r/>
-    </w:p>
-    <w:p>
-      <w:r/>
-      <w:r>
+      <w:r>
+        <w:rPr>
+          <w:lang w:val="fr_FR" w:bidi="fr_FR"/>
+        </w:rPr>
+      </w:r>
+    </w:p>
+    <w:p>
+      <w:pPr/>
+      <w:r>
+        <w:rPr>
+          <w:lang w:val="fr_FR" w:bidi="fr_FR"/>
+        </w:rPr>
+      </w:r>
+      <w:r>
+        <w:rPr>
+          <w:lang w:val="fr_FR" w:bidi="fr_FR"/>
+        </w:rPr>
         <w:t>Paul invite les Colossiens à une nouvelle manière de penser qui se traduit par un nouveau style de vie.</w:t>
       </w:r>
-      <w:r/>
-      <w:r/>
-    </w:p>
-    <w:p>
-      <w:r/>
+      <w:r>
+        <w:rPr>
+          <w:lang w:val="fr_FR" w:bidi="fr_FR"/>
+        </w:rPr>
+      </w:r>
+      <w:r>
+        <w:rPr>
+          <w:lang w:val="fr_FR" w:bidi="fr_FR"/>
+        </w:rPr>
+      </w:r>
+    </w:p>
+    <w:p>
+      <w:pPr/>
+      <w:r>
+        <w:rPr>
+          <w:lang w:val="fr_FR" w:bidi="fr_FR"/>
+        </w:rPr>
+      </w:r>
     </w:p>
     <w:p>
       <w:pPr>
         <w:pStyle w:val="Heading2"/>
       </w:pPr>
       <w:r>
+        <w:rPr>
+          <w:lang w:val="fr_FR" w:bidi="fr_FR"/>
+        </w:rPr>
         <w:t>Colossiens 3.3–4</w:t>
       </w:r>
-      <w:r/>
-    </w:p>
-    <w:p>
-      <w:r/>
-      <w:r>
+      <w:r>
+        <w:rPr>
+          <w:lang w:val="fr_FR" w:bidi="fr_FR"/>
+        </w:rPr>
+      </w:r>
+    </w:p>
+    <w:p>
+      <w:pPr/>
+      <w:r>
+        <w:rPr>
+          <w:lang w:val="fr_FR" w:bidi="fr_FR"/>
+        </w:rPr>
+      </w:r>
+      <w:r>
+        <w:rPr>
+          <w:lang w:val="fr_FR" w:bidi="fr_FR"/>
+        </w:rPr>
         <w:t>vous êtes morts</w:t>
       </w:r>
       <w:r>
+        <w:rPr>
+          <w:lang w:val="fr_FR" w:bidi="fr_FR"/>
+        </w:rPr>
         <w:t xml:space="preserve"> : voir le verset </w:t>
       </w:r>
       <w:hyperlink r:id="rId62">
         <w:r>
           <w:rPr>
+            <w:lang w:val="fr_FR" w:bidi="fr_FR"/>
+          </w:rPr>
+          <w:rPr>
             <w:color w:val="0000EE"/>
             <w:u w:val="single"/>
           </w:rPr>
@@ -2002,11 +3744,17 @@
         </w:r>
       </w:hyperlink>
       <w:r>
+        <w:rPr>
+          <w:lang w:val="fr_FR" w:bidi="fr_FR"/>
+        </w:rPr>
         <w:t xml:space="preserve">. • Ce qui est aujourd'hui caché sera un jour révélé (cf. </w:t>
       </w:r>
       <w:hyperlink r:id="rId61">
         <w:r>
           <w:rPr>
+            <w:lang w:val="fr_FR" w:bidi="fr_FR"/>
+          </w:rPr>
+          <w:rPr>
             <w:color w:val="0000EE"/>
             <w:u w:val="single"/>
           </w:rPr>
@@ -2014,31 +3762,65 @@
         </w:r>
       </w:hyperlink>
       <w:r>
+        <w:rPr>
+          <w:lang w:val="fr_FR" w:bidi="fr_FR"/>
+        </w:rPr>
         <w:t>). Pour le moment, nous ne pouvons pas voir que le Christ trône à la droite de Dieu et que nous avons été ressuscités à une vie nouvelle avec le Christ. Mais à travers la foi en la Bonne Nouvelle, nous savons que ces déclarations sont vraies. Lorsque le Christ reviendra dans la gloire, sa suprématie sera évidente pour tous et notre relation avec lui sera une expérience directe.</w:t>
       </w:r>
-      <w:r/>
-      <w:r/>
-    </w:p>
-    <w:p>
-      <w:r/>
+      <w:r>
+        <w:rPr>
+          <w:lang w:val="fr_FR" w:bidi="fr_FR"/>
+        </w:rPr>
+      </w:r>
+      <w:r>
+        <w:rPr>
+          <w:lang w:val="fr_FR" w:bidi="fr_FR"/>
+        </w:rPr>
+      </w:r>
+    </w:p>
+    <w:p>
+      <w:pPr/>
+      <w:r>
+        <w:rPr>
+          <w:lang w:val="fr_FR" w:bidi="fr_FR"/>
+        </w:rPr>
+      </w:r>
     </w:p>
     <w:p>
       <w:pPr>
         <w:pStyle w:val="Heading2"/>
       </w:pPr>
       <w:r>
+        <w:rPr>
+          <w:lang w:val="fr_FR" w:bidi="fr_FR"/>
+        </w:rPr>
         <w:t>Colossiens 3.5</w:t>
       </w:r>
-      <w:r/>
-    </w:p>
-    <w:p>
-      <w:r/>
-      <w:r>
+      <w:r>
+        <w:rPr>
+          <w:lang w:val="fr_FR" w:bidi="fr_FR"/>
+        </w:rPr>
+      </w:r>
+    </w:p>
+    <w:p>
+      <w:pPr/>
+      <w:r>
+        <w:rPr>
+          <w:lang w:val="fr_FR" w:bidi="fr_FR"/>
+        </w:rPr>
+      </w:r>
+      <w:r>
+        <w:rPr>
+          <w:lang w:val="fr_FR" w:bidi="fr_FR"/>
+        </w:rPr>
         <w:t>Faites donc mourir : notre mort à cette vie (</w:t>
       </w:r>
       <w:hyperlink r:id="rId77">
         <w:r>
           <w:rPr>
+            <w:lang w:val="fr_FR" w:bidi="fr_FR"/>
+          </w:rPr>
+          <w:rPr>
             <w:color w:val="0000EE"/>
             <w:u w:val="single"/>
           </w:rPr>
@@ -2046,40 +3828,78 @@
         </w:r>
       </w:hyperlink>
       <w:r>
+        <w:rPr>
+          <w:lang w:val="fr_FR" w:bidi="fr_FR"/>
+        </w:rPr>
         <w:t>) doit se matérialiser dans notre manière de vivre au quotidien. • Une personne avide est un idolâtre : les personnes cupides recherchent les éléments de leur cupidité, à savoir l'argent, le sexe, le pouvoir, les possessions, à la place de Dieu, dans l'espoir de trouver la satisfaction dans ces choses.</w:t>
       </w:r>
-      <w:r/>
-      <w:r/>
-    </w:p>
-    <w:p>
-      <w:r/>
+      <w:r>
+        <w:rPr>
+          <w:lang w:val="fr_FR" w:bidi="fr_FR"/>
+        </w:rPr>
+      </w:r>
+      <w:r>
+        <w:rPr>
+          <w:lang w:val="fr_FR" w:bidi="fr_FR"/>
+        </w:rPr>
+      </w:r>
+    </w:p>
+    <w:p>
+      <w:pPr/>
+      <w:r>
+        <w:rPr>
+          <w:lang w:val="fr_FR" w:bidi="fr_FR"/>
+        </w:rPr>
+      </w:r>
     </w:p>
     <w:p>
       <w:pPr>
         <w:pStyle w:val="Heading2"/>
       </w:pPr>
       <w:r>
+        <w:rPr>
+          <w:lang w:val="fr_FR" w:bidi="fr_FR"/>
+        </w:rPr>
         <w:t>Colossiens 3.6</w:t>
       </w:r>
-      <w:r/>
-    </w:p>
-    <w:p>
-      <w:r/>
-      <w:r>
+      <w:r>
+        <w:rPr>
+          <w:lang w:val="fr_FR" w:bidi="fr_FR"/>
+        </w:rPr>
+      </w:r>
+    </w:p>
+    <w:p>
+      <w:pPr/>
+      <w:r>
+        <w:rPr>
+          <w:lang w:val="fr_FR" w:bidi="fr_FR"/>
+        </w:rPr>
+      </w:r>
+      <w:r>
+        <w:rPr>
+          <w:lang w:val="fr_FR" w:bidi="fr_FR"/>
+        </w:rPr>
         <w:t xml:space="preserve">vient : dans certains manuscrits, il est indiqué </w:t>
       </w:r>
       <w:r>
         <w:rPr>
           <w:i/>
+          <w:lang w:val="fr_FR" w:bidi="fr_FR"/>
         </w:rPr>
         <w:t>vient sur les fils de la rébellion.</w:t>
       </w:r>
       <w:r>
+        <w:rPr>
+          <w:lang w:val="fr_FR" w:bidi="fr_FR"/>
+        </w:rPr>
         <w:t xml:space="preserve"> Dans le texte grec, ces mots apparaissent intégralement dans </w:t>
       </w:r>
       <w:hyperlink r:id="rId78">
         <w:r>
           <w:rPr>
+            <w:lang w:val="fr_FR" w:bidi="fr_FR"/>
+          </w:rPr>
+          <w:rPr>
             <w:color w:val="0000EE"/>
             <w:u w:val="single"/>
           </w:rPr>
@@ -2087,40 +3907,78 @@
         </w:r>
       </w:hyperlink>
       <w:r>
+        <w:rPr>
+          <w:lang w:val="fr_FR" w:bidi="fr_FR"/>
+        </w:rPr>
         <w:t>, il est donc possible qu'un ancien scribe les ait ajoutés ici volontairement ou accidentellement.</w:t>
       </w:r>
-      <w:r/>
-      <w:r/>
-    </w:p>
-    <w:p>
-      <w:r/>
+      <w:r>
+        <w:rPr>
+          <w:lang w:val="fr_FR" w:bidi="fr_FR"/>
+        </w:rPr>
+      </w:r>
+      <w:r>
+        <w:rPr>
+          <w:lang w:val="fr_FR" w:bidi="fr_FR"/>
+        </w:rPr>
+      </w:r>
+    </w:p>
+    <w:p>
+      <w:pPr/>
+      <w:r>
+        <w:rPr>
+          <w:lang w:val="fr_FR" w:bidi="fr_FR"/>
+        </w:rPr>
+      </w:r>
     </w:p>
     <w:p>
       <w:pPr>
         <w:pStyle w:val="Heading2"/>
       </w:pPr>
       <w:r>
+        <w:rPr>
+          <w:lang w:val="fr_FR" w:bidi="fr_FR"/>
+        </w:rPr>
         <w:t>Colossiens 3.8</w:t>
       </w:r>
-      <w:r/>
-    </w:p>
-    <w:p>
-      <w:r/>
-      <w:r>
+      <w:r>
+        <w:rPr>
+          <w:lang w:val="fr_FR" w:bidi="fr_FR"/>
+        </w:rPr>
+      </w:r>
+    </w:p>
+    <w:p>
+      <w:pPr/>
+      <w:r>
+        <w:rPr>
+          <w:lang w:val="fr_FR" w:bidi="fr_FR"/>
+        </w:rPr>
+      </w:r>
+      <w:r>
+        <w:rPr>
+          <w:lang w:val="fr_FR" w:bidi="fr_FR"/>
+        </w:rPr>
         <w:t>renoncez à (</w:t>
       </w:r>
       <w:r>
         <w:rPr>
           <w:i/>
+          <w:lang w:val="fr_FR" w:bidi="fr_FR"/>
         </w:rPr>
         <w:t xml:space="preserve">enlever </w:t>
       </w:r>
       <w:r>
+        <w:rPr>
+          <w:lang w:val="fr_FR" w:bidi="fr_FR"/>
+        </w:rPr>
         <w:t xml:space="preserve">au sens littéral) : enlever ses vêtements est une métaphore qui désigne le fait de se débarrasser de pratiques qui interfèrent avec notre cheminement avec le Seigneur (voir </w:t>
       </w:r>
       <w:hyperlink r:id="rId79">
         <w:r>
           <w:rPr>
+            <w:lang w:val="fr_FR" w:bidi="fr_FR"/>
+          </w:rPr>
+          <w:rPr>
             <w:color w:val="0000EE"/>
             <w:u w:val="single"/>
           </w:rPr>
@@ -2128,11 +3986,17 @@
         </w:r>
       </w:hyperlink>
       <w:r>
+        <w:rPr>
+          <w:lang w:val="fr_FR" w:bidi="fr_FR"/>
+        </w:rPr>
         <w:t xml:space="preserve">; </w:t>
       </w:r>
       <w:hyperlink r:id="rId80">
         <w:r>
           <w:rPr>
+            <w:lang w:val="fr_FR" w:bidi="fr_FR"/>
+          </w:rPr>
+          <w:rPr>
             <w:color w:val="0000EE"/>
             <w:u w:val="single"/>
           </w:rPr>
@@ -2140,11 +4004,17 @@
         </w:r>
       </w:hyperlink>
       <w:r>
+        <w:rPr>
+          <w:lang w:val="fr_FR" w:bidi="fr_FR"/>
+        </w:rPr>
         <w:t xml:space="preserve">, </w:t>
       </w:r>
       <w:hyperlink r:id="rId81">
         <w:r>
           <w:rPr>
+            <w:lang w:val="fr_FR" w:bidi="fr_FR"/>
+          </w:rPr>
+          <w:rPr>
             <w:color w:val="0000EE"/>
             <w:u w:val="single"/>
           </w:rPr>
@@ -2152,11 +4022,17 @@
         </w:r>
       </w:hyperlink>
       <w:r>
+        <w:rPr>
+          <w:lang w:val="fr_FR" w:bidi="fr_FR"/>
+        </w:rPr>
         <w:t xml:space="preserve">; </w:t>
       </w:r>
       <w:hyperlink r:id="rId82">
         <w:r>
           <w:rPr>
+            <w:lang w:val="fr_FR" w:bidi="fr_FR"/>
+          </w:rPr>
+          <w:rPr>
             <w:color w:val="0000EE"/>
             <w:u w:val="single"/>
           </w:rPr>
@@ -2164,11 +4040,17 @@
         </w:r>
       </w:hyperlink>
       <w:r>
+        <w:rPr>
+          <w:lang w:val="fr_FR" w:bidi="fr_FR"/>
+        </w:rPr>
         <w:t xml:space="preserve">; </w:t>
       </w:r>
       <w:hyperlink r:id="rId83">
         <w:r>
           <w:rPr>
+            <w:lang w:val="fr_FR" w:bidi="fr_FR"/>
+          </w:rPr>
+          <w:rPr>
             <w:color w:val="0000EE"/>
             <w:u w:val="single"/>
           </w:rPr>
@@ -2176,11 +4058,17 @@
         </w:r>
       </w:hyperlink>
       <w:r>
+        <w:rPr>
+          <w:lang w:val="fr_FR" w:bidi="fr_FR"/>
+        </w:rPr>
         <w:t xml:space="preserve">; </w:t>
       </w:r>
       <w:hyperlink r:id="rId84">
         <w:r>
           <w:rPr>
+            <w:lang w:val="fr_FR" w:bidi="fr_FR"/>
+          </w:rPr>
+          <w:rPr>
             <w:color w:val="0000EE"/>
             <w:u w:val="single"/>
           </w:rPr>
@@ -2188,37 +4076,72 @@
         </w:r>
       </w:hyperlink>
       <w:r>
+        <w:rPr>
+          <w:lang w:val="fr_FR" w:bidi="fr_FR"/>
+        </w:rPr>
         <w:t>).</w:t>
       </w:r>
-      <w:r/>
-      <w:r/>
-    </w:p>
-    <w:p>
-      <w:r/>
+      <w:r>
+        <w:rPr>
+          <w:lang w:val="fr_FR" w:bidi="fr_FR"/>
+        </w:rPr>
+      </w:r>
+      <w:r>
+        <w:rPr>
+          <w:lang w:val="fr_FR" w:bidi="fr_FR"/>
+        </w:rPr>
+      </w:r>
+    </w:p>
+    <w:p>
+      <w:pPr/>
+      <w:r>
+        <w:rPr>
+          <w:lang w:val="fr_FR" w:bidi="fr_FR"/>
+        </w:rPr>
+      </w:r>
     </w:p>
     <w:p>
       <w:pPr>
         <w:pStyle w:val="Heading2"/>
       </w:pPr>
       <w:r>
+        <w:rPr>
+          <w:lang w:val="fr_FR" w:bidi="fr_FR"/>
+        </w:rPr>
         <w:t>Colossiens 3.9–10</w:t>
       </w:r>
-      <w:r/>
-    </w:p>
-    <w:p>
-      <w:r/>
+      <w:r>
+        <w:rPr>
+          <w:lang w:val="fr_FR" w:bidi="fr_FR"/>
+        </w:rPr>
+      </w:r>
+    </w:p>
+    <w:p>
+      <w:pPr/>
+      <w:r>
+        <w:rPr>
+          <w:lang w:val="fr_FR" w:bidi="fr_FR"/>
+        </w:rPr>
+      </w:r>
       <w:r>
         <w:rPr>
           <w:i/>
+          <w:lang w:val="fr_FR" w:bidi="fr_FR"/>
         </w:rPr>
         <w:t xml:space="preserve">du vieil homme… l'homme nouveau </w:t>
       </w:r>
       <w:r>
+        <w:rPr>
+          <w:lang w:val="fr_FR" w:bidi="fr_FR"/>
+        </w:rPr>
         <w:t xml:space="preserve">: Paul établit un contraste entre l'ancienne et la nouvelle identité (voir aussi </w:t>
       </w:r>
       <w:hyperlink r:id="rId85">
         <w:r>
           <w:rPr>
+            <w:lang w:val="fr_FR" w:bidi="fr_FR"/>
+          </w:rPr>
+          <w:rPr>
             <w:color w:val="0000EE"/>
             <w:u w:val="single"/>
           </w:rPr>
@@ -2226,11 +4149,17 @@
         </w:r>
       </w:hyperlink>
       <w:r>
+        <w:rPr>
+          <w:lang w:val="fr_FR" w:bidi="fr_FR"/>
+        </w:rPr>
         <w:t xml:space="preserve">; </w:t>
       </w:r>
       <w:hyperlink r:id="rId86">
         <w:r>
           <w:rPr>
+            <w:lang w:val="fr_FR" w:bidi="fr_FR"/>
+          </w:rPr>
+          <w:rPr>
             <w:color w:val="0000EE"/>
             <w:u w:val="single"/>
           </w:rPr>
@@ -2238,11 +4167,17 @@
         </w:r>
       </w:hyperlink>
       <w:r>
+        <w:rPr>
+          <w:lang w:val="fr_FR" w:bidi="fr_FR"/>
+        </w:rPr>
         <w:t xml:space="preserve">; </w:t>
       </w:r>
       <w:hyperlink r:id="rId87">
         <w:r>
           <w:rPr>
+            <w:lang w:val="fr_FR" w:bidi="fr_FR"/>
+          </w:rPr>
+          <w:rPr>
             <w:color w:val="0000EE"/>
             <w:u w:val="single"/>
           </w:rPr>
@@ -2250,81 +4185,158 @@
         </w:r>
       </w:hyperlink>
       <w:r>
+        <w:rPr>
+          <w:lang w:val="fr_FR" w:bidi="fr_FR"/>
+        </w:rPr>
         <w:t>). Les croyants cessent de vivre comme ils le faisaient auparavant et commencent à vivre une nouvelle vie en Christ, en le laissant être Seigneur et guider leur existence.</w:t>
       </w:r>
-      <w:r/>
-      <w:r/>
-    </w:p>
-    <w:p>
-      <w:r/>
+      <w:r>
+        <w:rPr>
+          <w:lang w:val="fr_FR" w:bidi="fr_FR"/>
+        </w:rPr>
+      </w:r>
+      <w:r>
+        <w:rPr>
+          <w:lang w:val="fr_FR" w:bidi="fr_FR"/>
+        </w:rPr>
+      </w:r>
+    </w:p>
+    <w:p>
+      <w:pPr/>
+      <w:r>
+        <w:rPr>
+          <w:lang w:val="fr_FR" w:bidi="fr_FR"/>
+        </w:rPr>
+      </w:r>
     </w:p>
     <w:p>
       <w:pPr>
         <w:pStyle w:val="Heading2"/>
       </w:pPr>
       <w:r>
+        <w:rPr>
+          <w:lang w:val="fr_FR" w:bidi="fr_FR"/>
+        </w:rPr>
         <w:t>Colossiens 3.11</w:t>
       </w:r>
-      <w:r/>
-    </w:p>
-    <w:p>
-      <w:r/>
-      <w:r>
+      <w:r>
+        <w:rPr>
+          <w:lang w:val="fr_FR" w:bidi="fr_FR"/>
+        </w:rPr>
+      </w:r>
+    </w:p>
+    <w:p>
+      <w:pPr/>
+      <w:r>
+        <w:rPr>
+          <w:lang w:val="fr_FR" w:bidi="fr_FR"/>
+        </w:rPr>
+      </w:r>
+      <w:r>
+        <w:rPr>
+          <w:lang w:val="fr_FR" w:bidi="fr_FR"/>
+        </w:rPr>
         <w:t xml:space="preserve">barbare, non-civilisé </w:t>
       </w:r>
       <w:r>
+        <w:rPr>
+          <w:lang w:val="fr_FR" w:bidi="fr_FR"/>
+        </w:rPr>
         <w:t xml:space="preserve">: </w:t>
       </w:r>
       <w:r>
         <w:rPr>
           <w:i/>
+          <w:lang w:val="fr_FR" w:bidi="fr_FR"/>
         </w:rPr>
         <w:t xml:space="preserve">ni barbare, ni Scythe </w:t>
       </w:r>
       <w:r>
+        <w:rPr>
+          <w:lang w:val="fr_FR" w:bidi="fr_FR"/>
+        </w:rPr>
         <w:t xml:space="preserve">au sens littéral. Les Grecs se moquaient des personnes issues d'autres cultures pour leur incapacité à s'exprimer correctement en grec, affirmant qu'elles ne pouvaient dire que « bar bar » (d'où le mot </w:t>
       </w:r>
       <w:r>
         <w:rPr>
           <w:i/>
+          <w:lang w:val="fr_FR" w:bidi="fr_FR"/>
         </w:rPr>
         <w:t>barbare</w:t>
       </w:r>
       <w:r>
+        <w:rPr>
+          <w:lang w:val="fr_FR" w:bidi="fr_FR"/>
+        </w:rPr>
         <w:t xml:space="preserve">). Les Scythes étaient des tribus qui s'étaient installées sur la côte nord de la mer Noire et qui étaient généralement considérées comme féroces et grossières (voir Josèphe, </w:t>
       </w:r>
       <w:r>
         <w:rPr>
           <w:i/>
+          <w:lang w:val="fr_FR" w:bidi="fr_FR"/>
         </w:rPr>
         <w:t>Contre Apion</w:t>
       </w:r>
       <w:r>
+        <w:rPr>
+          <w:lang w:val="fr_FR" w:bidi="fr_FR"/>
+        </w:rPr>
         <w:t xml:space="preserve"> 2.38). Toutes ces distinctions n'ont pas d'importance dans notre relation avec Dieu par le biais du Christ.</w:t>
       </w:r>
-      <w:r/>
-      <w:r/>
-    </w:p>
-    <w:p>
-      <w:r/>
+      <w:r>
+        <w:rPr>
+          <w:lang w:val="fr_FR" w:bidi="fr_FR"/>
+        </w:rPr>
+      </w:r>
+      <w:r>
+        <w:rPr>
+          <w:lang w:val="fr_FR" w:bidi="fr_FR"/>
+        </w:rPr>
+      </w:r>
+    </w:p>
+    <w:p>
+      <w:pPr/>
+      <w:r>
+        <w:rPr>
+          <w:lang w:val="fr_FR" w:bidi="fr_FR"/>
+        </w:rPr>
+      </w:r>
     </w:p>
     <w:p>
       <w:pPr>
         <w:pStyle w:val="Heading2"/>
       </w:pPr>
       <w:r>
+        <w:rPr>
+          <w:lang w:val="fr_FR" w:bidi="fr_FR"/>
+        </w:rPr>
         <w:t>Colossiens 3.12–17</w:t>
       </w:r>
-      <w:r/>
-    </w:p>
-    <w:p>
-      <w:r/>
-      <w:r>
+      <w:r>
+        <w:rPr>
+          <w:lang w:val="fr_FR" w:bidi="fr_FR"/>
+        </w:rPr>
+      </w:r>
+    </w:p>
+    <w:p>
+      <w:pPr/>
+      <w:r>
+        <w:rPr>
+          <w:lang w:val="fr_FR" w:bidi="fr_FR"/>
+        </w:rPr>
+      </w:r>
+      <w:r>
+        <w:rPr>
+          <w:lang w:val="fr_FR" w:bidi="fr_FR"/>
+        </w:rPr>
         <w:t>Paul décrit la nature de la nouvelle vie des personnes qui ont été ressuscitées avec Christ (</w:t>
       </w:r>
       <w:hyperlink r:id="rId88">
         <w:r>
           <w:rPr>
+            <w:lang w:val="fr_FR" w:bidi="fr_FR"/>
+          </w:rPr>
+          <w:rPr>
             <w:color w:val="0000EE"/>
             <w:u w:val="single"/>
           </w:rPr>
@@ -2332,31 +4344,65 @@
         </w:r>
       </w:hyperlink>
       <w:r>
+        <w:rPr>
+          <w:lang w:val="fr_FR" w:bidi="fr_FR"/>
+        </w:rPr>
         <w:t>). Leurs vertus et leurs actions contribuent à la paix et à la force de la communauté chrétienne.</w:t>
       </w:r>
-      <w:r/>
-      <w:r/>
-    </w:p>
-    <w:p>
-      <w:r/>
+      <w:r>
+        <w:rPr>
+          <w:lang w:val="fr_FR" w:bidi="fr_FR"/>
+        </w:rPr>
+      </w:r>
+      <w:r>
+        <w:rPr>
+          <w:lang w:val="fr_FR" w:bidi="fr_FR"/>
+        </w:rPr>
+      </w:r>
+    </w:p>
+    <w:p>
+      <w:pPr/>
+      <w:r>
+        <w:rPr>
+          <w:lang w:val="fr_FR" w:bidi="fr_FR"/>
+        </w:rPr>
+      </w:r>
     </w:p>
     <w:p>
       <w:pPr>
         <w:pStyle w:val="Heading2"/>
       </w:pPr>
       <w:r>
+        <w:rPr>
+          <w:lang w:val="fr_FR" w:bidi="fr_FR"/>
+        </w:rPr>
         <w:t>Colossiens 3.15</w:t>
       </w:r>
-      <w:r/>
-    </w:p>
-    <w:p>
-      <w:r/>
-      <w:r>
+      <w:r>
+        <w:rPr>
+          <w:lang w:val="fr_FR" w:bidi="fr_FR"/>
+        </w:rPr>
+      </w:r>
+    </w:p>
+    <w:p>
+      <w:pPr/>
+      <w:r>
+        <w:rPr>
+          <w:lang w:val="fr_FR" w:bidi="fr_FR"/>
+        </w:rPr>
+      </w:r>
+      <w:r>
+        <w:rPr>
+          <w:lang w:val="fr_FR" w:bidi="fr_FR"/>
+        </w:rPr>
         <w:t xml:space="preserve">De même que le Christ est un, il ne peut y avoir qu'un seul corps du Christ (voir </w:t>
       </w:r>
       <w:hyperlink r:id="rId89">
         <w:r>
           <w:rPr>
+            <w:lang w:val="fr_FR" w:bidi="fr_FR"/>
+          </w:rPr>
+          <w:rPr>
             <w:color w:val="0000EE"/>
             <w:u w:val="single"/>
           </w:rPr>
@@ -2364,11 +4410,17 @@
         </w:r>
       </w:hyperlink>
       <w:r>
+        <w:rPr>
+          <w:lang w:val="fr_FR" w:bidi="fr_FR"/>
+        </w:rPr>
         <w:t xml:space="preserve">; </w:t>
       </w:r>
       <w:hyperlink r:id="rId90">
         <w:r>
           <w:rPr>
+            <w:lang w:val="fr_FR" w:bidi="fr_FR"/>
+          </w:rPr>
+          <w:rPr>
             <w:color w:val="0000EE"/>
             <w:u w:val="single"/>
           </w:rPr>
@@ -2376,31 +4428,65 @@
         </w:r>
       </w:hyperlink>
       <w:r>
+        <w:rPr>
+          <w:lang w:val="fr_FR" w:bidi="fr_FR"/>
+        </w:rPr>
         <w:t>). L'allégeance à Jésus en tant que Seigneur doit transcender les différences et engendrer la paix (relations harmonieuses).</w:t>
       </w:r>
-      <w:r/>
-      <w:r/>
-    </w:p>
-    <w:p>
-      <w:r/>
+      <w:r>
+        <w:rPr>
+          <w:lang w:val="fr_FR" w:bidi="fr_FR"/>
+        </w:rPr>
+      </w:r>
+      <w:r>
+        <w:rPr>
+          <w:lang w:val="fr_FR" w:bidi="fr_FR"/>
+        </w:rPr>
+      </w:r>
+    </w:p>
+    <w:p>
+      <w:pPr/>
+      <w:r>
+        <w:rPr>
+          <w:lang w:val="fr_FR" w:bidi="fr_FR"/>
+        </w:rPr>
+      </w:r>
     </w:p>
     <w:p>
       <w:pPr>
         <w:pStyle w:val="Heading2"/>
       </w:pPr>
       <w:r>
+        <w:rPr>
+          <w:lang w:val="fr_FR" w:bidi="fr_FR"/>
+        </w:rPr>
         <w:t>Colossiens 3.16</w:t>
       </w:r>
-      <w:r/>
-    </w:p>
-    <w:p>
-      <w:r/>
-      <w:r>
+      <w:r>
+        <w:rPr>
+          <w:lang w:val="fr_FR" w:bidi="fr_FR"/>
+        </w:rPr>
+      </w:r>
+    </w:p>
+    <w:p>
+      <w:pPr/>
+      <w:r>
+        <w:rPr>
+          <w:lang w:val="fr_FR" w:bidi="fr_FR"/>
+        </w:rPr>
+      </w:r>
+      <w:r>
+        <w:rPr>
+          <w:lang w:val="fr_FR" w:bidi="fr_FR"/>
+        </w:rPr>
         <w:t xml:space="preserve">Les psaumes, les hymnes et les cantiques spirituels sont des chants de louange et d'adoration (voir </w:t>
       </w:r>
       <w:hyperlink r:id="rId91">
         <w:r>
           <w:rPr>
+            <w:lang w:val="fr_FR" w:bidi="fr_FR"/>
+          </w:rPr>
+          <w:rPr>
             <w:color w:val="0000EE"/>
             <w:u w:val="single"/>
           </w:rPr>
@@ -2408,11 +4494,17 @@
         </w:r>
       </w:hyperlink>
       <w:r>
+        <w:rPr>
+          <w:lang w:val="fr_FR" w:bidi="fr_FR"/>
+        </w:rPr>
         <w:t xml:space="preserve">; </w:t>
       </w:r>
       <w:hyperlink r:id="rId92">
         <w:r>
           <w:rPr>
+            <w:lang w:val="fr_FR" w:bidi="fr_FR"/>
+          </w:rPr>
+          <w:rPr>
             <w:color w:val="0000EE"/>
             <w:u w:val="single"/>
           </w:rPr>
@@ -2420,63 +4512,132 @@
         </w:r>
       </w:hyperlink>
       <w:r>
+        <w:rPr>
+          <w:lang w:val="fr_FR" w:bidi="fr_FR"/>
+        </w:rPr>
         <w:t>). Le prototype est le livre des Psaumes.</w:t>
       </w:r>
-      <w:r/>
-      <w:r/>
-    </w:p>
-    <w:p>
-      <w:r/>
+      <w:r>
+        <w:rPr>
+          <w:lang w:val="fr_FR" w:bidi="fr_FR"/>
+        </w:rPr>
+      </w:r>
+      <w:r>
+        <w:rPr>
+          <w:lang w:val="fr_FR" w:bidi="fr_FR"/>
+        </w:rPr>
+      </w:r>
+    </w:p>
+    <w:p>
+      <w:pPr/>
+      <w:r>
+        <w:rPr>
+          <w:lang w:val="fr_FR" w:bidi="fr_FR"/>
+        </w:rPr>
+      </w:r>
     </w:p>
     <w:p>
       <w:pPr>
         <w:pStyle w:val="Heading2"/>
       </w:pPr>
       <w:r>
+        <w:rPr>
+          <w:lang w:val="fr_FR" w:bidi="fr_FR"/>
+        </w:rPr>
         <w:t>Colossiens 3.17</w:t>
       </w:r>
-      <w:r/>
-    </w:p>
-    <w:p>
-      <w:r/>
-      <w:r>
+      <w:r>
+        <w:rPr>
+          <w:lang w:val="fr_FR" w:bidi="fr_FR"/>
+        </w:rPr>
+      </w:r>
+    </w:p>
+    <w:p>
+      <w:pPr/>
+      <w:r>
+        <w:rPr>
+          <w:lang w:val="fr_FR" w:bidi="fr_FR"/>
+        </w:rPr>
+      </w:r>
+      <w:r>
+        <w:rPr>
+          <w:lang w:val="fr_FR" w:bidi="fr_FR"/>
+        </w:rPr>
         <w:t>faites tout au nom du Seigneur Jésus</w:t>
       </w:r>
       <w:r>
+        <w:rPr>
+          <w:lang w:val="fr_FR" w:bidi="fr_FR"/>
+        </w:rPr>
         <w:t xml:space="preserve"> (</w:t>
       </w:r>
       <w:r>
         <w:rPr>
           <w:i/>
+          <w:lang w:val="fr_FR" w:bidi="fr_FR"/>
         </w:rPr>
         <w:t xml:space="preserve">au nom du Seigneur Jésus </w:t>
       </w:r>
       <w:r>
+        <w:rPr>
+          <w:lang w:val="fr_FR" w:bidi="fr_FR"/>
+        </w:rPr>
         <w:t>au sens littéral) : dans la Bible, le nom d'une personne représente cette personne. Agir au nom du Seigneur Jésus, c'est donc agir en harmonie avec son identité et sous son autorité.</w:t>
       </w:r>
-      <w:r/>
-      <w:r/>
-    </w:p>
-    <w:p>
-      <w:r/>
+      <w:r>
+        <w:rPr>
+          <w:lang w:val="fr_FR" w:bidi="fr_FR"/>
+        </w:rPr>
+      </w:r>
+      <w:r>
+        <w:rPr>
+          <w:lang w:val="fr_FR" w:bidi="fr_FR"/>
+        </w:rPr>
+      </w:r>
+    </w:p>
+    <w:p>
+      <w:pPr/>
+      <w:r>
+        <w:rPr>
+          <w:lang w:val="fr_FR" w:bidi="fr_FR"/>
+        </w:rPr>
+      </w:r>
     </w:p>
     <w:p>
       <w:pPr>
         <w:pStyle w:val="Heading2"/>
       </w:pPr>
       <w:r>
+        <w:rPr>
+          <w:lang w:val="fr_FR" w:bidi="fr_FR"/>
+        </w:rPr>
         <w:t>Colossiens 3.18</w:t>
       </w:r>
-      <w:r/>
-    </w:p>
-    <w:p>
-      <w:r/>
-      <w:r>
+      <w:r>
+        <w:rPr>
+          <w:lang w:val="fr_FR" w:bidi="fr_FR"/>
+        </w:rPr>
+      </w:r>
+    </w:p>
+    <w:p>
+      <w:pPr/>
+      <w:r>
+        <w:rPr>
+          <w:lang w:val="fr_FR" w:bidi="fr_FR"/>
+        </w:rPr>
+      </w:r>
+      <w:r>
+        <w:rPr>
+          <w:lang w:val="fr_FR" w:bidi="fr_FR"/>
+        </w:rPr>
         <w:t xml:space="preserve">Se soumettre, c'est admettre sa place sous l'autorité d'une autre personne dans une hiérarchie sociale. Cette soumission implique toujours que Dieu est au sommet et que sa volonté est suprême (cf. </w:t>
       </w:r>
       <w:hyperlink r:id="rId93">
         <w:r>
           <w:rPr>
+            <w:lang w:val="fr_FR" w:bidi="fr_FR"/>
+          </w:rPr>
+          <w:rPr>
             <w:color w:val="0000EE"/>
             <w:u w:val="single"/>
           </w:rPr>
@@ -2484,11 +4645,17 @@
         </w:r>
       </w:hyperlink>
       <w:r>
+        <w:rPr>
+          <w:lang w:val="fr_FR" w:bidi="fr_FR"/>
+        </w:rPr>
         <w:t xml:space="preserve">; </w:t>
       </w:r>
       <w:hyperlink r:id="rId94">
         <w:r>
           <w:rPr>
+            <w:lang w:val="fr_FR" w:bidi="fr_FR"/>
+          </w:rPr>
+          <w:rPr>
             <w:color w:val="0000EE"/>
             <w:u w:val="single"/>
           </w:rPr>
@@ -2496,40 +4663,78 @@
         </w:r>
       </w:hyperlink>
       <w:r>
+        <w:rPr>
+          <w:lang w:val="fr_FR" w:bidi="fr_FR"/>
+        </w:rPr>
         <w:t>).</w:t>
       </w:r>
-      <w:r/>
-      <w:r/>
-    </w:p>
-    <w:p>
-      <w:r/>
+      <w:r>
+        <w:rPr>
+          <w:lang w:val="fr_FR" w:bidi="fr_FR"/>
+        </w:rPr>
+      </w:r>
+      <w:r>
+        <w:rPr>
+          <w:lang w:val="fr_FR" w:bidi="fr_FR"/>
+        </w:rPr>
+      </w:r>
+    </w:p>
+    <w:p>
+      <w:pPr/>
+      <w:r>
+        <w:rPr>
+          <w:lang w:val="fr_FR" w:bidi="fr_FR"/>
+        </w:rPr>
+      </w:r>
     </w:p>
     <w:p>
       <w:pPr>
         <w:pStyle w:val="Heading2"/>
       </w:pPr>
       <w:r>
+        <w:rPr>
+          <w:lang w:val="fr_FR" w:bidi="fr_FR"/>
+        </w:rPr>
         <w:t>Colossiens 3.18–4.1</w:t>
       </w:r>
-      <w:r/>
-    </w:p>
-    <w:p>
-      <w:r/>
-      <w:r>
+      <w:r>
+        <w:rPr>
+          <w:lang w:val="fr_FR" w:bidi="fr_FR"/>
+        </w:rPr>
+      </w:r>
+    </w:p>
+    <w:p>
+      <w:pPr/>
+      <w:r>
+        <w:rPr>
+          <w:lang w:val="fr_FR" w:bidi="fr_FR"/>
+        </w:rPr>
+      </w:r>
+      <w:r>
+        <w:rPr>
+          <w:lang w:val="fr_FR" w:bidi="fr_FR"/>
+        </w:rPr>
         <w:t xml:space="preserve">Cette série d'exhortations est appelée un </w:t>
       </w:r>
       <w:r>
         <w:rPr>
           <w:i/>
+          <w:lang w:val="fr_FR" w:bidi="fr_FR"/>
         </w:rPr>
         <w:t>code domestique.</w:t>
       </w:r>
       <w:r>
+        <w:rPr>
+          <w:lang w:val="fr_FR" w:bidi="fr_FR"/>
+        </w:rPr>
         <w:t xml:space="preserve"> Paul donne des instructions aux épouses (</w:t>
       </w:r>
       <w:hyperlink r:id="rId95">
         <w:r>
           <w:rPr>
+            <w:lang w:val="fr_FR" w:bidi="fr_FR"/>
+          </w:rPr>
+          <w:rPr>
             <w:color w:val="0000EE"/>
             <w:u w:val="single"/>
           </w:rPr>
@@ -2537,11 +4742,17 @@
         </w:r>
       </w:hyperlink>
       <w:r>
+        <w:rPr>
+          <w:lang w:val="fr_FR" w:bidi="fr_FR"/>
+        </w:rPr>
         <w:t>), aux maris (</w:t>
       </w:r>
       <w:hyperlink r:id="rId96">
         <w:r>
           <w:rPr>
+            <w:lang w:val="fr_FR" w:bidi="fr_FR"/>
+          </w:rPr>
+          <w:rPr>
             <w:color w:val="0000EE"/>
             <w:u w:val="single"/>
           </w:rPr>
@@ -2549,11 +4760,17 @@
         </w:r>
       </w:hyperlink>
       <w:r>
+        <w:rPr>
+          <w:lang w:val="fr_FR" w:bidi="fr_FR"/>
+        </w:rPr>
         <w:t>), aux enfants (</w:t>
       </w:r>
       <w:hyperlink r:id="rId97">
         <w:r>
           <w:rPr>
+            <w:lang w:val="fr_FR" w:bidi="fr_FR"/>
+          </w:rPr>
+          <w:rPr>
             <w:color w:val="0000EE"/>
             <w:u w:val="single"/>
           </w:rPr>
@@ -2561,11 +4778,17 @@
         </w:r>
       </w:hyperlink>
       <w:r>
+        <w:rPr>
+          <w:lang w:val="fr_FR" w:bidi="fr_FR"/>
+        </w:rPr>
         <w:t>), aux pères (</w:t>
       </w:r>
       <w:hyperlink r:id="rId98">
         <w:r>
           <w:rPr>
+            <w:lang w:val="fr_FR" w:bidi="fr_FR"/>
+          </w:rPr>
+          <w:rPr>
             <w:color w:val="0000EE"/>
             <w:u w:val="single"/>
           </w:rPr>
@@ -2573,11 +4796,17 @@
         </w:r>
       </w:hyperlink>
       <w:r>
+        <w:rPr>
+          <w:lang w:val="fr_FR" w:bidi="fr_FR"/>
+        </w:rPr>
         <w:t>), aux serviteurs (</w:t>
       </w:r>
       <w:hyperlink r:id="rId99">
         <w:r>
           <w:rPr>
+            <w:lang w:val="fr_FR" w:bidi="fr_FR"/>
+          </w:rPr>
+          <w:rPr>
             <w:color w:val="0000EE"/>
             <w:u w:val="single"/>
           </w:rPr>
@@ -2585,11 +4814,17 @@
         </w:r>
       </w:hyperlink>
       <w:r>
+        <w:rPr>
+          <w:lang w:val="fr_FR" w:bidi="fr_FR"/>
+        </w:rPr>
         <w:t>), et aux maîtres (</w:t>
       </w:r>
       <w:hyperlink r:id="rId100">
         <w:r>
           <w:rPr>
+            <w:lang w:val="fr_FR" w:bidi="fr_FR"/>
+          </w:rPr>
+          <w:rPr>
             <w:color w:val="0000EE"/>
             <w:u w:val="single"/>
           </w:rPr>
@@ -2597,11 +4832,17 @@
         </w:r>
       </w:hyperlink>
       <w:r>
+        <w:rPr>
+          <w:lang w:val="fr_FR" w:bidi="fr_FR"/>
+        </w:rPr>
         <w:t xml:space="preserve">). De tels codes apparaissent chez les auteurs gréco-romains et ailleurs dans le Nouveau Testament (voir </w:t>
       </w:r>
       <w:hyperlink r:id="rId101">
         <w:r>
           <w:rPr>
+            <w:lang w:val="fr_FR" w:bidi="fr_FR"/>
+          </w:rPr>
+          <w:rPr>
             <w:color w:val="0000EE"/>
             <w:u w:val="single"/>
           </w:rPr>
@@ -2609,11 +4850,17 @@
         </w:r>
       </w:hyperlink>
       <w:r>
+        <w:rPr>
+          <w:lang w:val="fr_FR" w:bidi="fr_FR"/>
+        </w:rPr>
         <w:t xml:space="preserve">; </w:t>
       </w:r>
       <w:hyperlink r:id="rId102">
         <w:r>
           <w:rPr>
+            <w:lang w:val="fr_FR" w:bidi="fr_FR"/>
+          </w:rPr>
+          <w:rPr>
             <w:color w:val="0000EE"/>
             <w:u w:val="single"/>
           </w:rPr>
@@ -2621,31 +4868,65 @@
         </w:r>
       </w:hyperlink>
       <w:r>
+        <w:rPr>
+          <w:lang w:val="fr_FR" w:bidi="fr_FR"/>
+        </w:rPr>
         <w:t>).</w:t>
       </w:r>
-      <w:r/>
-      <w:r/>
-    </w:p>
-    <w:p>
-      <w:r/>
+      <w:r>
+        <w:rPr>
+          <w:lang w:val="fr_FR" w:bidi="fr_FR"/>
+        </w:rPr>
+      </w:r>
+      <w:r>
+        <w:rPr>
+          <w:lang w:val="fr_FR" w:bidi="fr_FR"/>
+        </w:rPr>
+      </w:r>
+    </w:p>
+    <w:p>
+      <w:pPr/>
+      <w:r>
+        <w:rPr>
+          <w:lang w:val="fr_FR" w:bidi="fr_FR"/>
+        </w:rPr>
+      </w:r>
     </w:p>
     <w:p>
       <w:pPr>
         <w:pStyle w:val="Heading2"/>
       </w:pPr>
       <w:r>
+        <w:rPr>
+          <w:lang w:val="fr_FR" w:bidi="fr_FR"/>
+        </w:rPr>
         <w:t>Colossiens 3.19</w:t>
       </w:r>
-      <w:r/>
-    </w:p>
-    <w:p>
-      <w:r/>
-      <w:r>
+      <w:r>
+        <w:rPr>
+          <w:lang w:val="fr_FR" w:bidi="fr_FR"/>
+        </w:rPr>
+      </w:r>
+    </w:p>
+    <w:p>
+      <w:pPr/>
+      <w:r>
+        <w:rPr>
+          <w:lang w:val="fr_FR" w:bidi="fr_FR"/>
+        </w:rPr>
+      </w:r>
+      <w:r>
+        <w:rPr>
+          <w:lang w:val="fr_FR" w:bidi="fr_FR"/>
+        </w:rPr>
         <w:t xml:space="preserve">Cette exhortation à la soumission des épouses envers leurs maris est immédiatement suivie d'un commandement invitant les maris à aimer leurs épouses (voir aussi </w:t>
       </w:r>
       <w:hyperlink r:id="rId103">
         <w:r>
           <w:rPr>
+            <w:lang w:val="fr_FR" w:bidi="fr_FR"/>
+          </w:rPr>
+          <w:rPr>
             <w:color w:val="0000EE"/>
             <w:u w:val="single"/>
           </w:rPr>
@@ -2653,11 +4934,17 @@
         </w:r>
       </w:hyperlink>
       <w:r>
+        <w:rPr>
+          <w:lang w:val="fr_FR" w:bidi="fr_FR"/>
+        </w:rPr>
         <w:t xml:space="preserve">; </w:t>
       </w:r>
       <w:hyperlink r:id="rId104">
         <w:r>
           <w:rPr>
+            <w:lang w:val="fr_FR" w:bidi="fr_FR"/>
+          </w:rPr>
+          <w:rPr>
             <w:color w:val="0000EE"/>
             <w:u w:val="single"/>
           </w:rPr>
@@ -2665,31 +4952,65 @@
         </w:r>
       </w:hyperlink>
       <w:r>
+        <w:rPr>
+          <w:lang w:val="fr_FR" w:bidi="fr_FR"/>
+        </w:rPr>
         <w:t>).</w:t>
       </w:r>
-      <w:r/>
-      <w:r/>
-    </w:p>
-    <w:p>
-      <w:r/>
+      <w:r>
+        <w:rPr>
+          <w:lang w:val="fr_FR" w:bidi="fr_FR"/>
+        </w:rPr>
+      </w:r>
+      <w:r>
+        <w:rPr>
+          <w:lang w:val="fr_FR" w:bidi="fr_FR"/>
+        </w:rPr>
+      </w:r>
+    </w:p>
+    <w:p>
+      <w:pPr/>
+      <w:r>
+        <w:rPr>
+          <w:lang w:val="fr_FR" w:bidi="fr_FR"/>
+        </w:rPr>
+      </w:r>
     </w:p>
     <w:p>
       <w:pPr>
         <w:pStyle w:val="Heading2"/>
       </w:pPr>
       <w:r>
+        <w:rPr>
+          <w:lang w:val="fr_FR" w:bidi="fr_FR"/>
+        </w:rPr>
         <w:t>Colossiens 3.22–24</w:t>
       </w:r>
-      <w:r/>
-    </w:p>
-    <w:p>
-      <w:r/>
-      <w:r>
+      <w:r>
+        <w:rPr>
+          <w:lang w:val="fr_FR" w:bidi="fr_FR"/>
+        </w:rPr>
+      </w:r>
+    </w:p>
+    <w:p>
+      <w:pPr/>
+      <w:r>
+        <w:rPr>
+          <w:lang w:val="fr_FR" w:bidi="fr_FR"/>
+        </w:rPr>
+      </w:r>
+      <w:r>
+        <w:rPr>
+          <w:lang w:val="fr_FR" w:bidi="fr_FR"/>
+        </w:rPr>
         <w:t xml:space="preserve">Les serviteurs ont des maîtres terrestres auxquels ils doivent obéir. Le serviteur était au cœur de la vie et de l'économie du monde antique, et le Nouveau Testament n'attaque jamais cette pratique en tant que telle. Cependant, la foi chrétienne établit des relations qui changent la nature de la structure sociale (voir </w:t>
       </w:r>
       <w:hyperlink r:id="rId105">
         <w:r>
           <w:rPr>
+            <w:lang w:val="fr_FR" w:bidi="fr_FR"/>
+          </w:rPr>
+          <w:rPr>
             <w:color w:val="0000EE"/>
             <w:u w:val="single"/>
           </w:rPr>
@@ -2697,60 +5018,131 @@
         </w:r>
       </w:hyperlink>
       <w:r>
+        <w:rPr>
+          <w:lang w:val="fr_FR" w:bidi="fr_FR"/>
+        </w:rPr>
         <w:t xml:space="preserve">). • </w:t>
       </w:r>
       <w:r>
+        <w:rPr>
+          <w:lang w:val="fr_FR" w:bidi="fr_FR"/>
+        </w:rPr>
         <w:t xml:space="preserve">Servez Christ, le Seigneur </w:t>
       </w:r>
       <w:r>
+        <w:rPr>
+          <w:lang w:val="fr_FR" w:bidi="fr_FR"/>
+        </w:rPr>
         <w:t>: tous les chrétiens, serviteurs et libres, servent un Maître supérieur, dont la volonté est primordiale.</w:t>
       </w:r>
-      <w:r/>
-      <w:r/>
-    </w:p>
-    <w:p>
-      <w:r/>
+      <w:r>
+        <w:rPr>
+          <w:lang w:val="fr_FR" w:bidi="fr_FR"/>
+        </w:rPr>
+      </w:r>
+      <w:r>
+        <w:rPr>
+          <w:lang w:val="fr_FR" w:bidi="fr_FR"/>
+        </w:rPr>
+      </w:r>
+    </w:p>
+    <w:p>
+      <w:pPr/>
+      <w:r>
+        <w:rPr>
+          <w:lang w:val="fr_FR" w:bidi="fr_FR"/>
+        </w:rPr>
+      </w:r>
     </w:p>
     <w:p>
       <w:pPr>
         <w:pStyle w:val="Heading2"/>
       </w:pPr>
       <w:r>
+        <w:rPr>
+          <w:lang w:val="fr_FR" w:bidi="fr_FR"/>
+        </w:rPr>
         <w:t>Colossiens 4.1</w:t>
       </w:r>
-      <w:r/>
-    </w:p>
-    <w:p>
-      <w:r/>
-      <w:r>
+      <w:r>
+        <w:rPr>
+          <w:lang w:val="fr_FR" w:bidi="fr_FR"/>
+        </w:rPr>
+      </w:r>
+    </w:p>
+    <w:p>
+      <w:pPr/>
+      <w:r>
+        <w:rPr>
+          <w:lang w:val="fr_FR" w:bidi="fr_FR"/>
+        </w:rPr>
+      </w:r>
+      <w:r>
+        <w:rPr>
+          <w:lang w:val="fr_FR" w:bidi="fr_FR"/>
+        </w:rPr>
         <w:t>Maîtres : les patrons chrétiens de serviteurs devaient reconnaître qu'ils étaient, eux aussi, des serviteurs tenus d'obéir à Jésus-Christ, leur maître dans les cieux, qui traite tous les hommes avec dignité et grâce.</w:t>
       </w:r>
-      <w:r/>
-      <w:r/>
-    </w:p>
-    <w:p>
-      <w:r/>
+      <w:r>
+        <w:rPr>
+          <w:lang w:val="fr_FR" w:bidi="fr_FR"/>
+        </w:rPr>
+      </w:r>
+      <w:r>
+        <w:rPr>
+          <w:lang w:val="fr_FR" w:bidi="fr_FR"/>
+        </w:rPr>
+      </w:r>
+    </w:p>
+    <w:p>
+      <w:pPr/>
+      <w:r>
+        <w:rPr>
+          <w:lang w:val="fr_FR" w:bidi="fr_FR"/>
+        </w:rPr>
+      </w:r>
     </w:p>
     <w:p>
       <w:pPr>
         <w:pStyle w:val="Heading2"/>
       </w:pPr>
       <w:r>
+        <w:rPr>
+          <w:lang w:val="fr_FR" w:bidi="fr_FR"/>
+        </w:rPr>
         <w:t>Colossiens 4.2</w:t>
       </w:r>
-      <w:r/>
-    </w:p>
-    <w:p>
-      <w:r/>
-      <w:r>
+      <w:r>
+        <w:rPr>
+          <w:lang w:val="fr_FR" w:bidi="fr_FR"/>
+        </w:rPr>
+      </w:r>
+    </w:p>
+    <w:p>
+      <w:pPr/>
+      <w:r>
+        <w:rPr>
+          <w:lang w:val="fr_FR" w:bidi="fr_FR"/>
+        </w:rPr>
+      </w:r>
+      <w:r>
+        <w:rPr>
+          <w:lang w:val="fr_FR" w:bidi="fr_FR"/>
+        </w:rPr>
         <w:t xml:space="preserve">veillez-y avec </w:t>
       </w:r>
       <w:r>
+        <w:rPr>
+          <w:lang w:val="fr_FR" w:bidi="fr_FR"/>
+        </w:rPr>
         <w:t>: le verbe grec sous-jacent dans ce syntagme est utilisé dans le Nouveau Testament pour décrire la nécessité pour les chrétiens d'être vigilants en vue du retour du Christ (</w:t>
       </w:r>
       <w:hyperlink r:id="rId106">
         <w:r>
           <w:rPr>
+            <w:lang w:val="fr_FR" w:bidi="fr_FR"/>
+          </w:rPr>
+          <w:rPr>
             <w:color w:val="0000EE"/>
             <w:u w:val="single"/>
           </w:rPr>
@@ -2758,11 +5150,17 @@
         </w:r>
       </w:hyperlink>
       <w:r>
+        <w:rPr>
+          <w:lang w:val="fr_FR" w:bidi="fr_FR"/>
+        </w:rPr>
         <w:t xml:space="preserve">; </w:t>
       </w:r>
       <w:hyperlink r:id="rId107">
         <w:r>
           <w:rPr>
+            <w:lang w:val="fr_FR" w:bidi="fr_FR"/>
+          </w:rPr>
+          <w:rPr>
             <w:color w:val="0000EE"/>
             <w:u w:val="single"/>
           </w:rPr>
@@ -2770,11 +5168,17 @@
         </w:r>
       </w:hyperlink>
       <w:r>
+        <w:rPr>
+          <w:lang w:val="fr_FR" w:bidi="fr_FR"/>
+        </w:rPr>
         <w:t xml:space="preserve">; </w:t>
       </w:r>
       <w:hyperlink r:id="rId108">
         <w:r>
           <w:rPr>
+            <w:lang w:val="fr_FR" w:bidi="fr_FR"/>
+          </w:rPr>
+          <w:rPr>
             <w:color w:val="0000EE"/>
             <w:u w:val="single"/>
           </w:rPr>
@@ -2782,11 +5186,17 @@
         </w:r>
       </w:hyperlink>
       <w:r>
+        <w:rPr>
+          <w:lang w:val="fr_FR" w:bidi="fr_FR"/>
+        </w:rPr>
         <w:t xml:space="preserve">, </w:t>
       </w:r>
       <w:hyperlink r:id="rId109">
         <w:r>
           <w:rPr>
+            <w:lang w:val="fr_FR" w:bidi="fr_FR"/>
+          </w:rPr>
+          <w:rPr>
             <w:color w:val="0000EE"/>
             <w:u w:val="single"/>
           </w:rPr>
@@ -2794,11 +5204,17 @@
         </w:r>
       </w:hyperlink>
       <w:r>
+        <w:rPr>
+          <w:lang w:val="fr_FR" w:bidi="fr_FR"/>
+        </w:rPr>
         <w:t xml:space="preserve">; </w:t>
       </w:r>
       <w:hyperlink r:id="rId110">
         <w:r>
           <w:rPr>
+            <w:lang w:val="fr_FR" w:bidi="fr_FR"/>
+          </w:rPr>
+          <w:rPr>
             <w:color w:val="0000EE"/>
             <w:u w:val="single"/>
           </w:rPr>
@@ -2806,11 +5222,17 @@
         </w:r>
       </w:hyperlink>
       <w:r>
+        <w:rPr>
+          <w:lang w:val="fr_FR" w:bidi="fr_FR"/>
+        </w:rPr>
         <w:t xml:space="preserve">; </w:t>
       </w:r>
       <w:hyperlink r:id="rId111">
         <w:r>
           <w:rPr>
+            <w:lang w:val="fr_FR" w:bidi="fr_FR"/>
+          </w:rPr>
+          <w:rPr>
             <w:color w:val="0000EE"/>
             <w:u w:val="single"/>
           </w:rPr>
@@ -2818,11 +5240,17 @@
         </w:r>
       </w:hyperlink>
       <w:r>
+        <w:rPr>
+          <w:lang w:val="fr_FR" w:bidi="fr_FR"/>
+        </w:rPr>
         <w:t xml:space="preserve">; </w:t>
       </w:r>
       <w:hyperlink r:id="rId112">
         <w:r>
           <w:rPr>
+            <w:lang w:val="fr_FR" w:bidi="fr_FR"/>
+          </w:rPr>
+          <w:rPr>
             <w:color w:val="0000EE"/>
             <w:u w:val="single"/>
           </w:rPr>
@@ -2830,60 +5258,126 @@
         </w:r>
       </w:hyperlink>
       <w:r>
+        <w:rPr>
+          <w:lang w:val="fr_FR" w:bidi="fr_FR"/>
+        </w:rPr>
         <w:t>).</w:t>
       </w:r>
-      <w:r/>
-      <w:r/>
-    </w:p>
-    <w:p>
-      <w:r/>
+      <w:r>
+        <w:rPr>
+          <w:lang w:val="fr_FR" w:bidi="fr_FR"/>
+        </w:rPr>
+      </w:r>
+      <w:r>
+        <w:rPr>
+          <w:lang w:val="fr_FR" w:bidi="fr_FR"/>
+        </w:rPr>
+      </w:r>
+    </w:p>
+    <w:p>
+      <w:pPr/>
+      <w:r>
+        <w:rPr>
+          <w:lang w:val="fr_FR" w:bidi="fr_FR"/>
+        </w:rPr>
+      </w:r>
     </w:p>
     <w:p>
       <w:pPr>
         <w:pStyle w:val="Heading2"/>
       </w:pPr>
       <w:r>
+        <w:rPr>
+          <w:lang w:val="fr_FR" w:bidi="fr_FR"/>
+        </w:rPr>
         <w:t>Colossiens 4.2–6</w:t>
       </w:r>
-      <w:r/>
-    </w:p>
-    <w:p>
-      <w:r/>
-      <w:r>
+      <w:r>
+        <w:rPr>
+          <w:lang w:val="fr_FR" w:bidi="fr_FR"/>
+        </w:rPr>
+      </w:r>
+    </w:p>
+    <w:p>
+      <w:pPr/>
+      <w:r>
+        <w:rPr>
+          <w:lang w:val="fr_FR" w:bidi="fr_FR"/>
+        </w:rPr>
+      </w:r>
+      <w:r>
+        <w:rPr>
+          <w:lang w:val="fr_FR" w:bidi="fr_FR"/>
+        </w:rPr>
         <w:t>Les lettres du Nouveau Testament se terminent souvent par une exhortation à prier, accompagnée de demandes de prières.</w:t>
       </w:r>
-      <w:r/>
-      <w:r/>
-    </w:p>
-    <w:p>
-      <w:r/>
+      <w:r>
+        <w:rPr>
+          <w:lang w:val="fr_FR" w:bidi="fr_FR"/>
+        </w:rPr>
+      </w:r>
+      <w:r>
+        <w:rPr>
+          <w:lang w:val="fr_FR" w:bidi="fr_FR"/>
+        </w:rPr>
+      </w:r>
+    </w:p>
+    <w:p>
+      <w:pPr/>
+      <w:r>
+        <w:rPr>
+          <w:lang w:val="fr_FR" w:bidi="fr_FR"/>
+        </w:rPr>
+      </w:r>
     </w:p>
     <w:p>
       <w:pPr>
         <w:pStyle w:val="Heading2"/>
       </w:pPr>
       <w:r>
+        <w:rPr>
+          <w:lang w:val="fr_FR" w:bidi="fr_FR"/>
+        </w:rPr>
         <w:t>Colossiens 4.3</w:t>
       </w:r>
-      <w:r/>
-    </w:p>
-    <w:p>
-      <w:r/>
-      <w:r>
+      <w:r>
+        <w:rPr>
+          <w:lang w:val="fr_FR" w:bidi="fr_FR"/>
+        </w:rPr>
+      </w:r>
+    </w:p>
+    <w:p>
+      <w:pPr/>
+      <w:r>
+        <w:rPr>
+          <w:lang w:val="fr_FR" w:bidi="fr_FR"/>
+        </w:rPr>
+      </w:r>
+      <w:r>
+        <w:rPr>
+          <w:lang w:val="fr_FR" w:bidi="fr_FR"/>
+        </w:rPr>
         <w:t xml:space="preserve">que Dieu nous donne de nombreuses opportunités (littéralement </w:t>
       </w:r>
       <w:r>
         <w:rPr>
           <w:i/>
+          <w:lang w:val="fr_FR" w:bidi="fr_FR"/>
         </w:rPr>
         <w:t>que Dieu nous ouvre une porte</w:t>
       </w:r>
       <w:r>
+        <w:rPr>
+          <w:lang w:val="fr_FR" w:bidi="fr_FR"/>
+        </w:rPr>
         <w:t xml:space="preserve">) : une porte ouverte est une métaphore pour désigner une opportunité de proclamer la Bonne Nouvelle (voir aussi </w:t>
       </w:r>
       <w:hyperlink r:id="rId113">
         <w:r>
           <w:rPr>
+            <w:lang w:val="fr_FR" w:bidi="fr_FR"/>
+          </w:rPr>
+          <w:rPr>
             <w:color w:val="0000EE"/>
             <w:u w:val="single"/>
           </w:rPr>
@@ -2891,11 +5385,17 @@
         </w:r>
       </w:hyperlink>
       <w:r>
+        <w:rPr>
+          <w:lang w:val="fr_FR" w:bidi="fr_FR"/>
+        </w:rPr>
         <w:t xml:space="preserve">; </w:t>
       </w:r>
       <w:hyperlink r:id="rId114">
         <w:r>
           <w:rPr>
+            <w:lang w:val="fr_FR" w:bidi="fr_FR"/>
+          </w:rPr>
+          <w:rPr>
             <w:color w:val="0000EE"/>
             <w:u w:val="single"/>
           </w:rPr>
@@ -2903,11 +5403,17 @@
         </w:r>
       </w:hyperlink>
       <w:r>
+        <w:rPr>
+          <w:lang w:val="fr_FR" w:bidi="fr_FR"/>
+        </w:rPr>
         <w:t xml:space="preserve">; </w:t>
       </w:r>
       <w:hyperlink r:id="rId115">
         <w:r>
           <w:rPr>
+            <w:lang w:val="fr_FR" w:bidi="fr_FR"/>
+          </w:rPr>
+          <w:rPr>
             <w:color w:val="0000EE"/>
             <w:u w:val="single"/>
           </w:rPr>
@@ -2915,11 +5421,17 @@
         </w:r>
       </w:hyperlink>
       <w:r>
+        <w:rPr>
+          <w:lang w:val="fr_FR" w:bidi="fr_FR"/>
+        </w:rPr>
         <w:t xml:space="preserve">). • son plan mystérieux concernant le Christ : voir </w:t>
       </w:r>
       <w:hyperlink r:id="rId116">
         <w:r>
           <w:rPr>
+            <w:lang w:val="fr_FR" w:bidi="fr_FR"/>
+          </w:rPr>
+          <w:rPr>
             <w:color w:val="0000EE"/>
             <w:u w:val="single"/>
           </w:rPr>
@@ -2927,11 +5439,17 @@
         </w:r>
       </w:hyperlink>
       <w:r>
+        <w:rPr>
+          <w:lang w:val="fr_FR" w:bidi="fr_FR"/>
+        </w:rPr>
         <w:t xml:space="preserve">; </w:t>
       </w:r>
       <w:hyperlink r:id="rId117">
         <w:r>
           <w:rPr>
+            <w:lang w:val="fr_FR" w:bidi="fr_FR"/>
+          </w:rPr>
+          <w:rPr>
             <w:color w:val="0000EE"/>
             <w:u w:val="single"/>
           </w:rPr>
@@ -2939,75 +5457,151 @@
         </w:r>
       </w:hyperlink>
       <w:r>
+        <w:rPr>
+          <w:lang w:val="fr_FR" w:bidi="fr_FR"/>
+        </w:rPr>
         <w:t xml:space="preserve">. • C'est pourquoi je suis enchaîné ici : le dévouement de Paul à la prédication de la Bonne Nouvelle lui a valu d'être emprisonné (voir </w:t>
       </w:r>
       <w:r>
+        <w:rPr>
+          <w:lang w:val="fr_FR" w:bidi="fr_FR"/>
+        </w:rPr>
         <w:t>Introduction à l'épître des Colossiens</w:t>
       </w:r>
       <w:r>
+        <w:rPr>
+          <w:lang w:val="fr_FR" w:bidi="fr_FR"/>
+        </w:rPr>
         <w:t>, « Date et circonstance de la rédaction »).</w:t>
       </w:r>
-      <w:r/>
-      <w:r/>
-    </w:p>
-    <w:p>
-      <w:r/>
+      <w:r>
+        <w:rPr>
+          <w:lang w:val="fr_FR" w:bidi="fr_FR"/>
+        </w:rPr>
+      </w:r>
+      <w:r>
+        <w:rPr>
+          <w:lang w:val="fr_FR" w:bidi="fr_FR"/>
+        </w:rPr>
+      </w:r>
+    </w:p>
+    <w:p>
+      <w:pPr/>
+      <w:r>
+        <w:rPr>
+          <w:lang w:val="fr_FR" w:bidi="fr_FR"/>
+        </w:rPr>
+      </w:r>
     </w:p>
     <w:p>
       <w:pPr>
         <w:pStyle w:val="Heading2"/>
       </w:pPr>
       <w:r>
+        <w:rPr>
+          <w:lang w:val="fr_FR" w:bidi="fr_FR"/>
+        </w:rPr>
         <w:t>Colossiens 4.5</w:t>
       </w:r>
-      <w:r/>
-    </w:p>
-    <w:p>
-      <w:r/>
-      <w:r>
+      <w:r>
+        <w:rPr>
+          <w:lang w:val="fr_FR" w:bidi="fr_FR"/>
+        </w:rPr>
+      </w:r>
+    </w:p>
+    <w:p>
+      <w:pPr/>
+      <w:r>
+        <w:rPr>
+          <w:lang w:val="fr_FR" w:bidi="fr_FR"/>
+        </w:rPr>
+      </w:r>
+      <w:r>
+        <w:rPr>
+          <w:lang w:val="fr_FR" w:bidi="fr_FR"/>
+        </w:rPr>
         <w:t xml:space="preserve">Profitez au maximum de chaque opportunité (littéralement </w:t>
       </w:r>
       <w:r>
         <w:rPr>
           <w:i/>
+          <w:lang w:val="fr_FR" w:bidi="fr_FR"/>
         </w:rPr>
         <w:t>rachetez le temps</w:t>
       </w:r>
       <w:r>
+        <w:rPr>
+          <w:lang w:val="fr_FR" w:bidi="fr_FR"/>
+        </w:rPr>
         <w:t>) : comme les gens qui achètent un produit offert à un bon prix, les chrétiens doivent « racheter » toutes les occasions que Dieu leur donne de partager la Bonne Nouvelle et de servir les autres.</w:t>
       </w:r>
-      <w:r/>
-      <w:r/>
-    </w:p>
-    <w:p>
-      <w:r/>
+      <w:r>
+        <w:rPr>
+          <w:lang w:val="fr_FR" w:bidi="fr_FR"/>
+        </w:rPr>
+      </w:r>
+      <w:r>
+        <w:rPr>
+          <w:lang w:val="fr_FR" w:bidi="fr_FR"/>
+        </w:rPr>
+      </w:r>
+    </w:p>
+    <w:p>
+      <w:pPr/>
+      <w:r>
+        <w:rPr>
+          <w:lang w:val="fr_FR" w:bidi="fr_FR"/>
+        </w:rPr>
+      </w:r>
     </w:p>
     <w:p>
       <w:pPr>
         <w:pStyle w:val="Heading2"/>
       </w:pPr>
       <w:r>
+        <w:rPr>
+          <w:lang w:val="fr_FR" w:bidi="fr_FR"/>
+        </w:rPr>
         <w:t>Colossiens 4.6</w:t>
       </w:r>
-      <w:r/>
-    </w:p>
-    <w:p>
-      <w:r/>
-      <w:r>
+      <w:r>
+        <w:rPr>
+          <w:lang w:val="fr_FR" w:bidi="fr_FR"/>
+        </w:rPr>
+      </w:r>
+    </w:p>
+    <w:p>
+      <w:pPr/>
+      <w:r>
+        <w:rPr>
+          <w:lang w:val="fr_FR" w:bidi="fr_FR"/>
+        </w:rPr>
+      </w:r>
+      <w:r>
+        <w:rPr>
+          <w:lang w:val="fr_FR" w:bidi="fr_FR"/>
+        </w:rPr>
         <w:t xml:space="preserve">agréable (littéralement </w:t>
       </w:r>
       <w:r>
         <w:rPr>
           <w:i/>
+          <w:lang w:val="fr_FR" w:bidi="fr_FR"/>
         </w:rPr>
         <w:t>assaisonné de sel</w:t>
       </w:r>
       <w:r>
+        <w:rPr>
+          <w:lang w:val="fr_FR" w:bidi="fr_FR"/>
+        </w:rPr>
         <w:t xml:space="preserve">) : le sel est à la fois un assaisonnement et un conservateur (voir </w:t>
       </w:r>
       <w:hyperlink r:id="rId118">
         <w:r>
           <w:rPr>
+            <w:lang w:val="fr_FR" w:bidi="fr_FR"/>
+          </w:rPr>
+          <w:rPr>
             <w:color w:val="0000EE"/>
             <w:u w:val="single"/>
           </w:rPr>
@@ -3015,31 +5609,65 @@
         </w:r>
       </w:hyperlink>
       <w:r>
+        <w:rPr>
+          <w:lang w:val="fr_FR" w:bidi="fr_FR"/>
+        </w:rPr>
         <w:t>). Paul encourage peut-être les chrétiens à parler aux non-croyants avec des mots judicieusement choisis et agréables. Les rabbins qualifiaient parfois la sagesse de sel. Paul encourage probablement aussi les chrétiens à parler avec sagesse.</w:t>
       </w:r>
-      <w:r/>
-      <w:r/>
-    </w:p>
-    <w:p>
-      <w:r/>
+      <w:r>
+        <w:rPr>
+          <w:lang w:val="fr_FR" w:bidi="fr_FR"/>
+        </w:rPr>
+      </w:r>
+      <w:r>
+        <w:rPr>
+          <w:lang w:val="fr_FR" w:bidi="fr_FR"/>
+        </w:rPr>
+      </w:r>
+    </w:p>
+    <w:p>
+      <w:pPr/>
+      <w:r>
+        <w:rPr>
+          <w:lang w:val="fr_FR" w:bidi="fr_FR"/>
+        </w:rPr>
+      </w:r>
     </w:p>
     <w:p>
       <w:pPr>
         <w:pStyle w:val="Heading2"/>
       </w:pPr>
       <w:r>
+        <w:rPr>
+          <w:lang w:val="fr_FR" w:bidi="fr_FR"/>
+        </w:rPr>
         <w:t>Colossiens 4.7</w:t>
       </w:r>
-      <w:r/>
-    </w:p>
-    <w:p>
-      <w:r/>
-      <w:r>
+      <w:r>
+        <w:rPr>
+          <w:lang w:val="fr_FR" w:bidi="fr_FR"/>
+        </w:rPr>
+      </w:r>
+    </w:p>
+    <w:p>
+      <w:pPr/>
+      <w:r>
+        <w:rPr>
+          <w:lang w:val="fr_FR" w:bidi="fr_FR"/>
+        </w:rPr>
+      </w:r>
+      <w:r>
+        <w:rPr>
+          <w:lang w:val="fr_FR" w:bidi="fr_FR"/>
+        </w:rPr>
         <w:t>Tychique était originaire de la province d'Asie, où était située la ville de Colosses (</w:t>
       </w:r>
       <w:hyperlink r:id="rId119">
         <w:r>
           <w:rPr>
+            <w:lang w:val="fr_FR" w:bidi="fr_FR"/>
+          </w:rPr>
+          <w:rPr>
             <w:color w:val="0000EE"/>
             <w:u w:val="single"/>
           </w:rPr>
@@ -3047,11 +5675,17 @@
         </w:r>
       </w:hyperlink>
       <w:r>
+        <w:rPr>
+          <w:lang w:val="fr_FR" w:bidi="fr_FR"/>
+        </w:rPr>
         <w:t>). Il a travaillé avec Paul principalement dans cette province (</w:t>
       </w:r>
       <w:hyperlink r:id="rId120">
         <w:r>
           <w:rPr>
+            <w:lang w:val="fr_FR" w:bidi="fr_FR"/>
+          </w:rPr>
+          <w:rPr>
             <w:color w:val="0000EE"/>
             <w:u w:val="single"/>
           </w:rPr>
@@ -3059,11 +5693,17 @@
         </w:r>
       </w:hyperlink>
       <w:r>
+        <w:rPr>
+          <w:lang w:val="fr_FR" w:bidi="fr_FR"/>
+        </w:rPr>
         <w:t xml:space="preserve">; </w:t>
       </w:r>
       <w:hyperlink r:id="rId121">
         <w:r>
           <w:rPr>
+            <w:lang w:val="fr_FR" w:bidi="fr_FR"/>
+          </w:rPr>
+          <w:rPr>
             <w:color w:val="0000EE"/>
             <w:u w:val="single"/>
           </w:rPr>
@@ -3071,11 +5711,17 @@
         </w:r>
       </w:hyperlink>
       <w:r>
+        <w:rPr>
+          <w:lang w:val="fr_FR" w:bidi="fr_FR"/>
+        </w:rPr>
         <w:t>). Plus tard, il a été envoyé en Crète avec Tite (</w:t>
       </w:r>
       <w:hyperlink r:id="rId122">
         <w:r>
           <w:rPr>
+            <w:lang w:val="fr_FR" w:bidi="fr_FR"/>
+          </w:rPr>
+          <w:rPr>
             <w:color w:val="0000EE"/>
             <w:u w:val="single"/>
           </w:rPr>
@@ -3083,51 +5729,113 @@
         </w:r>
       </w:hyperlink>
       <w:r>
+        <w:rPr>
+          <w:lang w:val="fr_FR" w:bidi="fr_FR"/>
+        </w:rPr>
         <w:t>). Tychique a probablement acheminé cette lettre en même temps que les lettres connues sous le nom d'Éphésiens et de Philémon.</w:t>
       </w:r>
-      <w:r/>
-      <w:r/>
-    </w:p>
-    <w:p>
-      <w:r/>
+      <w:r>
+        <w:rPr>
+          <w:lang w:val="fr_FR" w:bidi="fr_FR"/>
+        </w:rPr>
+      </w:r>
+      <w:r>
+        <w:rPr>
+          <w:lang w:val="fr_FR" w:bidi="fr_FR"/>
+        </w:rPr>
+      </w:r>
+    </w:p>
+    <w:p>
+      <w:pPr/>
+      <w:r>
+        <w:rPr>
+          <w:lang w:val="fr_FR" w:bidi="fr_FR"/>
+        </w:rPr>
+      </w:r>
     </w:p>
     <w:p>
       <w:pPr>
         <w:pStyle w:val="Heading2"/>
       </w:pPr>
       <w:r>
+        <w:rPr>
+          <w:lang w:val="fr_FR" w:bidi="fr_FR"/>
+        </w:rPr>
         <w:t>Colossiens 4.7–18</w:t>
       </w:r>
-      <w:r/>
-    </w:p>
-    <w:p>
-      <w:r/>
-      <w:r>
+      <w:r>
+        <w:rPr>
+          <w:lang w:val="fr_FR" w:bidi="fr_FR"/>
+        </w:rPr>
+      </w:r>
+    </w:p>
+    <w:p>
+      <w:pPr/>
+      <w:r>
+        <w:rPr>
+          <w:lang w:val="fr_FR" w:bidi="fr_FR"/>
+        </w:rPr>
+      </w:r>
+      <w:r>
+        <w:rPr>
+          <w:lang w:val="fr_FR" w:bidi="fr_FR"/>
+        </w:rPr>
         <w:t>La plupart des lettres du Nouveau Testament se terminent par une série de salutations et de références à des collaborateurs et à des projets de voyage, mais cette partie de Colossiens est plus longue que la normale. Paul, ne pouvant pas voyager, a peut-être voulu s'assurer que les Colossiens gardent des liens avec ses collaborateurs, ce qui les aiderait à ne pas se laisser séduire par les fausses promesses. Cela les aiderait à ne pas se laisser séduire par les maîtres trompeurs.</w:t>
       </w:r>
-      <w:r/>
-      <w:r/>
-    </w:p>
-    <w:p>
-      <w:r/>
+      <w:r>
+        <w:rPr>
+          <w:lang w:val="fr_FR" w:bidi="fr_FR"/>
+        </w:rPr>
+      </w:r>
+      <w:r>
+        <w:rPr>
+          <w:lang w:val="fr_FR" w:bidi="fr_FR"/>
+        </w:rPr>
+      </w:r>
+    </w:p>
+    <w:p>
+      <w:pPr/>
+      <w:r>
+        <w:rPr>
+          <w:lang w:val="fr_FR" w:bidi="fr_FR"/>
+        </w:rPr>
+      </w:r>
     </w:p>
     <w:p>
       <w:pPr>
         <w:pStyle w:val="Heading2"/>
       </w:pPr>
       <w:r>
+        <w:rPr>
+          <w:lang w:val="fr_FR" w:bidi="fr_FR"/>
+        </w:rPr>
         <w:t>Colossiens 4.9</w:t>
       </w:r>
-      <w:r/>
-    </w:p>
-    <w:p>
-      <w:r/>
-      <w:r>
+      <w:r>
+        <w:rPr>
+          <w:lang w:val="fr_FR" w:bidi="fr_FR"/>
+        </w:rPr>
+      </w:r>
+    </w:p>
+    <w:p>
+      <w:pPr/>
+      <w:r>
+        <w:rPr>
+          <w:lang w:val="fr_FR" w:bidi="fr_FR"/>
+        </w:rPr>
+      </w:r>
+      <w:r>
+        <w:rPr>
+          <w:lang w:val="fr_FR" w:bidi="fr_FR"/>
+        </w:rPr>
         <w:t xml:space="preserve">Onésime était un esclave en fuite que Paul a renvoyé à Philémon, son maître (voir le </w:t>
       </w:r>
       <w:hyperlink r:id="rId123">
         <w:r>
           <w:rPr>
+            <w:lang w:val="fr_FR" w:bidi="fr_FR"/>
+          </w:rPr>
+          <w:rPr>
             <w:color w:val="0000EE"/>
             <w:u w:val="single"/>
           </w:rPr>
@@ -3135,31 +5843,65 @@
         </w:r>
       </w:hyperlink>
       <w:r>
+        <w:rPr>
+          <w:lang w:val="fr_FR" w:bidi="fr_FR"/>
+        </w:rPr>
         <w:t>).</w:t>
       </w:r>
-      <w:r/>
-      <w:r/>
-    </w:p>
-    <w:p>
-      <w:r/>
+      <w:r>
+        <w:rPr>
+          <w:lang w:val="fr_FR" w:bidi="fr_FR"/>
+        </w:rPr>
+      </w:r>
+      <w:r>
+        <w:rPr>
+          <w:lang w:val="fr_FR" w:bidi="fr_FR"/>
+        </w:rPr>
+      </w:r>
+    </w:p>
+    <w:p>
+      <w:pPr/>
+      <w:r>
+        <w:rPr>
+          <w:lang w:val="fr_FR" w:bidi="fr_FR"/>
+        </w:rPr>
+      </w:r>
     </w:p>
     <w:p>
       <w:pPr>
         <w:pStyle w:val="Heading2"/>
       </w:pPr>
       <w:r>
+        <w:rPr>
+          <w:lang w:val="fr_FR" w:bidi="fr_FR"/>
+        </w:rPr>
         <w:t>Colossiens 4.10</w:t>
       </w:r>
-      <w:r/>
-    </w:p>
-    <w:p>
-      <w:r/>
-      <w:r>
+      <w:r>
+        <w:rPr>
+          <w:lang w:val="fr_FR" w:bidi="fr_FR"/>
+        </w:rPr>
+      </w:r>
+    </w:p>
+    <w:p>
+      <w:pPr/>
+      <w:r>
+        <w:rPr>
+          <w:lang w:val="fr_FR" w:bidi="fr_FR"/>
+        </w:rPr>
+      </w:r>
+      <w:r>
+        <w:rPr>
+          <w:lang w:val="fr_FR" w:bidi="fr_FR"/>
+        </w:rPr>
         <w:t>Aristarque était un nom courant, mais il s'agissait probablement du même homme originaire de Thessalonique (</w:t>
       </w:r>
       <w:hyperlink r:id="rId124">
         <w:r>
           <w:rPr>
+            <w:lang w:val="fr_FR" w:bidi="fr_FR"/>
+          </w:rPr>
+          <w:rPr>
             <w:color w:val="0000EE"/>
             <w:u w:val="single"/>
           </w:rPr>
@@ -3167,11 +5909,17 @@
         </w:r>
       </w:hyperlink>
       <w:r>
+        <w:rPr>
+          <w:lang w:val="fr_FR" w:bidi="fr_FR"/>
+        </w:rPr>
         <w:t xml:space="preserve">; </w:t>
       </w:r>
       <w:hyperlink r:id="rId119">
         <w:r>
           <w:rPr>
+            <w:lang w:val="fr_FR" w:bidi="fr_FR"/>
+          </w:rPr>
+          <w:rPr>
             <w:color w:val="0000EE"/>
             <w:u w:val="single"/>
           </w:rPr>
@@ -3179,11 +5927,17 @@
         </w:r>
       </w:hyperlink>
       <w:r>
+        <w:rPr>
+          <w:lang w:val="fr_FR" w:bidi="fr_FR"/>
+        </w:rPr>
         <w:t>) qui a accompagné Paul lors de son voyage à Rome (</w:t>
       </w:r>
       <w:hyperlink r:id="rId125">
         <w:r>
           <w:rPr>
+            <w:lang w:val="fr_FR" w:bidi="fr_FR"/>
+          </w:rPr>
+          <w:rPr>
             <w:color w:val="0000EE"/>
             <w:u w:val="single"/>
           </w:rPr>
@@ -3191,11 +5945,17 @@
         </w:r>
       </w:hyperlink>
       <w:r>
+        <w:rPr>
+          <w:lang w:val="fr_FR" w:bidi="fr_FR"/>
+        </w:rPr>
         <w:t>). Les Actes n'indiquent pas qu'Aristarque était également en état d'arrestation, de sorte qu'il se trouvait peut-être volontairement en prison avec Paul, partageant sa détention afin de l'encourager et de l'aider dans son ministère. • Marc, le cousin de Barnabas, avait accompagné Barnabas et Paul lors de leur premier voyage missionnaire, mais les avait quittés avant la fin du voyage (</w:t>
       </w:r>
       <w:hyperlink r:id="rId126">
         <w:r>
           <w:rPr>
+            <w:lang w:val="fr_FR" w:bidi="fr_FR"/>
+          </w:rPr>
+          <w:rPr>
             <w:color w:val="0000EE"/>
             <w:u w:val="single"/>
           </w:rPr>
@@ -3203,11 +5963,17 @@
         </w:r>
       </w:hyperlink>
       <w:r>
+        <w:rPr>
+          <w:lang w:val="fr_FR" w:bidi="fr_FR"/>
+        </w:rPr>
         <w:t>). Cette désertion a entraîné une rupture entre Paul et Barnabas alors que le deuxième voyage était sur le point de commencer (</w:t>
       </w:r>
       <w:hyperlink r:id="rId127">
         <w:r>
           <w:rPr>
+            <w:lang w:val="fr_FR" w:bidi="fr_FR"/>
+          </w:rPr>
+          <w:rPr>
             <w:color w:val="0000EE"/>
             <w:u w:val="single"/>
           </w:rPr>
@@ -3215,11 +5981,17 @@
         </w:r>
       </w:hyperlink>
       <w:r>
+        <w:rPr>
+          <w:lang w:val="fr_FR" w:bidi="fr_FR"/>
+        </w:rPr>
         <w:t xml:space="preserve">). Paul et Marc se sont apparemment réconciliés (voir aussi </w:t>
       </w:r>
       <w:hyperlink r:id="rId128">
         <w:r>
           <w:rPr>
+            <w:lang w:val="fr_FR" w:bidi="fr_FR"/>
+          </w:rPr>
+          <w:rPr>
             <w:color w:val="0000EE"/>
             <w:u w:val="single"/>
           </w:rPr>
@@ -3227,11 +5999,17 @@
         </w:r>
       </w:hyperlink>
       <w:r>
+        <w:rPr>
+          <w:lang w:val="fr_FR" w:bidi="fr_FR"/>
+        </w:rPr>
         <w:t xml:space="preserve">; </w:t>
       </w:r>
       <w:hyperlink r:id="rId129">
         <w:r>
           <w:rPr>
+            <w:lang w:val="fr_FR" w:bidi="fr_FR"/>
+          </w:rPr>
+          <w:rPr>
             <w:color w:val="0000EE"/>
             <w:u w:val="single"/>
           </w:rPr>
@@ -3239,31 +6017,65 @@
         </w:r>
       </w:hyperlink>
       <w:r>
+        <w:rPr>
+          <w:lang w:val="fr_FR" w:bidi="fr_FR"/>
+        </w:rPr>
         <w:t>). • Comme vous en avez été instruits auparavant : il n'y a pas d'autre trace de cette conversation.</w:t>
       </w:r>
-      <w:r/>
-      <w:r/>
-    </w:p>
-    <w:p>
-      <w:r/>
+      <w:r>
+        <w:rPr>
+          <w:lang w:val="fr_FR" w:bidi="fr_FR"/>
+        </w:rPr>
+      </w:r>
+      <w:r>
+        <w:rPr>
+          <w:lang w:val="fr_FR" w:bidi="fr_FR"/>
+        </w:rPr>
+      </w:r>
+    </w:p>
+    <w:p>
+      <w:pPr/>
+      <w:r>
+        <w:rPr>
+          <w:lang w:val="fr_FR" w:bidi="fr_FR"/>
+        </w:rPr>
+      </w:r>
     </w:p>
     <w:p>
       <w:pPr>
         <w:pStyle w:val="Heading2"/>
       </w:pPr>
       <w:r>
+        <w:rPr>
+          <w:lang w:val="fr_FR" w:bidi="fr_FR"/>
+        </w:rPr>
         <w:t>Colossiens 4.10–14</w:t>
       </w:r>
-      <w:r/>
-    </w:p>
-    <w:p>
-      <w:r/>
-      <w:r>
+      <w:r>
+        <w:rPr>
+          <w:lang w:val="fr_FR" w:bidi="fr_FR"/>
+        </w:rPr>
+      </w:r>
+    </w:p>
+    <w:p>
+      <w:pPr/>
+      <w:r>
+        <w:rPr>
+          <w:lang w:val="fr_FR" w:bidi="fr_FR"/>
+        </w:rPr>
+      </w:r>
+      <w:r>
+        <w:rPr>
+          <w:lang w:val="fr_FR" w:bidi="fr_FR"/>
+        </w:rPr>
         <w:t xml:space="preserve">Cinq des six personnes citées sont également mentionnées dans </w:t>
       </w:r>
       <w:hyperlink r:id="rId130">
         <w:r>
           <w:rPr>
+            <w:lang w:val="fr_FR" w:bidi="fr_FR"/>
+          </w:rPr>
+          <w:rPr>
             <w:color w:val="0000EE"/>
             <w:u w:val="single"/>
           </w:rPr>
@@ -3271,98 +6083,200 @@
         </w:r>
       </w:hyperlink>
       <w:r>
+        <w:rPr>
+          <w:lang w:val="fr_FR" w:bidi="fr_FR"/>
+        </w:rPr>
         <w:t>.</w:t>
       </w:r>
-      <w:r/>
-      <w:r/>
-    </w:p>
-    <w:p>
-      <w:r/>
+      <w:r>
+        <w:rPr>
+          <w:lang w:val="fr_FR" w:bidi="fr_FR"/>
+        </w:rPr>
+      </w:r>
+      <w:r>
+        <w:rPr>
+          <w:lang w:val="fr_FR" w:bidi="fr_FR"/>
+        </w:rPr>
+      </w:r>
+    </w:p>
+    <w:p>
+      <w:pPr/>
+      <w:r>
+        <w:rPr>
+          <w:lang w:val="fr_FR" w:bidi="fr_FR"/>
+        </w:rPr>
+      </w:r>
     </w:p>
     <w:p>
       <w:pPr>
         <w:pStyle w:val="Heading2"/>
       </w:pPr>
       <w:r>
+        <w:rPr>
+          <w:lang w:val="fr_FR" w:bidi="fr_FR"/>
+        </w:rPr>
         <w:t>Colossiens 4.11</w:t>
       </w:r>
-      <w:r/>
-    </w:p>
-    <w:p>
-      <w:r/>
-      <w:r>
+      <w:r>
+        <w:rPr>
+          <w:lang w:val="fr_FR" w:bidi="fr_FR"/>
+        </w:rPr>
+      </w:r>
+    </w:p>
+    <w:p>
+      <w:pPr/>
+      <w:r>
+        <w:rPr>
+          <w:lang w:val="fr_FR" w:bidi="fr_FR"/>
+        </w:rPr>
+      </w:r>
+      <w:r>
+        <w:rPr>
+          <w:lang w:val="fr_FR" w:bidi="fr_FR"/>
+        </w:rPr>
         <w:t xml:space="preserve">Jésus (celui que nous appelons Justus) n'est cité qu'ici dans le Nouveau Testament. Le nom </w:t>
       </w:r>
       <w:r>
         <w:rPr>
           <w:i/>
+          <w:lang w:val="fr_FR" w:bidi="fr_FR"/>
         </w:rPr>
         <w:t>Justus</w:t>
       </w:r>
       <w:r>
+        <w:rPr>
+          <w:lang w:val="fr_FR" w:bidi="fr_FR"/>
+        </w:rPr>
         <w:t xml:space="preserve"> y figure parce que </w:t>
       </w:r>
       <w:r>
         <w:rPr>
           <w:i/>
+          <w:lang w:val="fr_FR" w:bidi="fr_FR"/>
         </w:rPr>
         <w:t>Jésus</w:t>
       </w:r>
       <w:r>
+        <w:rPr>
+          <w:lang w:val="fr_FR" w:bidi="fr_FR"/>
+        </w:rPr>
         <w:t xml:space="preserve"> (qui signifie </w:t>
       </w:r>
       <w:r>
         <w:rPr>
           <w:i/>
+          <w:lang w:val="fr_FR" w:bidi="fr_FR"/>
         </w:rPr>
         <w:t>le Seigneur sauve</w:t>
       </w:r>
       <w:r>
+        <w:rPr>
+          <w:lang w:val="fr_FR" w:bidi="fr_FR"/>
+        </w:rPr>
         <w:t>) était un nom commun chez les juifs du premier siècle.</w:t>
       </w:r>
-      <w:r/>
-      <w:r/>
-    </w:p>
-    <w:p>
-      <w:r/>
+      <w:r>
+        <w:rPr>
+          <w:lang w:val="fr_FR" w:bidi="fr_FR"/>
+        </w:rPr>
+      </w:r>
+      <w:r>
+        <w:rPr>
+          <w:lang w:val="fr_FR" w:bidi="fr_FR"/>
+        </w:rPr>
+      </w:r>
+    </w:p>
+    <w:p>
+      <w:pPr/>
+      <w:r>
+        <w:rPr>
+          <w:lang w:val="fr_FR" w:bidi="fr_FR"/>
+        </w:rPr>
+      </w:r>
     </w:p>
     <w:p>
       <w:pPr>
         <w:pStyle w:val="Heading2"/>
       </w:pPr>
       <w:r>
+        <w:rPr>
+          <w:lang w:val="fr_FR" w:bidi="fr_FR"/>
+        </w:rPr>
         <w:t>Colossiens 4.13</w:t>
       </w:r>
-      <w:r/>
-    </w:p>
-    <w:p>
-      <w:r/>
-      <w:r>
+      <w:r>
+        <w:rPr>
+          <w:lang w:val="fr_FR" w:bidi="fr_FR"/>
+        </w:rPr>
+      </w:r>
+    </w:p>
+    <w:p>
+      <w:pPr/>
+      <w:r>
+        <w:rPr>
+          <w:lang w:val="fr_FR" w:bidi="fr_FR"/>
+        </w:rPr>
+      </w:r>
+      <w:r>
+        <w:rPr>
+          <w:lang w:val="fr_FR" w:bidi="fr_FR"/>
+        </w:rPr>
         <w:t>Laodicée et Hiérapolis étaient les deux villes les plus importantes de la vallée du fleuve Lycus. Le fait qu'Épaphras a prié pour les croyants à Colosses et dans ces villes voisines indique qu'il était l'évangéliste pionnier dans ces trois villes.</w:t>
       </w:r>
-      <w:r/>
-      <w:r/>
-    </w:p>
-    <w:p>
-      <w:r/>
+      <w:r>
+        <w:rPr>
+          <w:lang w:val="fr_FR" w:bidi="fr_FR"/>
+        </w:rPr>
+      </w:r>
+      <w:r>
+        <w:rPr>
+          <w:lang w:val="fr_FR" w:bidi="fr_FR"/>
+        </w:rPr>
+      </w:r>
+    </w:p>
+    <w:p>
+      <w:pPr/>
+      <w:r>
+        <w:rPr>
+          <w:lang w:val="fr_FR" w:bidi="fr_FR"/>
+        </w:rPr>
+      </w:r>
     </w:p>
     <w:p>
       <w:pPr>
         <w:pStyle w:val="Heading2"/>
       </w:pPr>
       <w:r>
+        <w:rPr>
+          <w:lang w:val="fr_FR" w:bidi="fr_FR"/>
+        </w:rPr>
         <w:t>Colossiens 4.14</w:t>
       </w:r>
-      <w:r/>
-    </w:p>
-    <w:p>
-      <w:r/>
-      <w:r>
+      <w:r>
+        <w:rPr>
+          <w:lang w:val="fr_FR" w:bidi="fr_FR"/>
+        </w:rPr>
+      </w:r>
+    </w:p>
+    <w:p>
+      <w:pPr/>
+      <w:r>
+        <w:rPr>
+          <w:lang w:val="fr_FR" w:bidi="fr_FR"/>
+        </w:rPr>
+      </w:r>
+      <w:r>
+        <w:rPr>
+          <w:lang w:val="fr_FR" w:bidi="fr_FR"/>
+        </w:rPr>
         <w:t xml:space="preserve">Luc, le médecin bien-aimé, est bien connu comme l'auteur des Actes des Apôtres et de l'Évangile qui porte son nom. Ce verset est la seule preuve de deux faits concernant Luc : il était médecin et n'était pas un croyant juif (voir </w:t>
       </w:r>
       <w:hyperlink r:id="rId131">
         <w:r>
           <w:rPr>
+            <w:lang w:val="fr_FR" w:bidi="fr_FR"/>
+          </w:rPr>
+          <w:rPr>
             <w:color w:val="0000EE"/>
             <w:u w:val="single"/>
           </w:rPr>
@@ -3370,11 +6284,17 @@
         </w:r>
       </w:hyperlink>
       <w:r>
+        <w:rPr>
+          <w:lang w:val="fr_FR" w:bidi="fr_FR"/>
+        </w:rPr>
         <w:t>). • Contrairement aux autres personnes citées dans ce passage, aucun détail n'est donné sur Démas. Peut-être que Paul ne le connaissait pas bien. Démas a ensuite abandonné Paul (</w:t>
       </w:r>
       <w:hyperlink r:id="rId132">
         <w:r>
           <w:rPr>
+            <w:lang w:val="fr_FR" w:bidi="fr_FR"/>
+          </w:rPr>
+          <w:rPr>
             <w:color w:val="0000EE"/>
             <w:u w:val="single"/>
           </w:rPr>
@@ -3382,71 +6302,161 @@
         </w:r>
       </w:hyperlink>
       <w:r>
+        <w:rPr>
+          <w:lang w:val="fr_FR" w:bidi="fr_FR"/>
+        </w:rPr>
         <w:t>).</w:t>
       </w:r>
-      <w:r/>
-      <w:r/>
-    </w:p>
-    <w:p>
-      <w:r/>
+      <w:r>
+        <w:rPr>
+          <w:lang w:val="fr_FR" w:bidi="fr_FR"/>
+        </w:rPr>
+      </w:r>
+      <w:r>
+        <w:rPr>
+          <w:lang w:val="fr_FR" w:bidi="fr_FR"/>
+        </w:rPr>
+      </w:r>
+    </w:p>
+    <w:p>
+      <w:pPr/>
+      <w:r>
+        <w:rPr>
+          <w:lang w:val="fr_FR" w:bidi="fr_FR"/>
+        </w:rPr>
+      </w:r>
     </w:p>
     <w:p>
       <w:pPr>
         <w:pStyle w:val="Heading2"/>
       </w:pPr>
       <w:r>
+        <w:rPr>
+          <w:lang w:val="fr_FR" w:bidi="fr_FR"/>
+        </w:rPr>
         <w:t>Colossiens 4.15</w:t>
       </w:r>
-      <w:r/>
-    </w:p>
-    <w:p>
-      <w:r/>
-      <w:r>
+      <w:r>
+        <w:rPr>
+          <w:lang w:val="fr_FR" w:bidi="fr_FR"/>
+        </w:rPr>
+      </w:r>
+    </w:p>
+    <w:p>
+      <w:pPr/>
+      <w:r>
+        <w:rPr>
+          <w:lang w:val="fr_FR" w:bidi="fr_FR"/>
+        </w:rPr>
+      </w:r>
+      <w:r>
+        <w:rPr>
+          <w:lang w:val="fr_FR" w:bidi="fr_FR"/>
+        </w:rPr>
         <w:t>Nymphas et l'Église qui est dans sa maison : au cours des deux premiers siècles de l'Église chrétienne, presque tous les croyants se réunissaient pour le culte dans des résidences privées. Nous ne disposons d'aucune autre information concernant Nymphas.</w:t>
       </w:r>
-      <w:r/>
-      <w:r/>
-    </w:p>
-    <w:p>
-      <w:r/>
+      <w:r>
+        <w:rPr>
+          <w:lang w:val="fr_FR" w:bidi="fr_FR"/>
+        </w:rPr>
+      </w:r>
+      <w:r>
+        <w:rPr>
+          <w:lang w:val="fr_FR" w:bidi="fr_FR"/>
+        </w:rPr>
+      </w:r>
+    </w:p>
+    <w:p>
+      <w:pPr/>
+      <w:r>
+        <w:rPr>
+          <w:lang w:val="fr_FR" w:bidi="fr_FR"/>
+        </w:rPr>
+      </w:r>
     </w:p>
     <w:p>
       <w:pPr>
         <w:pStyle w:val="Heading2"/>
       </w:pPr>
       <w:r>
+        <w:rPr>
+          <w:lang w:val="fr_FR" w:bidi="fr_FR"/>
+        </w:rPr>
         <w:t>Colossiens 4.16</w:t>
       </w:r>
-      <w:r/>
-    </w:p>
-    <w:p>
-      <w:r/>
-      <w:r>
+      <w:r>
+        <w:rPr>
+          <w:lang w:val="fr_FR" w:bidi="fr_FR"/>
+        </w:rPr>
+      </w:r>
+    </w:p>
+    <w:p>
+      <w:pPr/>
+      <w:r>
+        <w:rPr>
+          <w:lang w:val="fr_FR" w:bidi="fr_FR"/>
+        </w:rPr>
+      </w:r>
+      <w:r>
+        <w:rPr>
+          <w:lang w:val="fr_FR" w:bidi="fr_FR"/>
+        </w:rPr>
         <w:t>Vous devriez lire la lettre que je leur ai écrite : au fil des ans, diverses initiatives ont été entreprises pour identifier la lettre aux Laodicéens avec une lettre ou un fragment du Nouveau Testament, mais il est très probable que la lettre de Paul à l'Église laodicéenne ait été perdue.</w:t>
       </w:r>
-      <w:r/>
-      <w:r/>
-    </w:p>
-    <w:p>
-      <w:r/>
+      <w:r>
+        <w:rPr>
+          <w:lang w:val="fr_FR" w:bidi="fr_FR"/>
+        </w:rPr>
+      </w:r>
+      <w:r>
+        <w:rPr>
+          <w:lang w:val="fr_FR" w:bidi="fr_FR"/>
+        </w:rPr>
+      </w:r>
+    </w:p>
+    <w:p>
+      <w:pPr/>
+      <w:r>
+        <w:rPr>
+          <w:lang w:val="fr_FR" w:bidi="fr_FR"/>
+        </w:rPr>
+      </w:r>
     </w:p>
     <w:p>
       <w:pPr>
         <w:pStyle w:val="Heading2"/>
       </w:pPr>
       <w:r>
+        <w:rPr>
+          <w:lang w:val="fr_FR" w:bidi="fr_FR"/>
+        </w:rPr>
         <w:t>Colossiens 4.17</w:t>
       </w:r>
-      <w:r/>
-    </w:p>
-    <w:p>
-      <w:r/>
-      <w:r>
+      <w:r>
+        <w:rPr>
+          <w:lang w:val="fr_FR" w:bidi="fr_FR"/>
+        </w:rPr>
+      </w:r>
+    </w:p>
+    <w:p>
+      <w:pPr/>
+      <w:r>
+        <w:rPr>
+          <w:lang w:val="fr_FR" w:bidi="fr_FR"/>
+        </w:rPr>
+      </w:r>
+      <w:r>
+        <w:rPr>
+          <w:lang w:val="fr_FR" w:bidi="fr_FR"/>
+        </w:rPr>
         <w:t xml:space="preserve">Archippe : voir aussi </w:t>
       </w:r>
       <w:hyperlink r:id="rId133">
         <w:r>
           <w:rPr>
+            <w:lang w:val="fr_FR" w:bidi="fr_FR"/>
+          </w:rPr>
+          <w:rPr>
             <w:color w:val="0000EE"/>
             <w:u w:val="single"/>
           </w:rPr>
@@ -3454,43 +6464,84 @@
         </w:r>
       </w:hyperlink>
       <w:r>
+        <w:rPr>
+          <w:lang w:val="fr_FR" w:bidi="fr_FR"/>
+        </w:rPr>
         <w:t>. Nous ne disposons d'aucun moyen pour en savoir plus sur le ministère que le Seigneur lui a confié.</w:t>
       </w:r>
-      <w:r/>
-      <w:r/>
-    </w:p>
-    <w:p>
-      <w:r/>
+      <w:r>
+        <w:rPr>
+          <w:lang w:val="fr_FR" w:bidi="fr_FR"/>
+        </w:rPr>
+      </w:r>
+      <w:r>
+        <w:rPr>
+          <w:lang w:val="fr_FR" w:bidi="fr_FR"/>
+        </w:rPr>
+      </w:r>
+    </w:p>
+    <w:p>
+      <w:pPr/>
+      <w:r>
+        <w:rPr>
+          <w:lang w:val="fr_FR" w:bidi="fr_FR"/>
+        </w:rPr>
+      </w:r>
     </w:p>
     <w:p>
       <w:pPr>
         <w:pStyle w:val="Heading2"/>
       </w:pPr>
       <w:r>
+        <w:rPr>
+          <w:lang w:val="fr_FR" w:bidi="fr_FR"/>
+        </w:rPr>
         <w:t>Colossiens 4.18</w:t>
       </w:r>
-      <w:r/>
-    </w:p>
-    <w:p>
-      <w:r/>
-      <w:r>
+      <w:r>
+        <w:rPr>
+          <w:lang w:val="fr_FR" w:bidi="fr_FR"/>
+        </w:rPr>
+      </w:r>
+    </w:p>
+    <w:p>
+      <w:pPr/>
+      <w:r>
+        <w:rPr>
+          <w:lang w:val="fr_FR" w:bidi="fr_FR"/>
+        </w:rPr>
+      </w:r>
+      <w:r>
+        <w:rPr>
+          <w:lang w:val="fr_FR" w:bidi="fr_FR"/>
+        </w:rPr>
         <w:t xml:space="preserve">Je vous salue, moi Paul, de ma propre main </w:t>
       </w:r>
       <w:r>
+        <w:rPr>
+          <w:lang w:val="fr_FR" w:bidi="fr_FR"/>
+        </w:rPr>
         <w:t xml:space="preserve">: comme la majorité des lettres anciennes, la lettre aux Colossiens a probablement été dictée par Paul à un scribe, ou à un </w:t>
       </w:r>
       <w:r>
         <w:rPr>
           <w:i/>
+          <w:lang w:val="fr_FR" w:bidi="fr_FR"/>
         </w:rPr>
         <w:t>amanuensis</w:t>
       </w:r>
       <w:r>
+        <w:rPr>
+          <w:lang w:val="fr_FR" w:bidi="fr_FR"/>
+        </w:rPr>
         <w:t xml:space="preserve">, qui aurait été formé à une écriture soignée et concise. En guise d'authentification de la lettre, Paul a ajouté ses propres salutations manuscrites à la fin de la lettre. (cf. le commentaire de Paul dans </w:t>
       </w:r>
       <w:hyperlink r:id="rId134">
         <w:r>
           <w:rPr>
+            <w:lang w:val="fr_FR" w:bidi="fr_FR"/>
+          </w:rPr>
+          <w:rPr>
             <w:color w:val="0000EE"/>
             <w:u w:val="single"/>
           </w:rPr>
@@ -3498,10 +6549,21 @@
         </w:r>
       </w:hyperlink>
       <w:r>
+        <w:rPr>
+          <w:lang w:val="fr_FR" w:bidi="fr_FR"/>
+        </w:rPr>
         <w:t>).</w:t>
       </w:r>
-      <w:r/>
-      <w:r/>
+      <w:r>
+        <w:rPr>
+          <w:lang w:val="fr_FR" w:bidi="fr_FR"/>
+        </w:rPr>
+      </w:r>
+      <w:r>
+        <w:rPr>
+          <w:lang w:val="fr_FR" w:bidi="fr_FR"/>
+        </w:rPr>
+      </w:r>
     </w:p>
     <w:sectPr>
       <w:footnotePr>
@@ -5403,7 +8465,7 @@
     <w:rPrDefault>
       <w:rPr>
         <w:rFonts w:ascii="Times New Roman" w:eastAsia="Times New Roman" w:hAnsi="Times New Roman" w:cs="Times New Roman"/>
-        <w:lang w:val="en-US" w:eastAsia="en-US" w:bidi="ar-SA"/>
+        <w:lang w:val="fr_FR" w:eastAsia="en-US" w:bidi="ar-SA"/>
       </w:rPr>
     </w:rPrDefault>
     <w:pPrDefault/>

--- a/fra/docx/51.content.docx
+++ b/fra/docx/51.content.docx
@@ -163,13 +163,6 @@
         <w:rPr>
           <w:lang w:val="fr_FR" w:bidi="fr_FR"/>
         </w:rPr>
-      </w:r>
-      <w:r>
-        <w:rPr>
-          <w:i/>
-          <w:lang w:val="fr_FR" w:bidi="fr_FR"/>
-        </w:rPr>
-        <w:t>Colossiens 1.1, Colossiens 1.2, Colossiens 1.3–14, Colossiens 1.4, Colossiens 1.5, Colossiens 1.6, Colossiens 1.7, Colossiens 1.9–10, Colossiens 1.12–13, Colossiens 1.15, Colossiens 1.15–20, Colossiens 1.16, Colossiens 1.18, Colossiens 1.19, Colossiens 1.20, Colossiens 1.21, Colossiens 1.21–23, Colossiens 1.22, Colossiens 1.23, Colossiens 1.24, Colossiens 1.24–2.5, Colossiens 1.26, Colossiens 2.1–5, Colossiens 2.2, Colossiens 2.3, Colossiens 2.6–15, Colossiens 2.8, Colossiens 2.11, Colossiens 2.12, Colossiens 2.14, Colossiens 2.15, Colossiens 2.16, Colossiens 2.16–23, Colossiens 2.17, Colossiens 2.18, Colossiens 2.20, Colossiens 2.23, Colossiens 3.1, Colossiens 3.1–11, Colossiens 3.3–4, Colossiens 3.5, Colossiens 3.6, Colossiens 3.8, Colossiens 3.9–10, Colossiens 3.11, Colossiens 3.12–17, Colossiens 3.15, Colossiens 3.16, Colossiens 3.17, Colossiens 3.18, Colossiens 3.18–4.1, Colossiens 3.19, Colossiens 3.22–24, Colossiens 4.1, Colossiens 4.2, Colossiens 4.2–6, Colossiens 4.3, Colossiens 4.5, Colossiens 4.6, Colossiens 4.7, Colossiens 4.7–18, Colossiens 4.9, Colossiens 4.10, Colossiens 4.10–14, Colossiens 4.11, Colossiens 4.13, Colossiens 4.14, Colossiens 4.15, Colossiens 4.16, Colossiens 4.17, Colossiens 4.18</w:t>
       </w:r>
       <w:r>
         <w:rPr>

--- a/fra/docx/51.content.docx
+++ b/fra/docx/51.content.docx
@@ -150,19 +150,6 @@
           <w:lang w:val="fr_FR" w:bidi="fr_FR"/>
         </w:rPr>
         <w:t>COL</w:t>
-      </w:r>
-      <w:r>
-        <w:rPr>
-          <w:lang w:val="fr_FR" w:bidi="fr_FR"/>
-        </w:rPr>
-      </w:r>
-    </w:p>
-    <w:p>
-      <w:pPr/>
-      <w:r>
-        <w:rPr>
-          <w:lang w:val="fr_FR" w:bidi="fr_FR"/>
-        </w:rPr>
       </w:r>
       <w:r>
         <w:rPr>

--- a/fra/docx/51.content.docx
+++ b/fra/docx/51.content.docx
@@ -19,7 +19,7 @@
         <w:rPr>
           <w:lang w:val="fr_FR" w:bidi="fr_FR"/>
         </w:rPr>
-        <w:t>Resource: Notes d'étude (Tyndale)</w:t>
+        <w:t>Resource: Tyndale Open Study Notes</w:t>
       </w:r>
       <w:r>
         <w:rPr>
@@ -112,7 +112,7 @@
         <w:rPr>
           <w:lang w:val="fr_FR" w:bidi="fr_FR"/>
         </w:rPr>
-        <w:t>Notes d'étude (Tyndale)</w:t>
+        <w:t>Tyndale Open Study Notes</w:t>
       </w:r>
     </w:p>
     <w:p>

--- a/fra/docx/51.content.docx
+++ b/fra/docx/51.content.docx
@@ -19,7 +19,7 @@
         <w:rPr>
           <w:lang w:val="fr_FR" w:bidi="fr_FR"/>
         </w:rPr>
-        <w:t>Resource: Tyndale Open Study Notes</w:t>
+        <w:t>Resource: Aquifer Open Study Notes</w:t>
       </w:r>
       <w:r>
         <w:rPr>
@@ -112,7 +112,7 @@
         <w:rPr>
           <w:lang w:val="fr_FR" w:bidi="fr_FR"/>
         </w:rPr>
-        <w:t>Tyndale Open Study Notes</w:t>
+        <w:t>Aquifer Open Study Notes</w:t>
       </w:r>
     </w:p>
     <w:p>

--- a/fra/docx/51.content.docx
+++ b/fra/docx/51.content.docx
@@ -426,18 +426,12 @@
         </w:rPr>
         <w:t xml:space="preserve"> : le Nouveau Testament désigne tous les chrétiens comme des saints. Ils sont consacrés par Dieu comme son peuple saint (</w:t>
       </w:r>
-      <w:hyperlink r:id="rId13">
-        <w:r>
-          <w:rPr>
-            <w:lang w:val="fr_FR" w:bidi="fr_FR"/>
-          </w:rPr>
-          <w:rPr>
-            <w:color w:val="0000EE"/>
-            <w:u w:val="single"/>
-          </w:rPr>
-          <w:t>3.12</w:t>
-        </w:r>
-      </w:hyperlink>
+      <w:r>
+        <w:rPr>
+          <w:lang w:val="fr_FR" w:bidi="fr_FR"/>
+        </w:rPr>
+        <w:t>3.12</w:t>
+      </w:r>
       <w:r>
         <w:rPr>
           <w:lang w:val="fr_FR" w:bidi="fr_FR"/>
@@ -492,18 +486,12 @@
         </w:rPr>
         <w:t>L’espérance ferme des chrétiens de Colosses leur apporte un ancrage solide pour leur foi et leur amour (</w:t>
       </w:r>
-      <w:hyperlink r:id="rId14">
-        <w:r>
-          <w:rPr>
-            <w:lang w:val="fr_FR" w:bidi="fr_FR"/>
-          </w:rPr>
-          <w:rPr>
-            <w:color w:val="0000EE"/>
-            <w:u w:val="single"/>
-          </w:rPr>
-          <w:t>1.4</w:t>
-        </w:r>
-      </w:hyperlink>
+      <w:r>
+        <w:rPr>
+          <w:lang w:val="fr_FR" w:bidi="fr_FR"/>
+        </w:rPr>
+        <w:t>1.4</w:t>
+      </w:r>
       <w:r>
         <w:rPr>
           <w:lang w:val="fr_FR" w:bidi="fr_FR"/>
@@ -558,18 +546,12 @@
         </w:rPr>
         <w:t xml:space="preserve">Porter des fruits dans le monde entier en changeant des vies : la Bonne Nouvelle a le pouvoir de changer des vies et d’apporter la croissance spirituelle (cf. </w:t>
       </w:r>
-      <w:hyperlink r:id="rId15">
-        <w:r>
-          <w:rPr>
-            <w:lang w:val="fr_FR" w:bidi="fr_FR"/>
-          </w:rPr>
-          <w:rPr>
-            <w:color w:val="0000EE"/>
-            <w:u w:val="single"/>
-          </w:rPr>
-          <w:t>1.10</w:t>
-        </w:r>
-      </w:hyperlink>
+      <w:r>
+        <w:rPr>
+          <w:lang w:val="fr_FR" w:bidi="fr_FR"/>
+        </w:rPr>
+        <w:t>1.10</w:t>
+      </w:r>
       <w:r>
         <w:rPr>
           <w:lang w:val="fr_FR" w:bidi="fr_FR"/>
@@ -624,54 +606,36 @@
         </w:rPr>
         <w:t xml:space="preserve">Épaphras (voir aussi </w:t>
       </w:r>
-      <w:hyperlink r:id="rId16">
-        <w:r>
-          <w:rPr>
-            <w:lang w:val="fr_FR" w:bidi="fr_FR"/>
-          </w:rPr>
-          <w:rPr>
-            <w:color w:val="0000EE"/>
-            <w:u w:val="single"/>
-          </w:rPr>
-          <w:t xml:space="preserve">4.12–13 </w:t>
-        </w:r>
-      </w:hyperlink>
+      <w:r>
+        <w:rPr>
+          <w:lang w:val="fr_FR" w:bidi="fr_FR"/>
+        </w:rPr>
+        <w:t xml:space="preserve">4.12–13 </w:t>
+      </w:r>
       <w:r>
         <w:rPr>
           <w:lang w:val="fr_FR" w:bidi="fr_FR"/>
         </w:rPr>
         <w:t xml:space="preserve">; </w:t>
       </w:r>
-      <w:hyperlink r:id="rId17">
-        <w:r>
-          <w:rPr>
-            <w:lang w:val="fr_FR" w:bidi="fr_FR"/>
-          </w:rPr>
-          <w:rPr>
-            <w:color w:val="0000EE"/>
-            <w:u w:val="single"/>
-          </w:rPr>
-          <w:t>Phm 1.23</w:t>
-        </w:r>
-      </w:hyperlink>
+      <w:r>
+        <w:rPr>
+          <w:lang w:val="fr_FR" w:bidi="fr_FR"/>
+        </w:rPr>
+        <w:t>Phm 1.23</w:t>
+      </w:r>
       <w:r>
         <w:rPr>
           <w:lang w:val="fr_FR" w:bidi="fr_FR"/>
         </w:rPr>
         <w:t xml:space="preserve">) s’est probablement converti lorsque Paul a prêché à Éphèse (voir </w:t>
       </w:r>
-      <w:hyperlink r:id="rId18">
-        <w:r>
-          <w:rPr>
-            <w:lang w:val="fr_FR" w:bidi="fr_FR"/>
-          </w:rPr>
-          <w:rPr>
-            <w:color w:val="0000EE"/>
-            <w:u w:val="single"/>
-          </w:rPr>
-          <w:t>Ac 19.10</w:t>
-        </w:r>
-      </w:hyperlink>
+      <w:r>
+        <w:rPr>
+          <w:lang w:val="fr_FR" w:bidi="fr_FR"/>
+        </w:rPr>
+        <w:t>Ac 19.10</w:t>
+      </w:r>
       <w:r>
         <w:rPr>
           <w:lang w:val="fr_FR" w:bidi="fr_FR"/>
@@ -726,18 +690,12 @@
         </w:rPr>
         <w:t>Paul prie pour que Dieu accorde à ses lecteurs une compréhension plus profonde de la Bonne Nouvelle et sa pleine manifestation dans leur vie. La croissance spirituelle permet une compréhension plus profonde et plus précise de la vérité chrétienne et de la conduite qui est agréable au Seigneur, grâce à laquelle le croyant obtiendra l’endurance et la patience nécessaires pour résister au mal (</w:t>
       </w:r>
-      <w:hyperlink r:id="rId19">
-        <w:r>
-          <w:rPr>
-            <w:lang w:val="fr_FR" w:bidi="fr_FR"/>
-          </w:rPr>
-          <w:rPr>
-            <w:color w:val="0000EE"/>
-            <w:u w:val="single"/>
-          </w:rPr>
-          <w:t>1.11</w:t>
-        </w:r>
-      </w:hyperlink>
+      <w:r>
+        <w:rPr>
+          <w:lang w:val="fr_FR" w:bidi="fr_FR"/>
+        </w:rPr>
+        <w:t>1.11</w:t>
+      </w:r>
       <w:r>
         <w:rPr>
           <w:lang w:val="fr_FR" w:bidi="fr_FR"/>
@@ -798,108 +756,72 @@
         </w:rPr>
         <w:t xml:space="preserve"> : l’humble gratitude envers Dieu pour le salut est un puissant antidote contre l’attrait des faux enseignements (voir aussi </w:t>
       </w:r>
-      <w:hyperlink r:id="rId20">
-        <w:r>
-          <w:rPr>
-            <w:lang w:val="fr_FR" w:bidi="fr_FR"/>
-          </w:rPr>
-          <w:rPr>
-            <w:color w:val="0000EE"/>
-            <w:u w:val="single"/>
-          </w:rPr>
-          <w:t xml:space="preserve">2.7 </w:t>
-        </w:r>
-      </w:hyperlink>
+      <w:r>
+        <w:rPr>
+          <w:lang w:val="fr_FR" w:bidi="fr_FR"/>
+        </w:rPr>
+        <w:t xml:space="preserve">2.7 </w:t>
+      </w:r>
       <w:r>
         <w:rPr>
           <w:lang w:val="fr_FR" w:bidi="fr_FR"/>
         </w:rPr>
         <w:t xml:space="preserve">; </w:t>
       </w:r>
-      <w:hyperlink r:id="rId21">
-        <w:r>
-          <w:rPr>
-            <w:lang w:val="fr_FR" w:bidi="fr_FR"/>
-          </w:rPr>
-          <w:rPr>
-            <w:color w:val="0000EE"/>
-            <w:u w:val="single"/>
-          </w:rPr>
-          <w:t xml:space="preserve">3.17 </w:t>
-        </w:r>
-      </w:hyperlink>
+      <w:r>
+        <w:rPr>
+          <w:lang w:val="fr_FR" w:bidi="fr_FR"/>
+        </w:rPr>
+        <w:t xml:space="preserve">3.17 </w:t>
+      </w:r>
       <w:r>
         <w:rPr>
           <w:lang w:val="fr_FR" w:bidi="fr_FR"/>
         </w:rPr>
         <w:t xml:space="preserve">; </w:t>
       </w:r>
-      <w:hyperlink r:id="rId22">
-        <w:r>
-          <w:rPr>
-            <w:lang w:val="fr_FR" w:bidi="fr_FR"/>
-          </w:rPr>
-          <w:rPr>
-            <w:color w:val="0000EE"/>
-            <w:u w:val="single"/>
-          </w:rPr>
-          <w:t>4.2</w:t>
-        </w:r>
-      </w:hyperlink>
+      <w:r>
+        <w:rPr>
+          <w:lang w:val="fr_FR" w:bidi="fr_FR"/>
+        </w:rPr>
+        <w:t>4.2</w:t>
+      </w:r>
       <w:r>
         <w:rPr>
           <w:lang w:val="fr_FR" w:bidi="fr_FR"/>
         </w:rPr>
         <w:t xml:space="preserve">). • L’héritage est ce que Dieu a promis à son peuple (voir par exemple </w:t>
       </w:r>
-      <w:hyperlink r:id="rId23">
-        <w:r>
-          <w:rPr>
-            <w:lang w:val="fr_FR" w:bidi="fr_FR"/>
-          </w:rPr>
-          <w:rPr>
-            <w:color w:val="0000EE"/>
-            <w:u w:val="single"/>
-          </w:rPr>
-          <w:t xml:space="preserve">Dt 3.28 </w:t>
-        </w:r>
-      </w:hyperlink>
+      <w:r>
+        <w:rPr>
+          <w:lang w:val="fr_FR" w:bidi="fr_FR"/>
+        </w:rPr>
+        <w:t xml:space="preserve">Dt 3.28 </w:t>
+      </w:r>
       <w:r>
         <w:rPr>
           <w:lang w:val="fr_FR" w:bidi="fr_FR"/>
         </w:rPr>
         <w:t xml:space="preserve">; </w:t>
       </w:r>
-      <w:hyperlink r:id="rId24">
-        <w:r>
-          <w:rPr>
-            <w:lang w:val="fr_FR" w:bidi="fr_FR"/>
-          </w:rPr>
-          <w:rPr>
-            <w:color w:val="0000EE"/>
-            <w:u w:val="single"/>
-          </w:rPr>
-          <w:t xml:space="preserve">Ps 33.1 </w:t>
-        </w:r>
-      </w:hyperlink>
+      <w:r>
+        <w:rPr>
+          <w:lang w:val="fr_FR" w:bidi="fr_FR"/>
+        </w:rPr>
+        <w:t xml:space="preserve">Ps 33.1 </w:t>
+      </w:r>
       <w:r>
         <w:rPr>
           <w:lang w:val="fr_FR" w:bidi="fr_FR"/>
         </w:rPr>
         <w:t xml:space="preserve">; </w:t>
       </w:r>
-      <w:hyperlink r:id="rId25">
-        <w:r>
-          <w:rPr>
-            <w:lang w:val="fr_FR" w:bidi="fr_FR"/>
-          </w:rPr>
-          <w:rPr>
-            <w:color w:val="0000EE"/>
-            <w:u w:val="single"/>
-          </w:rPr>
-          <w:t>Ez 44.28</w:t>
-        </w:r>
-      </w:hyperlink>
+      <w:r>
+        <w:rPr>
+          <w:lang w:val="fr_FR" w:bidi="fr_FR"/>
+        </w:rPr>
+        <w:t>Ez 44.28</w:t>
+      </w:r>
       <w:r>
         <w:rPr>
           <w:lang w:val="fr_FR" w:bidi="fr_FR"/>
@@ -919,54 +841,36 @@
         </w:rPr>
         <w:t xml:space="preserve"> représente le salut et la délivrance finale (voir aussi </w:t>
       </w:r>
-      <w:hyperlink r:id="rId26">
-        <w:r>
-          <w:rPr>
-            <w:lang w:val="fr_FR" w:bidi="fr_FR"/>
-          </w:rPr>
-          <w:rPr>
-            <w:color w:val="0000EE"/>
-            <w:u w:val="single"/>
-          </w:rPr>
-          <w:t xml:space="preserve">Ep 1.11 </w:t>
-        </w:r>
-      </w:hyperlink>
+      <w:r>
+        <w:rPr>
+          <w:lang w:val="fr_FR" w:bidi="fr_FR"/>
+        </w:rPr>
+        <w:t xml:space="preserve">Ep 1.11 </w:t>
+      </w:r>
       <w:r>
         <w:rPr>
           <w:lang w:val="fr_FR" w:bidi="fr_FR"/>
         </w:rPr>
         <w:t xml:space="preserve">; </w:t>
       </w:r>
-      <w:hyperlink r:id="rId27">
-        <w:r>
-          <w:rPr>
-            <w:lang w:val="fr_FR" w:bidi="fr_FR"/>
-          </w:rPr>
-          <w:rPr>
-            <w:color w:val="0000EE"/>
-            <w:u w:val="single"/>
-          </w:rPr>
-          <w:t xml:space="preserve">Ti 3.7 </w:t>
-        </w:r>
-      </w:hyperlink>
+      <w:r>
+        <w:rPr>
+          <w:lang w:val="fr_FR" w:bidi="fr_FR"/>
+        </w:rPr>
+        <w:t xml:space="preserve">Ti 3.7 </w:t>
+      </w:r>
       <w:r>
         <w:rPr>
           <w:lang w:val="fr_FR" w:bidi="fr_FR"/>
         </w:rPr>
         <w:t xml:space="preserve">; </w:t>
       </w:r>
-      <w:hyperlink r:id="rId28">
-        <w:r>
-          <w:rPr>
-            <w:lang w:val="fr_FR" w:bidi="fr_FR"/>
-          </w:rPr>
-          <w:rPr>
-            <w:color w:val="0000EE"/>
-            <w:u w:val="single"/>
-          </w:rPr>
-          <w:t>Hé 9.15</w:t>
-        </w:r>
-      </w:hyperlink>
+      <w:r>
+        <w:rPr>
+          <w:lang w:val="fr_FR" w:bidi="fr_FR"/>
+        </w:rPr>
+        <w:t>Hé 9.15</w:t>
+      </w:r>
       <w:r>
         <w:rPr>
           <w:lang w:val="fr_FR" w:bidi="fr_FR"/>
@@ -1045,54 +949,36 @@
         </w:rPr>
         <w:t xml:space="preserve"> signifie « image » ou « représentation ». Cette expression désigne les êtres humains comme étant faits à l’image de Dieu (</w:t>
       </w:r>
-      <w:hyperlink r:id="rId29">
-        <w:r>
-          <w:rPr>
-            <w:lang w:val="fr_FR" w:bidi="fr_FR"/>
-          </w:rPr>
-          <w:rPr>
-            <w:color w:val="0000EE"/>
-            <w:u w:val="single"/>
-          </w:rPr>
-          <w:t>Gn 1.26–27</w:t>
-        </w:r>
-      </w:hyperlink>
+      <w:r>
+        <w:rPr>
+          <w:lang w:val="fr_FR" w:bidi="fr_FR"/>
+        </w:rPr>
+        <w:t>Gn 1.26–27</w:t>
+      </w:r>
       <w:r>
         <w:rPr>
           <w:lang w:val="fr_FR" w:bidi="fr_FR"/>
         </w:rPr>
         <w:t xml:space="preserve">). Cette expression désigne également la figure de la sagesse dans les textes juifs (voir Sg 7.25–26). Les auteurs du Nouveau Testament décrivent le Christ comme « la sagesse de Dieu » pour expliquer son importance (comparer avec les versets </w:t>
       </w:r>
-      <w:hyperlink r:id="rId30">
-        <w:r>
-          <w:rPr>
-            <w:lang w:val="fr_FR" w:bidi="fr_FR"/>
-          </w:rPr>
-          <w:rPr>
-            <w:color w:val="0000EE"/>
-            <w:u w:val="single"/>
-          </w:rPr>
-          <w:t>1Co 1.24</w:t>
-        </w:r>
-      </w:hyperlink>
+      <w:r>
+        <w:rPr>
+          <w:lang w:val="fr_FR" w:bidi="fr_FR"/>
+        </w:rPr>
+        <w:t>1Co 1.24</w:t>
+      </w:r>
       <w:r>
         <w:rPr>
           <w:lang w:val="fr_FR" w:bidi="fr_FR"/>
         </w:rPr>
         <w:t xml:space="preserve">, </w:t>
       </w:r>
-      <w:hyperlink r:id="rId31">
-        <w:r>
-          <w:rPr>
-            <w:lang w:val="fr_FR" w:bidi="fr_FR"/>
-          </w:rPr>
-          <w:rPr>
-            <w:color w:val="0000EE"/>
-            <w:u w:val="single"/>
-          </w:rPr>
-          <w:t>30</w:t>
-        </w:r>
-      </w:hyperlink>
+      <w:r>
+        <w:rPr>
+          <w:lang w:val="fr_FR" w:bidi="fr_FR"/>
+        </w:rPr>
+        <w:t>30</w:t>
+      </w:r>
       <w:r>
         <w:rPr>
           <w:lang w:val="fr_FR" w:bidi="fr_FR"/>
@@ -1137,18 +1023,12 @@
         </w:rPr>
         <w:t xml:space="preserve"> ne signifie pas que Dieu l’a créé. Il s’agit d’un titre tiré de l’Ancien Testament, qui illustre une suprématie dans le rang et une priorité dans le temps (voir par exemple </w:t>
       </w:r>
-      <w:hyperlink r:id="rId32">
-        <w:r>
-          <w:rPr>
-            <w:lang w:val="fr_FR" w:bidi="fr_FR"/>
-          </w:rPr>
-          <w:rPr>
-            <w:color w:val="0000EE"/>
-            <w:u w:val="single"/>
-          </w:rPr>
-          <w:t>Ps 89.27</w:t>
-        </w:r>
-      </w:hyperlink>
+      <w:r>
+        <w:rPr>
+          <w:lang w:val="fr_FR" w:bidi="fr_FR"/>
+        </w:rPr>
+        <w:t>Ps 89.27</w:t>
+      </w:r>
       <w:r>
         <w:rPr>
           <w:lang w:val="fr_FR" w:bidi="fr_FR"/>
@@ -1203,36 +1083,24 @@
         </w:rPr>
         <w:t>Paul décrit Jésus comme le créateur suprême (</w:t>
       </w:r>
-      <w:hyperlink r:id="rId33">
-        <w:r>
-          <w:rPr>
-            <w:lang w:val="fr_FR" w:bidi="fr_FR"/>
-          </w:rPr>
-          <w:rPr>
-            <w:color w:val="0000EE"/>
-            <w:u w:val="single"/>
-          </w:rPr>
-          <w:t>1.15–17</w:t>
-        </w:r>
-      </w:hyperlink>
+      <w:r>
+        <w:rPr>
+          <w:lang w:val="fr_FR" w:bidi="fr_FR"/>
+        </w:rPr>
+        <w:t>1.15–17</w:t>
+      </w:r>
       <w:r>
         <w:rPr>
           <w:lang w:val="fr_FR" w:bidi="fr_FR"/>
         </w:rPr>
         <w:t>) et le rédempteur (</w:t>
       </w:r>
-      <w:hyperlink r:id="rId34">
-        <w:r>
-          <w:rPr>
-            <w:lang w:val="fr_FR" w:bidi="fr_FR"/>
-          </w:rPr>
-          <w:rPr>
-            <w:color w:val="0000EE"/>
-            <w:u w:val="single"/>
-          </w:rPr>
-          <w:t>1.18–20</w:t>
-        </w:r>
-      </w:hyperlink>
+      <w:r>
+        <w:rPr>
+          <w:lang w:val="fr_FR" w:bidi="fr_FR"/>
+        </w:rPr>
+        <w:t>1.18–20</w:t>
+      </w:r>
       <w:r>
         <w:rPr>
           <w:lang w:val="fr_FR" w:bidi="fr_FR"/>
@@ -1287,18 +1155,12 @@
         </w:rPr>
         <w:t xml:space="preserve">Les trônes, les dignités, les dominations et les autorités du monde invisible renvoient à diverses puissances spirituelles. Ce passage souligne la suprématie du Christ sur ces êtres qui faisaient l’objet de tant d’attention de la part des maîtres trompeurs (voir </w:t>
       </w:r>
-      <w:hyperlink r:id="rId35">
-        <w:r>
-          <w:rPr>
-            <w:lang w:val="fr_FR" w:bidi="fr_FR"/>
-          </w:rPr>
-          <w:rPr>
-            <w:color w:val="0000EE"/>
-            <w:u w:val="single"/>
-          </w:rPr>
-          <w:t>2.18</w:t>
-        </w:r>
-      </w:hyperlink>
+      <w:r>
+        <w:rPr>
+          <w:lang w:val="fr_FR" w:bidi="fr_FR"/>
+        </w:rPr>
+        <w:t>2.18</w:t>
+      </w:r>
       <w:r>
         <w:rPr>
           <w:lang w:val="fr_FR" w:bidi="fr_FR"/>
@@ -1410,252 +1272,168 @@
         </w:rPr>
         <w:t xml:space="preserve"> lorsque Paul l’utilise comme métaphore (voir aussi </w:t>
       </w:r>
-      <w:hyperlink r:id="rId36">
-        <w:r>
-          <w:rPr>
-            <w:lang w:val="fr_FR" w:bidi="fr_FR"/>
-          </w:rPr>
-          <w:rPr>
-            <w:color w:val="0000EE"/>
-            <w:u w:val="single"/>
-          </w:rPr>
-          <w:t>2.10</w:t>
-        </w:r>
-      </w:hyperlink>
+      <w:r>
+        <w:rPr>
+          <w:lang w:val="fr_FR" w:bidi="fr_FR"/>
+        </w:rPr>
+        <w:t>2.10</w:t>
+      </w:r>
       <w:r>
         <w:rPr>
           <w:lang w:val="fr_FR" w:bidi="fr_FR"/>
         </w:rPr>
         <w:t xml:space="preserve">, </w:t>
       </w:r>
-      <w:hyperlink r:id="rId37">
-        <w:r>
-          <w:rPr>
-            <w:lang w:val="fr_FR" w:bidi="fr_FR"/>
-          </w:rPr>
-          <w:rPr>
-            <w:color w:val="0000EE"/>
-            <w:u w:val="single"/>
-          </w:rPr>
-          <w:t xml:space="preserve">19 </w:t>
-        </w:r>
-      </w:hyperlink>
+      <w:r>
+        <w:rPr>
+          <w:lang w:val="fr_FR" w:bidi="fr_FR"/>
+        </w:rPr>
+        <w:t xml:space="preserve">19 </w:t>
+      </w:r>
       <w:r>
         <w:rPr>
           <w:lang w:val="fr_FR" w:bidi="fr_FR"/>
         </w:rPr>
         <w:t xml:space="preserve">; </w:t>
       </w:r>
-      <w:hyperlink r:id="rId38">
-        <w:r>
-          <w:rPr>
-            <w:lang w:val="fr_FR" w:bidi="fr_FR"/>
-          </w:rPr>
-          <w:rPr>
-            <w:color w:val="0000EE"/>
-            <w:u w:val="single"/>
-          </w:rPr>
-          <w:t xml:space="preserve">1Co 11.3–10 </w:t>
-        </w:r>
-      </w:hyperlink>
+      <w:r>
+        <w:rPr>
+          <w:lang w:val="fr_FR" w:bidi="fr_FR"/>
+        </w:rPr>
+        <w:t xml:space="preserve">1Co 11.3–10 </w:t>
+      </w:r>
       <w:r>
         <w:rPr>
           <w:lang w:val="fr_FR" w:bidi="fr_FR"/>
         </w:rPr>
         <w:t xml:space="preserve">; </w:t>
       </w:r>
-      <w:hyperlink r:id="rId39">
-        <w:r>
-          <w:rPr>
-            <w:lang w:val="fr_FR" w:bidi="fr_FR"/>
-          </w:rPr>
-          <w:rPr>
-            <w:color w:val="0000EE"/>
-            <w:u w:val="single"/>
-          </w:rPr>
-          <w:t xml:space="preserve">Ep 4.15 </w:t>
-        </w:r>
-      </w:hyperlink>
+      <w:r>
+        <w:rPr>
+          <w:lang w:val="fr_FR" w:bidi="fr_FR"/>
+        </w:rPr>
+        <w:t xml:space="preserve">Ep 4.15 </w:t>
+      </w:r>
       <w:r>
         <w:rPr>
           <w:lang w:val="fr_FR" w:bidi="fr_FR"/>
         </w:rPr>
         <w:t xml:space="preserve">; </w:t>
       </w:r>
-      <w:hyperlink r:id="rId40">
-        <w:r>
-          <w:rPr>
-            <w:lang w:val="fr_FR" w:bidi="fr_FR"/>
-          </w:rPr>
-          <w:rPr>
-            <w:color w:val="0000EE"/>
-            <w:u w:val="single"/>
-          </w:rPr>
-          <w:t>5.23</w:t>
-        </w:r>
-      </w:hyperlink>
+      <w:r>
+        <w:rPr>
+          <w:lang w:val="fr_FR" w:bidi="fr_FR"/>
+        </w:rPr>
+        <w:t>5.23</w:t>
+      </w:r>
       <w:r>
         <w:rPr>
           <w:lang w:val="fr_FR" w:bidi="fr_FR"/>
         </w:rPr>
         <w:t xml:space="preserve">). • corps : la métaphore de l’église comme corps du Christ illustre l’unité essentielle du Christ et de l’église (voir aussi </w:t>
       </w:r>
-      <w:hyperlink r:id="rId41">
-        <w:r>
-          <w:rPr>
-            <w:lang w:val="fr_FR" w:bidi="fr_FR"/>
-          </w:rPr>
-          <w:rPr>
-            <w:color w:val="0000EE"/>
-            <w:u w:val="single"/>
-          </w:rPr>
-          <w:t xml:space="preserve">Col 1.24 </w:t>
-        </w:r>
-      </w:hyperlink>
+      <w:r>
+        <w:rPr>
+          <w:lang w:val="fr_FR" w:bidi="fr_FR"/>
+        </w:rPr>
+        <w:t xml:space="preserve">Col 1.24 </w:t>
+      </w:r>
       <w:r>
         <w:rPr>
           <w:lang w:val="fr_FR" w:bidi="fr_FR"/>
         </w:rPr>
         <w:t xml:space="preserve">; </w:t>
       </w:r>
-      <w:hyperlink r:id="rId37">
-        <w:r>
-          <w:rPr>
-            <w:lang w:val="fr_FR" w:bidi="fr_FR"/>
-          </w:rPr>
-          <w:rPr>
-            <w:color w:val="0000EE"/>
-            <w:u w:val="single"/>
-          </w:rPr>
-          <w:t xml:space="preserve">2.19 </w:t>
-        </w:r>
-      </w:hyperlink>
+      <w:r>
+        <w:rPr>
+          <w:lang w:val="fr_FR" w:bidi="fr_FR"/>
+        </w:rPr>
+        <w:t xml:space="preserve">2.19 </w:t>
+      </w:r>
       <w:r>
         <w:rPr>
           <w:lang w:val="fr_FR" w:bidi="fr_FR"/>
         </w:rPr>
         <w:t xml:space="preserve">; </w:t>
       </w:r>
-      <w:hyperlink r:id="rId42">
-        <w:r>
-          <w:rPr>
-            <w:lang w:val="fr_FR" w:bidi="fr_FR"/>
-          </w:rPr>
-          <w:rPr>
-            <w:color w:val="0000EE"/>
-            <w:u w:val="single"/>
-          </w:rPr>
-          <w:t xml:space="preserve">3.15 </w:t>
-        </w:r>
-      </w:hyperlink>
+      <w:r>
+        <w:rPr>
+          <w:lang w:val="fr_FR" w:bidi="fr_FR"/>
+        </w:rPr>
+        <w:t xml:space="preserve">3.15 </w:t>
+      </w:r>
       <w:r>
         <w:rPr>
           <w:lang w:val="fr_FR" w:bidi="fr_FR"/>
         </w:rPr>
         <w:t xml:space="preserve">; </w:t>
       </w:r>
-      <w:hyperlink r:id="rId43">
-        <w:r>
-          <w:rPr>
-            <w:lang w:val="fr_FR" w:bidi="fr_FR"/>
-          </w:rPr>
-          <w:rPr>
-            <w:color w:val="0000EE"/>
-            <w:u w:val="single"/>
-          </w:rPr>
-          <w:t xml:space="preserve">Ep 1.23 </w:t>
-        </w:r>
-      </w:hyperlink>
+      <w:r>
+        <w:rPr>
+          <w:lang w:val="fr_FR" w:bidi="fr_FR"/>
+        </w:rPr>
+        <w:t xml:space="preserve">Ep 1.23 </w:t>
+      </w:r>
       <w:r>
         <w:rPr>
           <w:lang w:val="fr_FR" w:bidi="fr_FR"/>
         </w:rPr>
         <w:t xml:space="preserve">; </w:t>
       </w:r>
-      <w:hyperlink r:id="rId44">
-        <w:r>
-          <w:rPr>
-            <w:lang w:val="fr_FR" w:bidi="fr_FR"/>
-          </w:rPr>
-          <w:rPr>
-            <w:color w:val="0000EE"/>
-            <w:u w:val="single"/>
-          </w:rPr>
-          <w:t xml:space="preserve">2.16 </w:t>
-        </w:r>
-      </w:hyperlink>
+      <w:r>
+        <w:rPr>
+          <w:lang w:val="fr_FR" w:bidi="fr_FR"/>
+        </w:rPr>
+        <w:t xml:space="preserve">2.16 </w:t>
+      </w:r>
       <w:r>
         <w:rPr>
           <w:lang w:val="fr_FR" w:bidi="fr_FR"/>
         </w:rPr>
         <w:t xml:space="preserve">; </w:t>
       </w:r>
-      <w:hyperlink r:id="rId45">
-        <w:r>
-          <w:rPr>
-            <w:lang w:val="fr_FR" w:bidi="fr_FR"/>
-          </w:rPr>
-          <w:rPr>
-            <w:color w:val="0000EE"/>
-            <w:u w:val="single"/>
-          </w:rPr>
-          <w:t>4.4</w:t>
-        </w:r>
-      </w:hyperlink>
+      <w:r>
+        <w:rPr>
+          <w:lang w:val="fr_FR" w:bidi="fr_FR"/>
+        </w:rPr>
+        <w:t>4.4</w:t>
+      </w:r>
       <w:r>
         <w:rPr>
           <w:lang w:val="fr_FR" w:bidi="fr_FR"/>
         </w:rPr>
         <w:t xml:space="preserve">, </w:t>
       </w:r>
-      <w:hyperlink r:id="rId46">
-        <w:r>
-          <w:rPr>
-            <w:lang w:val="fr_FR" w:bidi="fr_FR"/>
-          </w:rPr>
-          <w:rPr>
-            <w:color w:val="0000EE"/>
-            <w:u w:val="single"/>
-          </w:rPr>
-          <w:t xml:space="preserve">12 </w:t>
-        </w:r>
-      </w:hyperlink>
+      <w:r>
+        <w:rPr>
+          <w:lang w:val="fr_FR" w:bidi="fr_FR"/>
+        </w:rPr>
+        <w:t xml:space="preserve">12 </w:t>
+      </w:r>
       <w:r>
         <w:rPr>
           <w:lang w:val="fr_FR" w:bidi="fr_FR"/>
         </w:rPr>
         <w:t xml:space="preserve">; </w:t>
       </w:r>
-      <w:hyperlink r:id="rId40">
-        <w:r>
-          <w:rPr>
-            <w:lang w:val="fr_FR" w:bidi="fr_FR"/>
-          </w:rPr>
-          <w:rPr>
-            <w:color w:val="0000EE"/>
-            <w:u w:val="single"/>
-          </w:rPr>
-          <w:t>5.23</w:t>
-        </w:r>
-      </w:hyperlink>
+      <w:r>
+        <w:rPr>
+          <w:lang w:val="fr_FR" w:bidi="fr_FR"/>
+        </w:rPr>
+        <w:t>5.23</w:t>
+      </w:r>
       <w:r>
         <w:rPr>
           <w:lang w:val="fr_FR" w:bidi="fr_FR"/>
         </w:rPr>
         <w:t xml:space="preserve">, </w:t>
       </w:r>
-      <w:hyperlink r:id="rId47">
-        <w:r>
-          <w:rPr>
-            <w:lang w:val="fr_FR" w:bidi="fr_FR"/>
-          </w:rPr>
-          <w:rPr>
-            <w:color w:val="0000EE"/>
-            <w:u w:val="single"/>
-          </w:rPr>
-          <w:t>30</w:t>
-        </w:r>
-      </w:hyperlink>
+      <w:r>
+        <w:rPr>
+          <w:lang w:val="fr_FR" w:bidi="fr_FR"/>
+        </w:rPr>
+        <w:t>30</w:t>
+      </w:r>
       <w:r>
         <w:rPr>
           <w:lang w:val="fr_FR" w:bidi="fr_FR"/>
@@ -1722,72 +1500,48 @@
         </w:rPr>
         <w:t xml:space="preserve">Dieu dans toute sa plénitude souligne que Dieu a choisi de se révéler pleinement en Jésus-Christ. Voir Jésus et le comprendre, c’est donc voir et comprendre Dieu (voir </w:t>
       </w:r>
-      <w:hyperlink r:id="rId48">
-        <w:r>
-          <w:rPr>
-            <w:lang w:val="fr_FR" w:bidi="fr_FR"/>
-          </w:rPr>
-          <w:rPr>
-            <w:color w:val="0000EE"/>
-            <w:u w:val="single"/>
-          </w:rPr>
-          <w:t>Jn 14.6–11</w:t>
-        </w:r>
-      </w:hyperlink>
+      <w:r>
+        <w:rPr>
+          <w:lang w:val="fr_FR" w:bidi="fr_FR"/>
+        </w:rPr>
+        <w:t>Jn 14.6–11</w:t>
+      </w:r>
       <w:r>
         <w:rPr>
           <w:lang w:val="fr_FR" w:bidi="fr_FR"/>
         </w:rPr>
         <w:t xml:space="preserve">). Les faux prophètes semblaient dire que les chrétiens devaient se tourner vers d’autres êtres spirituels pour en savoir plus sur Dieu (voir </w:t>
       </w:r>
-      <w:hyperlink r:id="rId49">
-        <w:r>
-          <w:rPr>
-            <w:lang w:val="fr_FR" w:bidi="fr_FR"/>
-          </w:rPr>
-          <w:rPr>
-            <w:color w:val="0000EE"/>
-            <w:u w:val="single"/>
-          </w:rPr>
-          <w:t>Col 1.16</w:t>
-        </w:r>
-      </w:hyperlink>
+      <w:r>
+        <w:rPr>
+          <w:lang w:val="fr_FR" w:bidi="fr_FR"/>
+        </w:rPr>
+        <w:t>Col 1.16</w:t>
+      </w:r>
       <w:r>
         <w:rPr>
           <w:lang w:val="fr_FR" w:bidi="fr_FR"/>
         </w:rPr>
         <w:t xml:space="preserve">, </w:t>
       </w:r>
-      <w:hyperlink r:id="rId50">
-        <w:r>
-          <w:rPr>
-            <w:lang w:val="fr_FR" w:bidi="fr_FR"/>
-          </w:rPr>
-          <w:rPr>
-            <w:color w:val="0000EE"/>
-            <w:u w:val="single"/>
-          </w:rPr>
-          <w:t>20</w:t>
-        </w:r>
-      </w:hyperlink>
+      <w:r>
+        <w:rPr>
+          <w:lang w:val="fr_FR" w:bidi="fr_FR"/>
+        </w:rPr>
+        <w:t>20</w:t>
+      </w:r>
       <w:r>
         <w:rPr>
           <w:lang w:val="fr_FR" w:bidi="fr_FR"/>
         </w:rPr>
         <w:t xml:space="preserve">), mais le Christ est suffisant pour toute notre connaissance de Dieu (cf. </w:t>
       </w:r>
-      <w:hyperlink r:id="rId51">
-        <w:r>
-          <w:rPr>
-            <w:lang w:val="fr_FR" w:bidi="fr_FR"/>
-          </w:rPr>
-          <w:rPr>
-            <w:color w:val="0000EE"/>
-            <w:u w:val="single"/>
-          </w:rPr>
-          <w:t>2.8–9</w:t>
-        </w:r>
-      </w:hyperlink>
+      <w:r>
+        <w:rPr>
+          <w:lang w:val="fr_FR" w:bidi="fr_FR"/>
+        </w:rPr>
+        <w:t>2.8–9</w:t>
+      </w:r>
       <w:r>
         <w:rPr>
           <w:lang w:val="fr_FR" w:bidi="fr_FR"/>
@@ -1890,18 +1644,12 @@
         </w:rPr>
         <w:t xml:space="preserve">Le syntagme autrefois étrangers et ennemis de Dieu renvoie probablement à leur condition de païens (voir </w:t>
       </w:r>
-      <w:hyperlink r:id="rId52">
-        <w:r>
-          <w:rPr>
-            <w:lang w:val="fr_FR" w:bidi="fr_FR"/>
-          </w:rPr>
-          <w:rPr>
-            <w:color w:val="0000EE"/>
-            <w:u w:val="single"/>
-          </w:rPr>
-          <w:t>Ep 2.12</w:t>
-        </w:r>
-      </w:hyperlink>
+      <w:r>
+        <w:rPr>
+          <w:lang w:val="fr_FR" w:bidi="fr_FR"/>
+        </w:rPr>
+        <w:t>Ep 2.12</w:t>
+      </w:r>
       <w:r>
         <w:rPr>
           <w:lang w:val="fr_FR" w:bidi="fr_FR"/>
@@ -1956,18 +1704,12 @@
         </w:rPr>
         <w:t xml:space="preserve">Paul illustre la vérité du verset </w:t>
       </w:r>
-      <w:hyperlink r:id="rId53">
-        <w:r>
-          <w:rPr>
-            <w:lang w:val="fr_FR" w:bidi="fr_FR"/>
-          </w:rPr>
-          <w:rPr>
-            <w:color w:val="0000EE"/>
-            <w:u w:val="single"/>
-          </w:rPr>
-          <w:t>1.15–20</w:t>
-        </w:r>
-      </w:hyperlink>
+      <w:r>
+        <w:rPr>
+          <w:lang w:val="fr_FR" w:bidi="fr_FR"/>
+        </w:rPr>
+        <w:t>1.15–20</w:t>
+      </w:r>
       <w:r>
         <w:rPr>
           <w:lang w:val="fr_FR" w:bidi="fr_FR"/>
@@ -2083,18 +1825,12 @@
         </w:rPr>
         <w:t xml:space="preserve">) : l'hyperbole (exagération pour créer de l'emphase) de Paul signifie que des lieux de prédication de la Bonne Nouvelle ont été créés dans des villes stratégiques à travers le monde romain (voir aussi </w:t>
       </w:r>
-      <w:hyperlink r:id="rId54">
-        <w:r>
-          <w:rPr>
-            <w:lang w:val="fr_FR" w:bidi="fr_FR"/>
-          </w:rPr>
-          <w:rPr>
-            <w:color w:val="0000EE"/>
-            <w:u w:val="single"/>
-          </w:rPr>
-          <w:t>1.6</w:t>
-        </w:r>
-      </w:hyperlink>
+      <w:r>
+        <w:rPr>
+          <w:lang w:val="fr_FR" w:bidi="fr_FR"/>
+        </w:rPr>
+        <w:t>1.6</w:t>
+      </w:r>
       <w:r>
         <w:rPr>
           <w:lang w:val="fr_FR" w:bidi="fr_FR"/>
@@ -2162,54 +1898,36 @@
         </w:rPr>
         <w:t xml:space="preserve">) : bien que la souffrance rédemptrice du Christ soit unique et entièrement achevée, le Christ continue de souffrir à travers son peuple dans un monde hostile au message de la rédemption. Le Christ et son Église continueront à souffrir jusqu'à ce que les desseins de Dieu dans ce monde soient accomplis (voir aussi </w:t>
       </w:r>
-      <w:hyperlink r:id="rId55">
-        <w:r>
-          <w:rPr>
-            <w:lang w:val="fr_FR" w:bidi="fr_FR"/>
-          </w:rPr>
-          <w:rPr>
-            <w:color w:val="0000EE"/>
-            <w:u w:val="single"/>
-          </w:rPr>
-          <w:t xml:space="preserve">Mc 13.19–23 </w:t>
-        </w:r>
-      </w:hyperlink>
+      <w:r>
+        <w:rPr>
+          <w:lang w:val="fr_FR" w:bidi="fr_FR"/>
+        </w:rPr>
+        <w:t xml:space="preserve">Mc 13.19–23 </w:t>
+      </w:r>
       <w:r>
         <w:rPr>
           <w:lang w:val="fr_FR" w:bidi="fr_FR"/>
         </w:rPr>
         <w:t xml:space="preserve">; </w:t>
       </w:r>
-      <w:hyperlink r:id="rId56">
-        <w:r>
-          <w:rPr>
-            <w:lang w:val="fr_FR" w:bidi="fr_FR"/>
-          </w:rPr>
-          <w:rPr>
-            <w:color w:val="0000EE"/>
-            <w:u w:val="single"/>
-          </w:rPr>
-          <w:t xml:space="preserve">Rm 8.17–18 </w:t>
-        </w:r>
-      </w:hyperlink>
+      <w:r>
+        <w:rPr>
+          <w:lang w:val="fr_FR" w:bidi="fr_FR"/>
+        </w:rPr>
+        <w:t xml:space="preserve">Rm 8.17–18 </w:t>
+      </w:r>
       <w:r>
         <w:rPr>
           <w:lang w:val="fr_FR" w:bidi="fr_FR"/>
         </w:rPr>
         <w:t xml:space="preserve">; </w:t>
       </w:r>
-      <w:hyperlink r:id="rId57">
-        <w:r>
-          <w:rPr>
-            <w:lang w:val="fr_FR" w:bidi="fr_FR"/>
-          </w:rPr>
-          <w:rPr>
-            <w:color w:val="0000EE"/>
-            <w:u w:val="single"/>
-          </w:rPr>
-          <w:t>1 Th 3.3</w:t>
-        </w:r>
-      </w:hyperlink>
+      <w:r>
+        <w:rPr>
+          <w:lang w:val="fr_FR" w:bidi="fr_FR"/>
+        </w:rPr>
+        <w:t>1 Th 3.3</w:t>
+      </w:r>
       <w:r>
         <w:rPr>
           <w:lang w:val="fr_FR" w:bidi="fr_FR"/>
@@ -2264,18 +1982,12 @@
         </w:rPr>
         <w:t>Paul réfléchit à son propre rôle dans la propagation de la Bonne Nouvelle (</w:t>
       </w:r>
-      <w:hyperlink r:id="rId58">
-        <w:r>
-          <w:rPr>
-            <w:lang w:val="fr_FR" w:bidi="fr_FR"/>
-          </w:rPr>
-          <w:rPr>
-            <w:color w:val="0000EE"/>
-            <w:u w:val="single"/>
-          </w:rPr>
-          <w:t>1.23</w:t>
-        </w:r>
-      </w:hyperlink>
+      <w:r>
+        <w:rPr>
+          <w:lang w:val="fr_FR" w:bidi="fr_FR"/>
+        </w:rPr>
+        <w:t>1.23</w:t>
+      </w:r>
       <w:r>
         <w:rPr>
           <w:lang w:val="fr_FR" w:bidi="fr_FR"/>
@@ -2426,18 +2138,12 @@
         </w:rPr>
         <w:t xml:space="preserve">Le plan mystérieux de Dieu : consulter le verset </w:t>
       </w:r>
-      <w:hyperlink r:id="rId59">
-        <w:r>
-          <w:rPr>
-            <w:lang w:val="fr_FR" w:bidi="fr_FR"/>
-          </w:rPr>
-          <w:rPr>
-            <w:color w:val="0000EE"/>
-            <w:u w:val="single"/>
-          </w:rPr>
-          <w:t xml:space="preserve">1.26 </w:t>
-        </w:r>
-      </w:hyperlink>
+      <w:r>
+        <w:rPr>
+          <w:lang w:val="fr_FR" w:bidi="fr_FR"/>
+        </w:rPr>
+        <w:t xml:space="preserve">1.26 </w:t>
+      </w:r>
       <w:r>
         <w:rPr>
           <w:lang w:val="fr_FR" w:bidi="fr_FR"/>
@@ -2492,18 +2198,12 @@
         </w:rPr>
         <w:t xml:space="preserve">Paul s'appuie sur </w:t>
       </w:r>
-      <w:hyperlink r:id="rId53">
-        <w:r>
-          <w:rPr>
-            <w:lang w:val="fr_FR" w:bidi="fr_FR"/>
-          </w:rPr>
-          <w:rPr>
-            <w:color w:val="0000EE"/>
-            <w:u w:val="single"/>
-          </w:rPr>
-          <w:t xml:space="preserve">1.15–20 </w:t>
-        </w:r>
-      </w:hyperlink>
+      <w:r>
+        <w:rPr>
+          <w:lang w:val="fr_FR" w:bidi="fr_FR"/>
+        </w:rPr>
+        <w:t xml:space="preserve">1.15–20 </w:t>
+      </w:r>
       <w:r>
         <w:rPr>
           <w:lang w:val="fr_FR" w:bidi="fr_FR"/>
@@ -2619,90 +2319,60 @@
         </w:rPr>
         <w:t xml:space="preserve"> (voir aussi le verset </w:t>
       </w:r>
-      <w:hyperlink r:id="rId60">
-        <w:r>
-          <w:rPr>
-            <w:lang w:val="fr_FR" w:bidi="fr_FR"/>
-          </w:rPr>
-          <w:rPr>
-            <w:color w:val="0000EE"/>
-            <w:u w:val="single"/>
-          </w:rPr>
-          <w:t>2.20</w:t>
-        </w:r>
-      </w:hyperlink>
+      <w:r>
+        <w:rPr>
+          <w:lang w:val="fr_FR" w:bidi="fr_FR"/>
+        </w:rPr>
+        <w:t>2.20</w:t>
+      </w:r>
       <w:r>
         <w:rPr>
           <w:lang w:val="fr_FR" w:bidi="fr_FR"/>
         </w:rPr>
         <w:t xml:space="preserve">) : cette expression peut désigner un enseignement élémentaire caractéristique de ce monde (voir </w:t>
       </w:r>
-      <w:hyperlink r:id="rId61">
-        <w:r>
-          <w:rPr>
-            <w:lang w:val="fr_FR" w:bidi="fr_FR"/>
-          </w:rPr>
-          <w:rPr>
-            <w:color w:val="0000EE"/>
-            <w:u w:val="single"/>
-          </w:rPr>
-          <w:t>Hé 5.12</w:t>
-        </w:r>
-      </w:hyperlink>
+      <w:r>
+        <w:rPr>
+          <w:lang w:val="fr_FR" w:bidi="fr_FR"/>
+        </w:rPr>
+        <w:t>Hé 5.12</w:t>
+      </w:r>
       <w:r>
         <w:rPr>
           <w:lang w:val="fr_FR" w:bidi="fr_FR"/>
         </w:rPr>
         <w:t xml:space="preserve">), ou à des êtres spirituels dont on pensait qu'ils avaient une influence décisive sur le cours des événements (voir aussi </w:t>
       </w:r>
-      <w:hyperlink r:id="rId62">
-        <w:r>
-          <w:rPr>
-            <w:lang w:val="fr_FR" w:bidi="fr_FR"/>
-          </w:rPr>
-          <w:rPr>
-            <w:color w:val="0000EE"/>
-            <w:u w:val="single"/>
-          </w:rPr>
-          <w:t>Col 2.15</w:t>
-        </w:r>
-      </w:hyperlink>
+      <w:r>
+        <w:rPr>
+          <w:lang w:val="fr_FR" w:bidi="fr_FR"/>
+        </w:rPr>
+        <w:t>Col 2.15</w:t>
+      </w:r>
       <w:r>
         <w:rPr>
           <w:lang w:val="fr_FR" w:bidi="fr_FR"/>
         </w:rPr>
         <w:t xml:space="preserve">, </w:t>
       </w:r>
-      <w:hyperlink r:id="rId60">
-        <w:r>
-          <w:rPr>
-            <w:lang w:val="fr_FR" w:bidi="fr_FR"/>
-          </w:rPr>
-          <w:rPr>
-            <w:color w:val="0000EE"/>
-            <w:u w:val="single"/>
-          </w:rPr>
-          <w:t xml:space="preserve">20 </w:t>
-        </w:r>
-      </w:hyperlink>
+      <w:r>
+        <w:rPr>
+          <w:lang w:val="fr_FR" w:bidi="fr_FR"/>
+        </w:rPr>
+        <w:t xml:space="preserve">20 </w:t>
+      </w:r>
       <w:r>
         <w:rPr>
           <w:lang w:val="fr_FR" w:bidi="fr_FR"/>
         </w:rPr>
         <w:t xml:space="preserve">; </w:t>
       </w:r>
-      <w:hyperlink r:id="rId63">
-        <w:r>
-          <w:rPr>
-            <w:lang w:val="fr_FR" w:bidi="fr_FR"/>
-          </w:rPr>
-          <w:rPr>
-            <w:color w:val="0000EE"/>
-            <w:u w:val="single"/>
-          </w:rPr>
-          <w:t>Ga 4.3</w:t>
-        </w:r>
-      </w:hyperlink>
+      <w:r>
+        <w:rPr>
+          <w:lang w:val="fr_FR" w:bidi="fr_FR"/>
+        </w:rPr>
+        <w:t>Ga 4.3</w:t>
+      </w:r>
       <w:r>
         <w:rPr>
           <w:lang w:val="fr_FR" w:bidi="fr_FR"/>
@@ -2838,18 +2508,12 @@
         </w:rPr>
         <w:t>Vous avez été ensevelis avec le Christ lorsque vous avez été baptisés : comme dans un passage à peu près parallèle (</w:t>
       </w:r>
-      <w:hyperlink r:id="rId64">
-        <w:r>
-          <w:rPr>
-            <w:lang w:val="fr_FR" w:bidi="fr_FR"/>
-          </w:rPr>
-          <w:rPr>
-            <w:color w:val="0000EE"/>
-            <w:u w:val="single"/>
-          </w:rPr>
-          <w:t>Rm 6.3–6</w:t>
-        </w:r>
-      </w:hyperlink>
+      <w:r>
+        <w:rPr>
+          <w:lang w:val="fr_FR" w:bidi="fr_FR"/>
+        </w:rPr>
+        <w:t>Rm 6.3–6</w:t>
+      </w:r>
       <w:r>
         <w:rPr>
           <w:lang w:val="fr_FR" w:bidi="fr_FR"/>
@@ -2923,18 +2587,12 @@
         </w:rPr>
         <w:t>: l'expression grecque évoque une reconnaissance de dette que nous avons tous signée. Puisque nous ne sommes pas en mesure de payer ce que nous devons, cette dette nous est imposée. La loi de Dieu exigeait une obéissance dont les gens sont incapables, mais Dieu a remis notre dette par l'œuvre du Christ (</w:t>
       </w:r>
-      <w:hyperlink r:id="rId65">
-        <w:r>
-          <w:rPr>
-            <w:lang w:val="fr_FR" w:bidi="fr_FR"/>
-          </w:rPr>
-          <w:rPr>
-            <w:color w:val="0000EE"/>
-            <w:u w:val="single"/>
-          </w:rPr>
-          <w:t>2.13</w:t>
-        </w:r>
-      </w:hyperlink>
+      <w:r>
+        <w:rPr>
+          <w:lang w:val="fr_FR" w:bidi="fr_FR"/>
+        </w:rPr>
+        <w:t>2.13</w:t>
+      </w:r>
       <w:r>
         <w:rPr>
           <w:lang w:val="fr_FR" w:bidi="fr_FR"/>
@@ -3002,18 +2660,12 @@
         </w:rPr>
         <w:t xml:space="preserve">) : l'armée romaine célébrait une grande victoire par une procession triomphale. Le général romain victorieux conduisait les captifs humiliés de sa croisade dans la ville conquise. Cette image illustre parfaitement la glorieuse victoire que Dieu, par la croix du Christ, a remportée sur toutes les puissances spirituelles ennemies (voir aussi </w:t>
       </w:r>
-      <w:hyperlink r:id="rId66">
-        <w:r>
-          <w:rPr>
-            <w:lang w:val="fr_FR" w:bidi="fr_FR"/>
-          </w:rPr>
-          <w:rPr>
-            <w:color w:val="0000EE"/>
-            <w:u w:val="single"/>
-          </w:rPr>
-          <w:t>Ep 4.7–11</w:t>
-        </w:r>
-      </w:hyperlink>
+      <w:r>
+        <w:rPr>
+          <w:lang w:val="fr_FR" w:bidi="fr_FR"/>
+        </w:rPr>
+        <w:t>Ep 4.7–11</w:t>
+      </w:r>
       <w:r>
         <w:rPr>
           <w:lang w:val="fr_FR" w:bidi="fr_FR"/>
@@ -3068,90 +2720,60 @@
         </w:rPr>
         <w:t xml:space="preserve">Ce que vous mangez ou buvez : les enseignements religieux qui interdisaient certains types de repas et de boissons étaient très répandus dans le monde antique. L'Ancien Testament n'interdit pas la consommation d'alcool, mais de nombreux juifs pieux qui vivaient dans des cultures païennes s'en abstenaient (cf. </w:t>
       </w:r>
-      <w:hyperlink r:id="rId67">
-        <w:r>
-          <w:rPr>
-            <w:lang w:val="fr_FR" w:bidi="fr_FR"/>
-          </w:rPr>
-          <w:rPr>
-            <w:color w:val="0000EE"/>
-            <w:u w:val="single"/>
-          </w:rPr>
-          <w:t>Dn 1.8–16</w:t>
-        </w:r>
-      </w:hyperlink>
+      <w:r>
+        <w:rPr>
+          <w:lang w:val="fr_FR" w:bidi="fr_FR"/>
+        </w:rPr>
+        <w:t>Dn 1.8–16</w:t>
+      </w:r>
       <w:r>
         <w:rPr>
           <w:lang w:val="fr_FR" w:bidi="fr_FR"/>
         </w:rPr>
         <w:t xml:space="preserve">). • de nombreux groupes religieux anciens, y compris les juifs, célébraient la nouvelle lune par diverses cérémonies (voir </w:t>
       </w:r>
-      <w:hyperlink r:id="rId68">
-        <w:r>
-          <w:rPr>
-            <w:lang w:val="fr_FR" w:bidi="fr_FR"/>
-          </w:rPr>
-          <w:rPr>
-            <w:color w:val="0000EE"/>
-            <w:u w:val="single"/>
-          </w:rPr>
-          <w:t xml:space="preserve">Nb 10.10 </w:t>
-        </w:r>
-      </w:hyperlink>
+      <w:r>
+        <w:rPr>
+          <w:lang w:val="fr_FR" w:bidi="fr_FR"/>
+        </w:rPr>
+        <w:t xml:space="preserve">Nb 10.10 </w:t>
+      </w:r>
       <w:r>
         <w:rPr>
           <w:lang w:val="fr_FR" w:bidi="fr_FR"/>
         </w:rPr>
         <w:t xml:space="preserve">; </w:t>
       </w:r>
-      <w:hyperlink r:id="rId69">
-        <w:r>
-          <w:rPr>
-            <w:lang w:val="fr_FR" w:bidi="fr_FR"/>
-          </w:rPr>
-          <w:rPr>
-            <w:color w:val="0000EE"/>
-            <w:u w:val="single"/>
-          </w:rPr>
-          <w:t xml:space="preserve">Ps 81.3 </w:t>
-        </w:r>
-      </w:hyperlink>
+      <w:r>
+        <w:rPr>
+          <w:lang w:val="fr_FR" w:bidi="fr_FR"/>
+        </w:rPr>
+        <w:t xml:space="preserve">Ps 81.3 </w:t>
+      </w:r>
       <w:r>
         <w:rPr>
           <w:lang w:val="fr_FR" w:bidi="fr_FR"/>
         </w:rPr>
         <w:t xml:space="preserve">; </w:t>
       </w:r>
-      <w:hyperlink r:id="rId70">
-        <w:r>
-          <w:rPr>
-            <w:lang w:val="fr_FR" w:bidi="fr_FR"/>
-          </w:rPr>
-          <w:rPr>
-            <w:color w:val="0000EE"/>
-            <w:u w:val="single"/>
-          </w:rPr>
-          <w:t>Es 1.13</w:t>
-        </w:r>
-      </w:hyperlink>
+      <w:r>
+        <w:rPr>
+          <w:lang w:val="fr_FR" w:bidi="fr_FR"/>
+        </w:rPr>
+        <w:t>Es 1.13</w:t>
+      </w:r>
       <w:r>
         <w:rPr>
           <w:lang w:val="fr_FR" w:bidi="fr_FR"/>
         </w:rPr>
         <w:t xml:space="preserve">). • les sabbats juifs étaient définis dans la loi de Moïse et célébrés par les juifs comme une composante essentielle de leur religion. Les chrétiens pourraient continuer à observer le sabbat s'ils le souhaitaient, mais Paul affirme que les chrétiens sont libres en la matière (voir </w:t>
       </w:r>
-      <w:hyperlink r:id="rId71">
-        <w:r>
-          <w:rPr>
-            <w:lang w:val="fr_FR" w:bidi="fr_FR"/>
-          </w:rPr>
-          <w:rPr>
-            <w:color w:val="0000EE"/>
-            <w:u w:val="single"/>
-          </w:rPr>
-          <w:t>Rm 14.5</w:t>
-        </w:r>
-      </w:hyperlink>
+      <w:r>
+        <w:rPr>
+          <w:lang w:val="fr_FR" w:bidi="fr_FR"/>
+        </w:rPr>
+        <w:t>Rm 14.5</w:t>
+      </w:r>
       <w:r>
         <w:rPr>
           <w:lang w:val="fr_FR" w:bidi="fr_FR"/>
@@ -3206,18 +2828,12 @@
         </w:rPr>
         <w:t xml:space="preserve">Paul réfute les faux maîtres et leurs exigences, en expliquant pourquoi leur démarche s'appuie sur des enseignements humains (voir le verset </w:t>
       </w:r>
-      <w:hyperlink r:id="rId72">
-        <w:r>
-          <w:rPr>
-            <w:lang w:val="fr_FR" w:bidi="fr_FR"/>
-          </w:rPr>
-          <w:rPr>
-            <w:color w:val="0000EE"/>
-            <w:u w:val="single"/>
-          </w:rPr>
-          <w:t>2.8</w:t>
-        </w:r>
-      </w:hyperlink>
+      <w:r>
+        <w:rPr>
+          <w:lang w:val="fr_FR" w:bidi="fr_FR"/>
+        </w:rPr>
+        <w:t>2.8</w:t>
+      </w:r>
       <w:r>
         <w:rPr>
           <w:lang w:val="fr_FR" w:bidi="fr_FR"/>
@@ -3272,18 +2888,12 @@
         </w:rPr>
         <w:t xml:space="preserve">La réalité du Christ a été anticipée par les rituels de l'Ancien Testament, que Paul qualifie d'ombres (voir aussi </w:t>
       </w:r>
-      <w:hyperlink r:id="rId73">
-        <w:r>
-          <w:rPr>
-            <w:lang w:val="fr_FR" w:bidi="fr_FR"/>
-          </w:rPr>
-          <w:rPr>
-            <w:color w:val="0000EE"/>
-            <w:u w:val="single"/>
-          </w:rPr>
-          <w:t>Hé 10.1</w:t>
-        </w:r>
-      </w:hyperlink>
+      <w:r>
+        <w:rPr>
+          <w:lang w:val="fr_FR" w:bidi="fr_FR"/>
+        </w:rPr>
+        <w:t>Hé 10.1</w:t>
+      </w:r>
       <w:r>
         <w:rPr>
           <w:lang w:val="fr_FR" w:bidi="fr_FR"/>
@@ -3386,36 +2996,24 @@
         </w:rPr>
         <w:t>Vous êtes morts avec Christ : la mort du Christ sur la croix a marqué sa victoire sur les forces spirituelles (</w:t>
       </w:r>
-      <w:hyperlink r:id="rId62">
-        <w:r>
-          <w:rPr>
-            <w:lang w:val="fr_FR" w:bidi="fr_FR"/>
-          </w:rPr>
-          <w:rPr>
-            <w:color w:val="0000EE"/>
-            <w:u w:val="single"/>
-          </w:rPr>
-          <w:t>2.15</w:t>
-        </w:r>
-      </w:hyperlink>
+      <w:r>
+        <w:rPr>
+          <w:lang w:val="fr_FR" w:bidi="fr_FR"/>
+        </w:rPr>
+        <w:t>2.15</w:t>
+      </w:r>
       <w:r>
         <w:rPr>
           <w:lang w:val="fr_FR" w:bidi="fr_FR"/>
         </w:rPr>
         <w:t xml:space="preserve">), de sorte que nous, qui avons assisté à sa mort, avons également été libérés des puissances spirituelles maléfiques de ce monde (voir le verset </w:t>
       </w:r>
-      <w:hyperlink r:id="rId72">
-        <w:r>
-          <w:rPr>
-            <w:lang w:val="fr_FR" w:bidi="fr_FR"/>
-          </w:rPr>
-          <w:rPr>
-            <w:color w:val="0000EE"/>
-            <w:u w:val="single"/>
-          </w:rPr>
-          <w:t>2.8</w:t>
-        </w:r>
-      </w:hyperlink>
+      <w:r>
+        <w:rPr>
+          <w:lang w:val="fr_FR" w:bidi="fr_FR"/>
+        </w:rPr>
+        <w:t>2.8</w:t>
+      </w:r>
       <w:r>
         <w:rPr>
           <w:lang w:val="fr_FR" w:bidi="fr_FR"/>
@@ -3476,18 +3074,12 @@
         </w:rPr>
         <w:t>: non seulement ces préceptes sont ancrés dans le monde plutôt que dans le Christ (</w:t>
       </w:r>
-      <w:hyperlink r:id="rId37">
-        <w:r>
-          <w:rPr>
-            <w:lang w:val="fr_FR" w:bidi="fr_FR"/>
-          </w:rPr>
-          <w:rPr>
-            <w:color w:val="0000EE"/>
-            <w:u w:val="single"/>
-          </w:rPr>
-          <w:t>2.19</w:t>
-        </w:r>
-      </w:hyperlink>
+      <w:r>
+        <w:rPr>
+          <w:lang w:val="fr_FR" w:bidi="fr_FR"/>
+        </w:rPr>
+        <w:t>2.19</w:t>
+      </w:r>
       <w:r>
         <w:rPr>
           <w:lang w:val="fr_FR" w:bidi="fr_FR"/>
@@ -3548,18 +3140,12 @@
         </w:rPr>
         <w:t>: les chrétiens vivent sur terre, mais puisqu'ils sont ressuscités en Christ, leurs véritables vies sont orientées vers le monde spirituel sur lequel le Christ règne. En revanche, les règles et les préceptes des maîtres trompeurs étaient orientés vers le monde terrestre (</w:t>
       </w:r>
-      <w:hyperlink r:id="rId74">
-        <w:r>
-          <w:rPr>
-            <w:lang w:val="fr_FR" w:bidi="fr_FR"/>
-          </w:rPr>
-          <w:rPr>
-            <w:color w:val="0000EE"/>
-            <w:u w:val="single"/>
-          </w:rPr>
-          <w:t>2.22</w:t>
-        </w:r>
-      </w:hyperlink>
+      <w:r>
+        <w:rPr>
+          <w:lang w:val="fr_FR" w:bidi="fr_FR"/>
+        </w:rPr>
+        <w:t>2.22</w:t>
+      </w:r>
       <w:r>
         <w:rPr>
           <w:lang w:val="fr_FR" w:bidi="fr_FR"/>
@@ -3668,36 +3254,24 @@
         </w:rPr>
         <w:t xml:space="preserve"> : voir le verset </w:t>
       </w:r>
-      <w:hyperlink r:id="rId60">
-        <w:r>
-          <w:rPr>
-            <w:lang w:val="fr_FR" w:bidi="fr_FR"/>
-          </w:rPr>
-          <w:rPr>
-            <w:color w:val="0000EE"/>
-            <w:u w:val="single"/>
-          </w:rPr>
-          <w:t>2.20</w:t>
-        </w:r>
-      </w:hyperlink>
+      <w:r>
+        <w:rPr>
+          <w:lang w:val="fr_FR" w:bidi="fr_FR"/>
+        </w:rPr>
+        <w:t>2.20</w:t>
+      </w:r>
       <w:r>
         <w:rPr>
           <w:lang w:val="fr_FR" w:bidi="fr_FR"/>
         </w:rPr>
         <w:t xml:space="preserve">. • Ce qui est aujourd'hui caché sera un jour révélé (cf. </w:t>
       </w:r>
-      <w:hyperlink r:id="rId59">
-        <w:r>
-          <w:rPr>
-            <w:lang w:val="fr_FR" w:bidi="fr_FR"/>
-          </w:rPr>
-          <w:rPr>
-            <w:color w:val="0000EE"/>
-            <w:u w:val="single"/>
-          </w:rPr>
-          <w:t>1.26</w:t>
-        </w:r>
-      </w:hyperlink>
+      <w:r>
+        <w:rPr>
+          <w:lang w:val="fr_FR" w:bidi="fr_FR"/>
+        </w:rPr>
+        <w:t>1.26</w:t>
+      </w:r>
       <w:r>
         <w:rPr>
           <w:lang w:val="fr_FR" w:bidi="fr_FR"/>
@@ -3752,18 +3326,12 @@
         </w:rPr>
         <w:t>Faites donc mourir : notre mort à cette vie (</w:t>
       </w:r>
-      <w:hyperlink r:id="rId75">
-        <w:r>
-          <w:rPr>
-            <w:lang w:val="fr_FR" w:bidi="fr_FR"/>
-          </w:rPr>
-          <w:rPr>
-            <w:color w:val="0000EE"/>
-            <w:u w:val="single"/>
-          </w:rPr>
-          <w:t>3.3</w:t>
-        </w:r>
-      </w:hyperlink>
+      <w:r>
+        <w:rPr>
+          <w:lang w:val="fr_FR" w:bidi="fr_FR"/>
+        </w:rPr>
+        <w:t>3.3</w:t>
+      </w:r>
       <w:r>
         <w:rPr>
           <w:lang w:val="fr_FR" w:bidi="fr_FR"/>
@@ -3831,18 +3399,12 @@
         </w:rPr>
         <w:t xml:space="preserve"> Dans le texte grec, ces mots apparaissent intégralement dans </w:t>
       </w:r>
-      <w:hyperlink r:id="rId76">
-        <w:r>
-          <w:rPr>
-            <w:lang w:val="fr_FR" w:bidi="fr_FR"/>
-          </w:rPr>
-          <w:rPr>
-            <w:color w:val="0000EE"/>
-            <w:u w:val="single"/>
-          </w:rPr>
-          <w:t>Ep 5.6</w:t>
-        </w:r>
-      </w:hyperlink>
+      <w:r>
+        <w:rPr>
+          <w:lang w:val="fr_FR" w:bidi="fr_FR"/>
+        </w:rPr>
+        <w:t>Ep 5.6</w:t>
+      </w:r>
       <w:r>
         <w:rPr>
           <w:lang w:val="fr_FR" w:bidi="fr_FR"/>
@@ -3910,108 +3472,72 @@
         </w:rPr>
         <w:t xml:space="preserve">au sens littéral) : enlever ses vêtements est une métaphore qui désigne le fait de se débarrasser de pratiques qui interfèrent avec notre cheminement avec le Seigneur (voir </w:t>
       </w:r>
-      <w:hyperlink r:id="rId77">
-        <w:r>
-          <w:rPr>
-            <w:lang w:val="fr_FR" w:bidi="fr_FR"/>
-          </w:rPr>
-          <w:rPr>
-            <w:color w:val="0000EE"/>
-            <w:u w:val="single"/>
-          </w:rPr>
-          <w:t xml:space="preserve">Rm 13.12 </w:t>
-        </w:r>
-      </w:hyperlink>
+      <w:r>
+        <w:rPr>
+          <w:lang w:val="fr_FR" w:bidi="fr_FR"/>
+        </w:rPr>
+        <w:t xml:space="preserve">Rm 13.12 </w:t>
+      </w:r>
       <w:r>
         <w:rPr>
           <w:lang w:val="fr_FR" w:bidi="fr_FR"/>
         </w:rPr>
         <w:t xml:space="preserve">; </w:t>
       </w:r>
-      <w:hyperlink r:id="rId78">
-        <w:r>
-          <w:rPr>
-            <w:lang w:val="fr_FR" w:bidi="fr_FR"/>
-          </w:rPr>
-          <w:rPr>
-            <w:color w:val="0000EE"/>
-            <w:u w:val="single"/>
-          </w:rPr>
-          <w:t>Ep 4.22</w:t>
-        </w:r>
-      </w:hyperlink>
+      <w:r>
+        <w:rPr>
+          <w:lang w:val="fr_FR" w:bidi="fr_FR"/>
+        </w:rPr>
+        <w:t>Ep 4.22</w:t>
+      </w:r>
       <w:r>
         <w:rPr>
           <w:lang w:val="fr_FR" w:bidi="fr_FR"/>
         </w:rPr>
         <w:t xml:space="preserve">, </w:t>
       </w:r>
-      <w:hyperlink r:id="rId79">
-        <w:r>
-          <w:rPr>
-            <w:lang w:val="fr_FR" w:bidi="fr_FR"/>
-          </w:rPr>
-          <w:rPr>
-            <w:color w:val="0000EE"/>
-            <w:u w:val="single"/>
-          </w:rPr>
-          <w:t xml:space="preserve">25 </w:t>
-        </w:r>
-      </w:hyperlink>
+      <w:r>
+        <w:rPr>
+          <w:lang w:val="fr_FR" w:bidi="fr_FR"/>
+        </w:rPr>
+        <w:t xml:space="preserve">25 </w:t>
+      </w:r>
       <w:r>
         <w:rPr>
           <w:lang w:val="fr_FR" w:bidi="fr_FR"/>
         </w:rPr>
         <w:t xml:space="preserve">; </w:t>
       </w:r>
-      <w:hyperlink r:id="rId80">
-        <w:r>
-          <w:rPr>
-            <w:lang w:val="fr_FR" w:bidi="fr_FR"/>
-          </w:rPr>
-          <w:rPr>
-            <w:color w:val="0000EE"/>
-            <w:u w:val="single"/>
-          </w:rPr>
-          <w:t xml:space="preserve">Hé 12.1 </w:t>
-        </w:r>
-      </w:hyperlink>
+      <w:r>
+        <w:rPr>
+          <w:lang w:val="fr_FR" w:bidi="fr_FR"/>
+        </w:rPr>
+        <w:t xml:space="preserve">Hé 12.1 </w:t>
+      </w:r>
       <w:r>
         <w:rPr>
           <w:lang w:val="fr_FR" w:bidi="fr_FR"/>
         </w:rPr>
         <w:t xml:space="preserve">; </w:t>
       </w:r>
-      <w:hyperlink r:id="rId81">
-        <w:r>
-          <w:rPr>
-            <w:lang w:val="fr_FR" w:bidi="fr_FR"/>
-          </w:rPr>
-          <w:rPr>
-            <w:color w:val="0000EE"/>
-            <w:u w:val="single"/>
-          </w:rPr>
-          <w:t xml:space="preserve">Jc 1.21 </w:t>
-        </w:r>
-      </w:hyperlink>
+      <w:r>
+        <w:rPr>
+          <w:lang w:val="fr_FR" w:bidi="fr_FR"/>
+        </w:rPr>
+        <w:t xml:space="preserve">Jc 1.21 </w:t>
+      </w:r>
       <w:r>
         <w:rPr>
           <w:lang w:val="fr_FR" w:bidi="fr_FR"/>
         </w:rPr>
         <w:t xml:space="preserve">; </w:t>
       </w:r>
-      <w:hyperlink r:id="rId82">
-        <w:r>
-          <w:rPr>
-            <w:lang w:val="fr_FR" w:bidi="fr_FR"/>
-          </w:rPr>
-          <w:rPr>
-            <w:color w:val="0000EE"/>
-            <w:u w:val="single"/>
-          </w:rPr>
-          <w:t>1P 2.1</w:t>
-        </w:r>
-      </w:hyperlink>
+      <w:r>
+        <w:rPr>
+          <w:lang w:val="fr_FR" w:bidi="fr_FR"/>
+        </w:rPr>
+        <w:t>1P 2.1</w:t>
+      </w:r>
       <w:r>
         <w:rPr>
           <w:lang w:val="fr_FR" w:bidi="fr_FR"/>
@@ -4073,54 +3599,36 @@
         </w:rPr>
         <w:t xml:space="preserve">: Paul établit un contraste entre l'ancienne et la nouvelle identité (voir aussi </w:t>
       </w:r>
-      <w:hyperlink r:id="rId83">
-        <w:r>
-          <w:rPr>
-            <w:lang w:val="fr_FR" w:bidi="fr_FR"/>
-          </w:rPr>
-          <w:rPr>
-            <w:color w:val="0000EE"/>
-            <w:u w:val="single"/>
-          </w:rPr>
-          <w:t xml:space="preserve">Romains 5.12–21 </w:t>
-        </w:r>
-      </w:hyperlink>
+      <w:r>
+        <w:rPr>
+          <w:lang w:val="fr_FR" w:bidi="fr_FR"/>
+        </w:rPr>
+        <w:t xml:space="preserve">Romains 5.12–21 </w:t>
+      </w:r>
       <w:r>
         <w:rPr>
           <w:lang w:val="fr_FR" w:bidi="fr_FR"/>
         </w:rPr>
         <w:t xml:space="preserve">; </w:t>
       </w:r>
-      <w:hyperlink r:id="rId84">
-        <w:r>
-          <w:rPr>
-            <w:lang w:val="fr_FR" w:bidi="fr_FR"/>
-          </w:rPr>
-          <w:rPr>
-            <w:color w:val="0000EE"/>
-            <w:u w:val="single"/>
-          </w:rPr>
-          <w:t xml:space="preserve">6.6 </w:t>
-        </w:r>
-      </w:hyperlink>
+      <w:r>
+        <w:rPr>
+          <w:lang w:val="fr_FR" w:bidi="fr_FR"/>
+        </w:rPr>
+        <w:t xml:space="preserve">6.6 </w:t>
+      </w:r>
       <w:r>
         <w:rPr>
           <w:lang w:val="fr_FR" w:bidi="fr_FR"/>
         </w:rPr>
         <w:t xml:space="preserve">; </w:t>
       </w:r>
-      <w:hyperlink r:id="rId85">
-        <w:r>
-          <w:rPr>
-            <w:lang w:val="fr_FR" w:bidi="fr_FR"/>
-          </w:rPr>
-          <w:rPr>
-            <w:color w:val="0000EE"/>
-            <w:u w:val="single"/>
-          </w:rPr>
-          <w:t>Éphésiens 4.22–24</w:t>
-        </w:r>
-      </w:hyperlink>
+      <w:r>
+        <w:rPr>
+          <w:lang w:val="fr_FR" w:bidi="fr_FR"/>
+        </w:rPr>
+        <w:t>Éphésiens 4.22–24</w:t>
+      </w:r>
       <w:r>
         <w:rPr>
           <w:lang w:val="fr_FR" w:bidi="fr_FR"/>
@@ -4268,18 +3776,12 @@
         </w:rPr>
         <w:t>Paul décrit la nature de la nouvelle vie des personnes qui ont été ressuscitées avec Christ (</w:t>
       </w:r>
-      <w:hyperlink r:id="rId86">
-        <w:r>
-          <w:rPr>
-            <w:lang w:val="fr_FR" w:bidi="fr_FR"/>
-          </w:rPr>
-          <w:rPr>
-            <w:color w:val="0000EE"/>
-            <w:u w:val="single"/>
-          </w:rPr>
-          <w:t>3.1</w:t>
-        </w:r>
-      </w:hyperlink>
+      <w:r>
+        <w:rPr>
+          <w:lang w:val="fr_FR" w:bidi="fr_FR"/>
+        </w:rPr>
+        <w:t>3.1</w:t>
+      </w:r>
       <w:r>
         <w:rPr>
           <w:lang w:val="fr_FR" w:bidi="fr_FR"/>
@@ -4334,36 +3836,24 @@
         </w:rPr>
         <w:t xml:space="preserve">De même que le Christ est un, il ne peut y avoir qu'un seul corps du Christ (voir </w:t>
       </w:r>
-      <w:hyperlink r:id="rId87">
-        <w:r>
-          <w:rPr>
-            <w:lang w:val="fr_FR" w:bidi="fr_FR"/>
-          </w:rPr>
-          <w:rPr>
-            <w:color w:val="0000EE"/>
-            <w:u w:val="single"/>
-          </w:rPr>
-          <w:t xml:space="preserve">1.18 </w:t>
-        </w:r>
-      </w:hyperlink>
+      <w:r>
+        <w:rPr>
+          <w:lang w:val="fr_FR" w:bidi="fr_FR"/>
+        </w:rPr>
+        <w:t xml:space="preserve">1.18 </w:t>
+      </w:r>
       <w:r>
         <w:rPr>
           <w:lang w:val="fr_FR" w:bidi="fr_FR"/>
         </w:rPr>
         <w:t xml:space="preserve">; </w:t>
       </w:r>
-      <w:hyperlink r:id="rId88">
-        <w:r>
-          <w:rPr>
-            <w:lang w:val="fr_FR" w:bidi="fr_FR"/>
-          </w:rPr>
-          <w:rPr>
-            <w:color w:val="0000EE"/>
-            <w:u w:val="single"/>
-          </w:rPr>
-          <w:t>Ep 4.4–6</w:t>
-        </w:r>
-      </w:hyperlink>
+      <w:r>
+        <w:rPr>
+          <w:lang w:val="fr_FR" w:bidi="fr_FR"/>
+        </w:rPr>
+        <w:t>Ep 4.4–6</w:t>
+      </w:r>
       <w:r>
         <w:rPr>
           <w:lang w:val="fr_FR" w:bidi="fr_FR"/>
@@ -4418,36 +3908,24 @@
         </w:rPr>
         <w:t xml:space="preserve">Les psaumes, les hymnes et les cantiques spirituels sont des chants de louange et d'adoration (voir </w:t>
       </w:r>
-      <w:hyperlink r:id="rId89">
-        <w:r>
-          <w:rPr>
-            <w:lang w:val="fr_FR" w:bidi="fr_FR"/>
-          </w:rPr>
-          <w:rPr>
-            <w:color w:val="0000EE"/>
-            <w:u w:val="single"/>
-          </w:rPr>
-          <w:t xml:space="preserve">1Co 14.26 </w:t>
-        </w:r>
-      </w:hyperlink>
+      <w:r>
+        <w:rPr>
+          <w:lang w:val="fr_FR" w:bidi="fr_FR"/>
+        </w:rPr>
+        <w:t xml:space="preserve">1Co 14.26 </w:t>
+      </w:r>
       <w:r>
         <w:rPr>
           <w:lang w:val="fr_FR" w:bidi="fr_FR"/>
         </w:rPr>
         <w:t xml:space="preserve">; </w:t>
       </w:r>
-      <w:hyperlink r:id="rId90">
-        <w:r>
-          <w:rPr>
-            <w:lang w:val="fr_FR" w:bidi="fr_FR"/>
-          </w:rPr>
-          <w:rPr>
-            <w:color w:val="0000EE"/>
-            <w:u w:val="single"/>
-          </w:rPr>
-          <w:t>Ep 5.19</w:t>
-        </w:r>
-      </w:hyperlink>
+      <w:r>
+        <w:rPr>
+          <w:lang w:val="fr_FR" w:bidi="fr_FR"/>
+        </w:rPr>
+        <w:t>Ep 5.19</w:t>
+      </w:r>
       <w:r>
         <w:rPr>
           <w:lang w:val="fr_FR" w:bidi="fr_FR"/>
@@ -4569,36 +4047,24 @@
         </w:rPr>
         <w:t xml:space="preserve">Se soumettre, c'est admettre sa place sous l'autorité d'une autre personne dans une hiérarchie sociale. Cette soumission implique toujours que Dieu est au sommet et que sa volonté est suprême (cf. </w:t>
       </w:r>
-      <w:hyperlink r:id="rId91">
-        <w:r>
-          <w:rPr>
-            <w:lang w:val="fr_FR" w:bidi="fr_FR"/>
-          </w:rPr>
-          <w:rPr>
-            <w:color w:val="0000EE"/>
-            <w:u w:val="single"/>
-          </w:rPr>
-          <w:t xml:space="preserve">Ac 4.19–20 </w:t>
-        </w:r>
-      </w:hyperlink>
+      <w:r>
+        <w:rPr>
+          <w:lang w:val="fr_FR" w:bidi="fr_FR"/>
+        </w:rPr>
+        <w:t xml:space="preserve">Ac 4.19–20 </w:t>
+      </w:r>
       <w:r>
         <w:rPr>
           <w:lang w:val="fr_FR" w:bidi="fr_FR"/>
         </w:rPr>
         <w:t xml:space="preserve">; </w:t>
       </w:r>
-      <w:hyperlink r:id="rId92">
-        <w:r>
-          <w:rPr>
-            <w:lang w:val="fr_FR" w:bidi="fr_FR"/>
-          </w:rPr>
-          <w:rPr>
-            <w:color w:val="0000EE"/>
-            <w:u w:val="single"/>
-          </w:rPr>
-          <w:t>5.29</w:t>
-        </w:r>
-      </w:hyperlink>
+      <w:r>
+        <w:rPr>
+          <w:lang w:val="fr_FR" w:bidi="fr_FR"/>
+        </w:rPr>
+        <w:t>5.29</w:t>
+      </w:r>
       <w:r>
         <w:rPr>
           <w:lang w:val="fr_FR" w:bidi="fr_FR"/>
@@ -4666,144 +4132,96 @@
         </w:rPr>
         <w:t xml:space="preserve"> Paul donne des instructions aux épouses (</w:t>
       </w:r>
-      <w:hyperlink r:id="rId93">
-        <w:r>
-          <w:rPr>
-            <w:lang w:val="fr_FR" w:bidi="fr_FR"/>
-          </w:rPr>
-          <w:rPr>
-            <w:color w:val="0000EE"/>
-            <w:u w:val="single"/>
-          </w:rPr>
-          <w:t>3.18</w:t>
-        </w:r>
-      </w:hyperlink>
+      <w:r>
+        <w:rPr>
+          <w:lang w:val="fr_FR" w:bidi="fr_FR"/>
+        </w:rPr>
+        <w:t>3.18</w:t>
+      </w:r>
       <w:r>
         <w:rPr>
           <w:lang w:val="fr_FR" w:bidi="fr_FR"/>
         </w:rPr>
         <w:t>), aux maris (</w:t>
       </w:r>
-      <w:hyperlink r:id="rId94">
-        <w:r>
-          <w:rPr>
-            <w:lang w:val="fr_FR" w:bidi="fr_FR"/>
-          </w:rPr>
-          <w:rPr>
-            <w:color w:val="0000EE"/>
-            <w:u w:val="single"/>
-          </w:rPr>
-          <w:t>3.19</w:t>
-        </w:r>
-      </w:hyperlink>
+      <w:r>
+        <w:rPr>
+          <w:lang w:val="fr_FR" w:bidi="fr_FR"/>
+        </w:rPr>
+        <w:t>3.19</w:t>
+      </w:r>
       <w:r>
         <w:rPr>
           <w:lang w:val="fr_FR" w:bidi="fr_FR"/>
         </w:rPr>
         <w:t>), aux enfants (</w:t>
       </w:r>
-      <w:hyperlink r:id="rId95">
-        <w:r>
-          <w:rPr>
-            <w:lang w:val="fr_FR" w:bidi="fr_FR"/>
-          </w:rPr>
-          <w:rPr>
-            <w:color w:val="0000EE"/>
-            <w:u w:val="single"/>
-          </w:rPr>
-          <w:t>3.20</w:t>
-        </w:r>
-      </w:hyperlink>
+      <w:r>
+        <w:rPr>
+          <w:lang w:val="fr_FR" w:bidi="fr_FR"/>
+        </w:rPr>
+        <w:t>3.20</w:t>
+      </w:r>
       <w:r>
         <w:rPr>
           <w:lang w:val="fr_FR" w:bidi="fr_FR"/>
         </w:rPr>
         <w:t>), aux pères (</w:t>
       </w:r>
-      <w:hyperlink r:id="rId96">
-        <w:r>
-          <w:rPr>
-            <w:lang w:val="fr_FR" w:bidi="fr_FR"/>
-          </w:rPr>
-          <w:rPr>
-            <w:color w:val="0000EE"/>
-            <w:u w:val="single"/>
-          </w:rPr>
-          <w:t>3.21</w:t>
-        </w:r>
-      </w:hyperlink>
+      <w:r>
+        <w:rPr>
+          <w:lang w:val="fr_FR" w:bidi="fr_FR"/>
+        </w:rPr>
+        <w:t>3.21</w:t>
+      </w:r>
       <w:r>
         <w:rPr>
           <w:lang w:val="fr_FR" w:bidi="fr_FR"/>
         </w:rPr>
         <w:t>), aux serviteurs (</w:t>
       </w:r>
-      <w:hyperlink r:id="rId97">
-        <w:r>
-          <w:rPr>
-            <w:lang w:val="fr_FR" w:bidi="fr_FR"/>
-          </w:rPr>
-          <w:rPr>
-            <w:color w:val="0000EE"/>
-            <w:u w:val="single"/>
-          </w:rPr>
-          <w:t>3.22–25</w:t>
-        </w:r>
-      </w:hyperlink>
+      <w:r>
+        <w:rPr>
+          <w:lang w:val="fr_FR" w:bidi="fr_FR"/>
+        </w:rPr>
+        <w:t>3.22–25</w:t>
+      </w:r>
       <w:r>
         <w:rPr>
           <w:lang w:val="fr_FR" w:bidi="fr_FR"/>
         </w:rPr>
         <w:t>), et aux maîtres (</w:t>
       </w:r>
-      <w:hyperlink r:id="rId98">
-        <w:r>
-          <w:rPr>
-            <w:lang w:val="fr_FR" w:bidi="fr_FR"/>
-          </w:rPr>
-          <w:rPr>
-            <w:color w:val="0000EE"/>
-            <w:u w:val="single"/>
-          </w:rPr>
-          <w:t>4.1</w:t>
-        </w:r>
-      </w:hyperlink>
+      <w:r>
+        <w:rPr>
+          <w:lang w:val="fr_FR" w:bidi="fr_FR"/>
+        </w:rPr>
+        <w:t>4.1</w:t>
+      </w:r>
       <w:r>
         <w:rPr>
           <w:lang w:val="fr_FR" w:bidi="fr_FR"/>
         </w:rPr>
         <w:t xml:space="preserve">). De tels codes apparaissent chez les auteurs gréco-romains et ailleurs dans le Nouveau Testament (voir </w:t>
       </w:r>
-      <w:hyperlink r:id="rId99">
-        <w:r>
-          <w:rPr>
-            <w:lang w:val="fr_FR" w:bidi="fr_FR"/>
-          </w:rPr>
-          <w:rPr>
-            <w:color w:val="0000EE"/>
-            <w:u w:val="single"/>
-          </w:rPr>
-          <w:t xml:space="preserve">Ep 5.22–6.9 </w:t>
-        </w:r>
-      </w:hyperlink>
+      <w:r>
+        <w:rPr>
+          <w:lang w:val="fr_FR" w:bidi="fr_FR"/>
+        </w:rPr>
+        <w:t xml:space="preserve">Ep 5.22–6.9 </w:t>
+      </w:r>
       <w:r>
         <w:rPr>
           <w:lang w:val="fr_FR" w:bidi="fr_FR"/>
         </w:rPr>
         <w:t xml:space="preserve">; </w:t>
       </w:r>
-      <w:hyperlink r:id="rId100">
-        <w:r>
-          <w:rPr>
-            <w:lang w:val="fr_FR" w:bidi="fr_FR"/>
-          </w:rPr>
-          <w:rPr>
-            <w:color w:val="0000EE"/>
-            <w:u w:val="single"/>
-          </w:rPr>
-          <w:t>1P 2.18–3.7</w:t>
-        </w:r>
-      </w:hyperlink>
+      <w:r>
+        <w:rPr>
+          <w:lang w:val="fr_FR" w:bidi="fr_FR"/>
+        </w:rPr>
+        <w:t>1P 2.18–3.7</w:t>
+      </w:r>
       <w:r>
         <w:rPr>
           <w:lang w:val="fr_FR" w:bidi="fr_FR"/>
@@ -4858,36 +4276,24 @@
         </w:rPr>
         <w:t xml:space="preserve">Cette exhortation à la soumission des épouses envers leurs maris est immédiatement suivie d'un commandement invitant les maris à aimer leurs épouses (voir aussi </w:t>
       </w:r>
-      <w:hyperlink r:id="rId101">
-        <w:r>
-          <w:rPr>
-            <w:lang w:val="fr_FR" w:bidi="fr_FR"/>
-          </w:rPr>
-          <w:rPr>
-            <w:color w:val="0000EE"/>
-            <w:u w:val="single"/>
-          </w:rPr>
-          <w:t xml:space="preserve">Ep 5.25–30 </w:t>
-        </w:r>
-      </w:hyperlink>
+      <w:r>
+        <w:rPr>
+          <w:lang w:val="fr_FR" w:bidi="fr_FR"/>
+        </w:rPr>
+        <w:t xml:space="preserve">Ep 5.25–30 </w:t>
+      </w:r>
       <w:r>
         <w:rPr>
           <w:lang w:val="fr_FR" w:bidi="fr_FR"/>
         </w:rPr>
         <w:t xml:space="preserve">; </w:t>
       </w:r>
-      <w:hyperlink r:id="rId102">
-        <w:r>
-          <w:rPr>
-            <w:lang w:val="fr_FR" w:bidi="fr_FR"/>
-          </w:rPr>
-          <w:rPr>
-            <w:color w:val="0000EE"/>
-            <w:u w:val="single"/>
-          </w:rPr>
-          <w:t>1 P 3.7</w:t>
-        </w:r>
-      </w:hyperlink>
+      <w:r>
+        <w:rPr>
+          <w:lang w:val="fr_FR" w:bidi="fr_FR"/>
+        </w:rPr>
+        <w:t>1 P 3.7</w:t>
+      </w:r>
       <w:r>
         <w:rPr>
           <w:lang w:val="fr_FR" w:bidi="fr_FR"/>
@@ -4942,18 +4348,12 @@
         </w:rPr>
         <w:t xml:space="preserve">Les serviteurs ont des maîtres terrestres auxquels ils doivent obéir. Le serviteur était au cœur de la vie et de l'économie du monde antique, et le Nouveau Testament n'attaque jamais cette pratique en tant que telle. Cependant, la foi chrétienne établit des relations qui changent la nature de la structure sociale (voir </w:t>
       </w:r>
-      <w:hyperlink r:id="rId103">
-        <w:r>
-          <w:rPr>
-            <w:lang w:val="fr_FR" w:bidi="fr_FR"/>
-          </w:rPr>
-          <w:rPr>
-            <w:color w:val="0000EE"/>
-            <w:u w:val="single"/>
-          </w:rPr>
-          <w:t>Phm 1.15–16</w:t>
-        </w:r>
-      </w:hyperlink>
+      <w:r>
+        <w:rPr>
+          <w:lang w:val="fr_FR" w:bidi="fr_FR"/>
+        </w:rPr>
+        <w:t>Phm 1.15–16</w:t>
+      </w:r>
       <w:r>
         <w:rPr>
           <w:lang w:val="fr_FR" w:bidi="fr_FR"/>
@@ -5074,126 +4474,84 @@
         </w:rPr>
         <w:t>: le verbe grec sous-jacent dans ce syntagme est utilisé dans le Nouveau Testament pour décrire la nécessité pour les chrétiens d'être vigilants en vue du retour du Christ (</w:t>
       </w:r>
-      <w:hyperlink r:id="rId104">
-        <w:r>
-          <w:rPr>
-            <w:lang w:val="fr_FR" w:bidi="fr_FR"/>
-          </w:rPr>
-          <w:rPr>
-            <w:color w:val="0000EE"/>
-            <w:u w:val="single"/>
-          </w:rPr>
-          <w:t xml:space="preserve">Mt 24.42 </w:t>
-        </w:r>
-      </w:hyperlink>
+      <w:r>
+        <w:rPr>
+          <w:lang w:val="fr_FR" w:bidi="fr_FR"/>
+        </w:rPr>
+        <w:t xml:space="preserve">Mt 24.42 </w:t>
+      </w:r>
       <w:r>
         <w:rPr>
           <w:lang w:val="fr_FR" w:bidi="fr_FR"/>
         </w:rPr>
         <w:t xml:space="preserve">; </w:t>
       </w:r>
-      <w:hyperlink r:id="rId105">
-        <w:r>
-          <w:rPr>
-            <w:lang w:val="fr_FR" w:bidi="fr_FR"/>
-          </w:rPr>
-          <w:rPr>
-            <w:color w:val="0000EE"/>
-            <w:u w:val="single"/>
-          </w:rPr>
-          <w:t xml:space="preserve">25.13 </w:t>
-        </w:r>
-      </w:hyperlink>
+      <w:r>
+        <w:rPr>
+          <w:lang w:val="fr_FR" w:bidi="fr_FR"/>
+        </w:rPr>
+        <w:t xml:space="preserve">25.13 </w:t>
+      </w:r>
       <w:r>
         <w:rPr>
           <w:lang w:val="fr_FR" w:bidi="fr_FR"/>
         </w:rPr>
         <w:t xml:space="preserve">; </w:t>
       </w:r>
-      <w:hyperlink r:id="rId106">
-        <w:r>
-          <w:rPr>
-            <w:lang w:val="fr_FR" w:bidi="fr_FR"/>
-          </w:rPr>
-          <w:rPr>
-            <w:color w:val="0000EE"/>
-            <w:u w:val="single"/>
-          </w:rPr>
-          <w:t>Mc 13.35</w:t>
-        </w:r>
-      </w:hyperlink>
+      <w:r>
+        <w:rPr>
+          <w:lang w:val="fr_FR" w:bidi="fr_FR"/>
+        </w:rPr>
+        <w:t>Mc 13.35</w:t>
+      </w:r>
       <w:r>
         <w:rPr>
           <w:lang w:val="fr_FR" w:bidi="fr_FR"/>
         </w:rPr>
         <w:t xml:space="preserve">, </w:t>
       </w:r>
-      <w:hyperlink r:id="rId107">
-        <w:r>
-          <w:rPr>
-            <w:lang w:val="fr_FR" w:bidi="fr_FR"/>
-          </w:rPr>
-          <w:rPr>
-            <w:color w:val="0000EE"/>
-            <w:u w:val="single"/>
-          </w:rPr>
-          <w:t xml:space="preserve">37 </w:t>
-        </w:r>
-      </w:hyperlink>
+      <w:r>
+        <w:rPr>
+          <w:lang w:val="fr_FR" w:bidi="fr_FR"/>
+        </w:rPr>
+        <w:t xml:space="preserve">37 </w:t>
+      </w:r>
       <w:r>
         <w:rPr>
           <w:lang w:val="fr_FR" w:bidi="fr_FR"/>
         </w:rPr>
         <w:t xml:space="preserve">; </w:t>
       </w:r>
-      <w:hyperlink r:id="rId108">
-        <w:r>
-          <w:rPr>
-            <w:lang w:val="fr_FR" w:bidi="fr_FR"/>
-          </w:rPr>
-          <w:rPr>
-            <w:color w:val="0000EE"/>
-            <w:u w:val="single"/>
-          </w:rPr>
-          <w:t xml:space="preserve">1Th 5.6 </w:t>
-        </w:r>
-      </w:hyperlink>
+      <w:r>
+        <w:rPr>
+          <w:lang w:val="fr_FR" w:bidi="fr_FR"/>
+        </w:rPr>
+        <w:t xml:space="preserve">1Th 5.6 </w:t>
+      </w:r>
       <w:r>
         <w:rPr>
           <w:lang w:val="fr_FR" w:bidi="fr_FR"/>
         </w:rPr>
         <w:t xml:space="preserve">; </w:t>
       </w:r>
-      <w:hyperlink r:id="rId109">
-        <w:r>
-          <w:rPr>
-            <w:lang w:val="fr_FR" w:bidi="fr_FR"/>
-          </w:rPr>
-          <w:rPr>
-            <w:color w:val="0000EE"/>
-            <w:u w:val="single"/>
-          </w:rPr>
-          <w:t xml:space="preserve">Ap 3.3 </w:t>
-        </w:r>
-      </w:hyperlink>
+      <w:r>
+        <w:rPr>
+          <w:lang w:val="fr_FR" w:bidi="fr_FR"/>
+        </w:rPr>
+        <w:t xml:space="preserve">Ap 3.3 </w:t>
+      </w:r>
       <w:r>
         <w:rPr>
           <w:lang w:val="fr_FR" w:bidi="fr_FR"/>
         </w:rPr>
         <w:t xml:space="preserve">; </w:t>
       </w:r>
-      <w:hyperlink r:id="rId110">
-        <w:r>
-          <w:rPr>
-            <w:lang w:val="fr_FR" w:bidi="fr_FR"/>
-          </w:rPr>
-          <w:rPr>
-            <w:color w:val="0000EE"/>
-            <w:u w:val="single"/>
-          </w:rPr>
-          <w:t>16.15</w:t>
-        </w:r>
-      </w:hyperlink>
+      <w:r>
+        <w:rPr>
+          <w:lang w:val="fr_FR" w:bidi="fr_FR"/>
+        </w:rPr>
+        <w:t>16.15</w:t>
+      </w:r>
       <w:r>
         <w:rPr>
           <w:lang w:val="fr_FR" w:bidi="fr_FR"/>
@@ -5309,90 +4667,60 @@
         </w:rPr>
         <w:t xml:space="preserve">) : une porte ouverte est une métaphore pour désigner une opportunité de proclamer la Bonne Nouvelle (voir aussi </w:t>
       </w:r>
-      <w:hyperlink r:id="rId111">
-        <w:r>
-          <w:rPr>
-            <w:lang w:val="fr_FR" w:bidi="fr_FR"/>
-          </w:rPr>
-          <w:rPr>
-            <w:color w:val="0000EE"/>
-            <w:u w:val="single"/>
-          </w:rPr>
-          <w:t xml:space="preserve">Ac 14.27 </w:t>
-        </w:r>
-      </w:hyperlink>
+      <w:r>
+        <w:rPr>
+          <w:lang w:val="fr_FR" w:bidi="fr_FR"/>
+        </w:rPr>
+        <w:t xml:space="preserve">Ac 14.27 </w:t>
+      </w:r>
       <w:r>
         <w:rPr>
           <w:lang w:val="fr_FR" w:bidi="fr_FR"/>
         </w:rPr>
         <w:t xml:space="preserve">; </w:t>
       </w:r>
-      <w:hyperlink r:id="rId112">
-        <w:r>
-          <w:rPr>
-            <w:lang w:val="fr_FR" w:bidi="fr_FR"/>
-          </w:rPr>
-          <w:rPr>
-            <w:color w:val="0000EE"/>
-            <w:u w:val="single"/>
-          </w:rPr>
-          <w:t xml:space="preserve">1Co 16.9 </w:t>
-        </w:r>
-      </w:hyperlink>
+      <w:r>
+        <w:rPr>
+          <w:lang w:val="fr_FR" w:bidi="fr_FR"/>
+        </w:rPr>
+        <w:t xml:space="preserve">1Co 16.9 </w:t>
+      </w:r>
       <w:r>
         <w:rPr>
           <w:lang w:val="fr_FR" w:bidi="fr_FR"/>
         </w:rPr>
         <w:t xml:space="preserve">; </w:t>
       </w:r>
-      <w:hyperlink r:id="rId113">
-        <w:r>
-          <w:rPr>
-            <w:lang w:val="fr_FR" w:bidi="fr_FR"/>
-          </w:rPr>
-          <w:rPr>
-            <w:color w:val="0000EE"/>
-            <w:u w:val="single"/>
-          </w:rPr>
-          <w:t>2Co 2.12</w:t>
-        </w:r>
-      </w:hyperlink>
+      <w:r>
+        <w:rPr>
+          <w:lang w:val="fr_FR" w:bidi="fr_FR"/>
+        </w:rPr>
+        <w:t>2Co 2.12</w:t>
+      </w:r>
       <w:r>
         <w:rPr>
           <w:lang w:val="fr_FR" w:bidi="fr_FR"/>
         </w:rPr>
         <w:t xml:space="preserve">). • son plan mystérieux concernant le Christ : voir </w:t>
       </w:r>
-      <w:hyperlink r:id="rId114">
-        <w:r>
-          <w:rPr>
-            <w:lang w:val="fr_FR" w:bidi="fr_FR"/>
-          </w:rPr>
-          <w:rPr>
-            <w:color w:val="0000EE"/>
-            <w:u w:val="single"/>
-          </w:rPr>
-          <w:t xml:space="preserve">Col 1.26–27 </w:t>
-        </w:r>
-      </w:hyperlink>
+      <w:r>
+        <w:rPr>
+          <w:lang w:val="fr_FR" w:bidi="fr_FR"/>
+        </w:rPr>
+        <w:t xml:space="preserve">Col 1.26–27 </w:t>
+      </w:r>
       <w:r>
         <w:rPr>
           <w:lang w:val="fr_FR" w:bidi="fr_FR"/>
         </w:rPr>
         <w:t xml:space="preserve">; </w:t>
       </w:r>
-      <w:hyperlink r:id="rId115">
-        <w:r>
-          <w:rPr>
-            <w:lang w:val="fr_FR" w:bidi="fr_FR"/>
-          </w:rPr>
-          <w:rPr>
-            <w:color w:val="0000EE"/>
-            <w:u w:val="single"/>
-          </w:rPr>
-          <w:t>2.2</w:t>
-        </w:r>
-      </w:hyperlink>
+      <w:r>
+        <w:rPr>
+          <w:lang w:val="fr_FR" w:bidi="fr_FR"/>
+        </w:rPr>
+        <w:t>2.2</w:t>
+      </w:r>
       <w:r>
         <w:rPr>
           <w:lang w:val="fr_FR" w:bidi="fr_FR"/>
@@ -5533,18 +4861,12 @@
         </w:rPr>
         <w:t xml:space="preserve">) : le sel est à la fois un assaisonnement et un conservateur (voir </w:t>
       </w:r>
-      <w:hyperlink r:id="rId116">
-        <w:r>
-          <w:rPr>
-            <w:lang w:val="fr_FR" w:bidi="fr_FR"/>
-          </w:rPr>
-          <w:rPr>
-            <w:color w:val="0000EE"/>
-            <w:u w:val="single"/>
-          </w:rPr>
-          <w:t>Mt 5.13</w:t>
-        </w:r>
-      </w:hyperlink>
+      <w:r>
+        <w:rPr>
+          <w:lang w:val="fr_FR" w:bidi="fr_FR"/>
+        </w:rPr>
+        <w:t>Mt 5.13</w:t>
+      </w:r>
       <w:r>
         <w:rPr>
           <w:lang w:val="fr_FR" w:bidi="fr_FR"/>
@@ -5599,72 +4921,48 @@
         </w:rPr>
         <w:t>Tychique était originaire de la province d'Asie, où était située la ville de Colosses (</w:t>
       </w:r>
-      <w:hyperlink r:id="rId117">
-        <w:r>
-          <w:rPr>
-            <w:lang w:val="fr_FR" w:bidi="fr_FR"/>
-          </w:rPr>
-          <w:rPr>
-            <w:color w:val="0000EE"/>
-            <w:u w:val="single"/>
-          </w:rPr>
-          <w:t>Ac 20.4</w:t>
-        </w:r>
-      </w:hyperlink>
+      <w:r>
+        <w:rPr>
+          <w:lang w:val="fr_FR" w:bidi="fr_FR"/>
+        </w:rPr>
+        <w:t>Ac 20.4</w:t>
+      </w:r>
       <w:r>
         <w:rPr>
           <w:lang w:val="fr_FR" w:bidi="fr_FR"/>
         </w:rPr>
         <w:t>). Il a travaillé avec Paul principalement dans cette province (</w:t>
       </w:r>
-      <w:hyperlink r:id="rId118">
-        <w:r>
-          <w:rPr>
-            <w:lang w:val="fr_FR" w:bidi="fr_FR"/>
-          </w:rPr>
-          <w:rPr>
-            <w:color w:val="0000EE"/>
-            <w:u w:val="single"/>
-          </w:rPr>
-          <w:t xml:space="preserve">Ep 6.21 </w:t>
-        </w:r>
-      </w:hyperlink>
+      <w:r>
+        <w:rPr>
+          <w:lang w:val="fr_FR" w:bidi="fr_FR"/>
+        </w:rPr>
+        <w:t xml:space="preserve">Ep 6.21 </w:t>
+      </w:r>
       <w:r>
         <w:rPr>
           <w:lang w:val="fr_FR" w:bidi="fr_FR"/>
         </w:rPr>
         <w:t xml:space="preserve">; </w:t>
       </w:r>
-      <w:hyperlink r:id="rId119">
-        <w:r>
-          <w:rPr>
-            <w:lang w:val="fr_FR" w:bidi="fr_FR"/>
-          </w:rPr>
-          <w:rPr>
-            <w:color w:val="0000EE"/>
-            <w:u w:val="single"/>
-          </w:rPr>
-          <w:t>2Tm 4.12</w:t>
-        </w:r>
-      </w:hyperlink>
+      <w:r>
+        <w:rPr>
+          <w:lang w:val="fr_FR" w:bidi="fr_FR"/>
+        </w:rPr>
+        <w:t>2Tm 4.12</w:t>
+      </w:r>
       <w:r>
         <w:rPr>
           <w:lang w:val="fr_FR" w:bidi="fr_FR"/>
         </w:rPr>
         <w:t>). Plus tard, il a été envoyé en Crète avec Tite (</w:t>
       </w:r>
-      <w:hyperlink r:id="rId120">
-        <w:r>
-          <w:rPr>
-            <w:lang w:val="fr_FR" w:bidi="fr_FR"/>
-          </w:rPr>
-          <w:rPr>
-            <w:color w:val="0000EE"/>
-            <w:u w:val="single"/>
-          </w:rPr>
-          <w:t>Ti 3.12</w:t>
-        </w:r>
-      </w:hyperlink>
+      <w:r>
+        <w:rPr>
+          <w:lang w:val="fr_FR" w:bidi="fr_FR"/>
+        </w:rPr>
+        <w:t>Ti 3.12</w:t>
+      </w:r>
       <w:r>
         <w:rPr>
           <w:lang w:val="fr_FR" w:bidi="fr_FR"/>
@@ -5767,18 +5065,12 @@
         </w:rPr>
         <w:t xml:space="preserve">Onésime était un esclave en fuite que Paul a renvoyé à Philémon, son maître (voir le </w:t>
       </w:r>
-      <w:hyperlink r:id="rId121">
-        <w:r>
-          <w:rPr>
-            <w:lang w:val="fr_FR" w:bidi="fr_FR"/>
-          </w:rPr>
-          <w:rPr>
-            <w:color w:val="0000EE"/>
-            <w:u w:val="single"/>
-          </w:rPr>
-          <w:t>livre de Philémon</w:t>
-        </w:r>
-      </w:hyperlink>
+      <w:r>
+        <w:rPr>
+          <w:lang w:val="fr_FR" w:bidi="fr_FR"/>
+        </w:rPr>
+        <w:t>livre de Philémon</w:t>
+      </w:r>
       <w:r>
         <w:rPr>
           <w:lang w:val="fr_FR" w:bidi="fr_FR"/>
@@ -5833,126 +5125,84 @@
         </w:rPr>
         <w:t>Aristarque était un nom courant, mais il s'agissait probablement du même homme originaire de Thessalonique (</w:t>
       </w:r>
-      <w:hyperlink r:id="rId122">
-        <w:r>
-          <w:rPr>
-            <w:lang w:val="fr_FR" w:bidi="fr_FR"/>
-          </w:rPr>
-          <w:rPr>
-            <w:color w:val="0000EE"/>
-            <w:u w:val="single"/>
-          </w:rPr>
-          <w:t xml:space="preserve">Ac 19.29 </w:t>
-        </w:r>
-      </w:hyperlink>
+      <w:r>
+        <w:rPr>
+          <w:lang w:val="fr_FR" w:bidi="fr_FR"/>
+        </w:rPr>
+        <w:t xml:space="preserve">Ac 19.29 </w:t>
+      </w:r>
       <w:r>
         <w:rPr>
           <w:lang w:val="fr_FR" w:bidi="fr_FR"/>
         </w:rPr>
         <w:t xml:space="preserve">; </w:t>
       </w:r>
-      <w:hyperlink r:id="rId117">
-        <w:r>
-          <w:rPr>
-            <w:lang w:val="fr_FR" w:bidi="fr_FR"/>
-          </w:rPr>
-          <w:rPr>
-            <w:color w:val="0000EE"/>
-            <w:u w:val="single"/>
-          </w:rPr>
-          <w:t>20.4</w:t>
-        </w:r>
-      </w:hyperlink>
+      <w:r>
+        <w:rPr>
+          <w:lang w:val="fr_FR" w:bidi="fr_FR"/>
+        </w:rPr>
+        <w:t>20.4</w:t>
+      </w:r>
       <w:r>
         <w:rPr>
           <w:lang w:val="fr_FR" w:bidi="fr_FR"/>
         </w:rPr>
         <w:t>) qui a accompagné Paul lors de son voyage à Rome (</w:t>
       </w:r>
-      <w:hyperlink r:id="rId123">
-        <w:r>
-          <w:rPr>
-            <w:lang w:val="fr_FR" w:bidi="fr_FR"/>
-          </w:rPr>
-          <w:rPr>
-            <w:color w:val="0000EE"/>
-            <w:u w:val="single"/>
-          </w:rPr>
-          <w:t>Ac 27.2</w:t>
-        </w:r>
-      </w:hyperlink>
+      <w:r>
+        <w:rPr>
+          <w:lang w:val="fr_FR" w:bidi="fr_FR"/>
+        </w:rPr>
+        <w:t>Ac 27.2</w:t>
+      </w:r>
       <w:r>
         <w:rPr>
           <w:lang w:val="fr_FR" w:bidi="fr_FR"/>
         </w:rPr>
         <w:t>). Les Actes n'indiquent pas qu'Aristarque était également en état d'arrestation, de sorte qu'il se trouvait peut-être volontairement en prison avec Paul, partageant sa détention afin de l'encourager et de l'aider dans son ministère. • Marc, le cousin de Barnabas, avait accompagné Barnabas et Paul lors de leur premier voyage missionnaire, mais les avait quittés avant la fin du voyage (</w:t>
       </w:r>
-      <w:hyperlink r:id="rId124">
-        <w:r>
-          <w:rPr>
-            <w:lang w:val="fr_FR" w:bidi="fr_FR"/>
-          </w:rPr>
-          <w:rPr>
-            <w:color w:val="0000EE"/>
-            <w:u w:val="single"/>
-          </w:rPr>
-          <w:t>Ac 13.13</w:t>
-        </w:r>
-      </w:hyperlink>
+      <w:r>
+        <w:rPr>
+          <w:lang w:val="fr_FR" w:bidi="fr_FR"/>
+        </w:rPr>
+        <w:t>Ac 13.13</w:t>
+      </w:r>
       <w:r>
         <w:rPr>
           <w:lang w:val="fr_FR" w:bidi="fr_FR"/>
         </w:rPr>
         <w:t>). Cette désertion a entraîné une rupture entre Paul et Barnabas alors que le deuxième voyage était sur le point de commencer (</w:t>
       </w:r>
-      <w:hyperlink r:id="rId125">
-        <w:r>
-          <w:rPr>
-            <w:lang w:val="fr_FR" w:bidi="fr_FR"/>
-          </w:rPr>
-          <w:rPr>
-            <w:color w:val="0000EE"/>
-            <w:u w:val="single"/>
-          </w:rPr>
-          <w:t>Ac 15.37–40</w:t>
-        </w:r>
-      </w:hyperlink>
+      <w:r>
+        <w:rPr>
+          <w:lang w:val="fr_FR" w:bidi="fr_FR"/>
+        </w:rPr>
+        <w:t>Ac 15.37–40</w:t>
+      </w:r>
       <w:r>
         <w:rPr>
           <w:lang w:val="fr_FR" w:bidi="fr_FR"/>
         </w:rPr>
         <w:t xml:space="preserve">). Paul et Marc se sont apparemment réconciliés (voir aussi </w:t>
       </w:r>
-      <w:hyperlink r:id="rId126">
-        <w:r>
-          <w:rPr>
-            <w:lang w:val="fr_FR" w:bidi="fr_FR"/>
-          </w:rPr>
-          <w:rPr>
-            <w:color w:val="0000EE"/>
-            <w:u w:val="single"/>
-          </w:rPr>
-          <w:t xml:space="preserve">2Tm 4.11 </w:t>
-        </w:r>
-      </w:hyperlink>
+      <w:r>
+        <w:rPr>
+          <w:lang w:val="fr_FR" w:bidi="fr_FR"/>
+        </w:rPr>
+        <w:t xml:space="preserve">2Tm 4.11 </w:t>
+      </w:r>
       <w:r>
         <w:rPr>
           <w:lang w:val="fr_FR" w:bidi="fr_FR"/>
         </w:rPr>
         <w:t xml:space="preserve">; </w:t>
       </w:r>
-      <w:hyperlink r:id="rId127">
-        <w:r>
-          <w:rPr>
-            <w:lang w:val="fr_FR" w:bidi="fr_FR"/>
-          </w:rPr>
-          <w:rPr>
-            <w:color w:val="0000EE"/>
-            <w:u w:val="single"/>
-          </w:rPr>
-          <w:t>Phm 1.24</w:t>
-        </w:r>
-      </w:hyperlink>
+      <w:r>
+        <w:rPr>
+          <w:lang w:val="fr_FR" w:bidi="fr_FR"/>
+        </w:rPr>
+        <w:t>Phm 1.24</w:t>
+      </w:r>
       <w:r>
         <w:rPr>
           <w:lang w:val="fr_FR" w:bidi="fr_FR"/>
@@ -6007,18 +5257,12 @@
         </w:rPr>
         <w:t xml:space="preserve">Cinq des six personnes citées sont également mentionnées dans </w:t>
       </w:r>
-      <w:hyperlink r:id="rId128">
-        <w:r>
-          <w:rPr>
-            <w:lang w:val="fr_FR" w:bidi="fr_FR"/>
-          </w:rPr>
-          <w:rPr>
-            <w:color w:val="0000EE"/>
-            <w:u w:val="single"/>
-          </w:rPr>
-          <w:t>Phm 1.23–24</w:t>
-        </w:r>
-      </w:hyperlink>
+      <w:r>
+        <w:rPr>
+          <w:lang w:val="fr_FR" w:bidi="fr_FR"/>
+        </w:rPr>
+        <w:t>Phm 1.23–24</w:t>
+      </w:r>
       <w:r>
         <w:rPr>
           <w:lang w:val="fr_FR" w:bidi="fr_FR"/>
@@ -6208,36 +5452,24 @@
         </w:rPr>
         <w:t xml:space="preserve">Luc, le médecin bien-aimé, est bien connu comme l'auteur des Actes des Apôtres et de l'Évangile qui porte son nom. Ce verset est la seule preuve de deux faits concernant Luc : il était médecin et n'était pas un croyant juif (voir </w:t>
       </w:r>
-      <w:hyperlink r:id="rId129">
-        <w:r>
-          <w:rPr>
-            <w:lang w:val="fr_FR" w:bidi="fr_FR"/>
-          </w:rPr>
-          <w:rPr>
-            <w:color w:val="0000EE"/>
-            <w:u w:val="single"/>
-          </w:rPr>
-          <w:t>Col 4.10–11</w:t>
-        </w:r>
-      </w:hyperlink>
+      <w:r>
+        <w:rPr>
+          <w:lang w:val="fr_FR" w:bidi="fr_FR"/>
+        </w:rPr>
+        <w:t>Col 4.10–11</w:t>
+      </w:r>
       <w:r>
         <w:rPr>
           <w:lang w:val="fr_FR" w:bidi="fr_FR"/>
         </w:rPr>
         <w:t>). • Contrairement aux autres personnes citées dans ce passage, aucun détail n'est donné sur Démas. Peut-être que Paul ne le connaissait pas bien. Démas a ensuite abandonné Paul (</w:t>
       </w:r>
-      <w:hyperlink r:id="rId130">
-        <w:r>
-          <w:rPr>
-            <w:lang w:val="fr_FR" w:bidi="fr_FR"/>
-          </w:rPr>
-          <w:rPr>
-            <w:color w:val="0000EE"/>
-            <w:u w:val="single"/>
-          </w:rPr>
-          <w:t>2Tm 4.10</w:t>
-        </w:r>
-      </w:hyperlink>
+      <w:r>
+        <w:rPr>
+          <w:lang w:val="fr_FR" w:bidi="fr_FR"/>
+        </w:rPr>
+        <w:t>2Tm 4.10</w:t>
+      </w:r>
       <w:r>
         <w:rPr>
           <w:lang w:val="fr_FR" w:bidi="fr_FR"/>
@@ -6388,18 +5620,12 @@
         </w:rPr>
         <w:t xml:space="preserve">Archippe : voir aussi </w:t>
       </w:r>
-      <w:hyperlink r:id="rId131">
-        <w:r>
-          <w:rPr>
-            <w:lang w:val="fr_FR" w:bidi="fr_FR"/>
-          </w:rPr>
-          <w:rPr>
-            <w:color w:val="0000EE"/>
-            <w:u w:val="single"/>
-          </w:rPr>
-          <w:t>Phm 1.2</w:t>
-        </w:r>
-      </w:hyperlink>
+      <w:r>
+        <w:rPr>
+          <w:lang w:val="fr_FR" w:bidi="fr_FR"/>
+        </w:rPr>
+        <w:t>Phm 1.2</w:t>
+      </w:r>
       <w:r>
         <w:rPr>
           <w:lang w:val="fr_FR" w:bidi="fr_FR"/>
@@ -6473,18 +5699,12 @@
         </w:rPr>
         <w:t xml:space="preserve">, qui aurait été formé à une écriture soignée et concise. En guise d'authentification de la lettre, Paul a ajouté ses propres salutations manuscrites à la fin de la lettre. (cf. le commentaire de Paul dans </w:t>
       </w:r>
-      <w:hyperlink r:id="rId132">
-        <w:r>
-          <w:rPr>
-            <w:lang w:val="fr_FR" w:bidi="fr_FR"/>
-          </w:rPr>
-          <w:rPr>
-            <w:color w:val="0000EE"/>
-            <w:u w:val="single"/>
-          </w:rPr>
-          <w:t>2Th 2.2</w:t>
-        </w:r>
-      </w:hyperlink>
+      <w:r>
+        <w:rPr>
+          <w:lang w:val="fr_FR" w:bidi="fr_FR"/>
+        </w:rPr>
+        <w:t>2Th 2.2</w:t>
+      </w:r>
       <w:r>
         <w:rPr>
           <w:lang w:val="fr_FR" w:bidi="fr_FR"/>
